--- a/ASYLUM_NEW_COMER.docx
+++ b/ASYLUM_NEW_COMER.docx
@@ -30,6 +30,10 @@
     <w:p>
       <w:pPr>
         <w:pStyle w:val="BodyText"/>
+        <w:tabs>
+          <w:tab w:val="left" w:pos="10206"/>
+        </w:tabs>
+        <w:ind w:right="652"/>
         <w:rPr>
           <w:b/>
         </w:rPr>
@@ -54,12 +58,6 @@
           <w:b/>
         </w:rPr>
       </w:pPr>
-      <w:r>
-        <w:rPr>
-          <w:b/>
-        </w:rPr>
-        <w:t xml:space="preserve"> </w:t>
-      </w:r>
       <w:r>
         <w:rPr>
           <w:b/>
@@ -356,15 +354,6 @@
         <w:spacing w:after="120"/>
         <w:ind w:right="652"/>
       </w:pPr>
-    </w:p>
-    <w:p>
-      <w:pPr>
-        <w:tabs>
-          <w:tab w:val="left" w:pos="10206"/>
-        </w:tabs>
-        <w:spacing w:after="120"/>
-        <w:ind w:right="652"/>
-      </w:pPr>
       <w:r>
         <w:t>Dear Sir / Madam,</w:t>
       </w:r>
@@ -460,7 +449,7 @@
     </w:p>
     <w:tbl>
       <w:tblPr>
-        <w:tblW w:w="10548" w:type="dxa"/>
+        <w:tblW w:w="9360" w:type="dxa"/>
         <w:tblBorders>
           <w:top w:val="single" w:sz="4" w:space="0" w:color="auto"/>
           <w:left w:val="single" w:sz="4" w:space="0" w:color="auto"/>
@@ -476,12 +465,12 @@
         <w:tblLook w:val="04A0" w:firstRow="1" w:lastRow="0" w:firstColumn="1" w:lastColumn="0" w:noHBand="0" w:noVBand="1"/>
       </w:tblPr>
       <w:tblGrid>
-        <w:gridCol w:w="10548"/>
+        <w:gridCol w:w="9360"/>
       </w:tblGrid>
       <w:tr>
         <w:tc>
           <w:tcPr>
-            <w:tcW w:w="10548" w:type="dxa"/>
+            <w:tcW w:w="9360" w:type="dxa"/>
             <w:tcBorders>
               <w:top w:val="single" w:sz="8" w:space="0" w:color="1A6B3A"/>
               <w:left w:val="single" w:sz="24" w:space="0" w:color="1A6B3A"/>
@@ -928,1893 +917,6 @@
         <w:spacing w:after="80"/>
         <w:ind w:right="652"/>
       </w:pPr>
-    </w:p>
-    <w:tbl>
-      <w:tblPr>
-        <w:tblW w:w="10832" w:type="dxa"/>
-        <w:tblBorders>
-          <w:top w:val="single" w:sz="4" w:space="0" w:color="auto"/>
-          <w:left w:val="single" w:sz="4" w:space="0" w:color="auto"/>
-          <w:bottom w:val="single" w:sz="4" w:space="0" w:color="auto"/>
-          <w:right w:val="single" w:sz="4" w:space="0" w:color="auto"/>
-          <w:insideH w:val="single" w:sz="4" w:space="0" w:color="auto"/>
-          <w:insideV w:val="single" w:sz="4" w:space="0" w:color="auto"/>
-        </w:tblBorders>
-        <w:tblCellMar>
-          <w:left w:w="10" w:type="dxa"/>
-          <w:right w:w="10" w:type="dxa"/>
-        </w:tblCellMar>
-        <w:tblLook w:val="04A0" w:firstRow="1" w:lastRow="0" w:firstColumn="1" w:lastColumn="0" w:noHBand="0" w:noVBand="1"/>
-      </w:tblPr>
-      <w:tblGrid>
-        <w:gridCol w:w="10832"/>
-      </w:tblGrid>
-      <w:tr>
-        <w:tc>
-          <w:tcPr>
-            <w:tcW w:w="10832" w:type="dxa"/>
-            <w:tcBorders>
-              <w:top w:val="single" w:sz="4" w:space="0" w:color="D0D0D0"/>
-              <w:left w:val="single" w:sz="20" w:space="0" w:color="2E75B6"/>
-              <w:bottom w:val="single" w:sz="4" w:space="0" w:color="D0D0D0"/>
-              <w:right w:val="single" w:sz="4" w:space="0" w:color="D0D0D0"/>
-            </w:tcBorders>
-            <w:shd w:val="clear" w:color="auto" w:fill="EAF3FB"/>
-            <w:tcMar>
-              <w:top w:w="120" w:type="dxa"/>
-              <w:left w:w="200" w:type="dxa"/>
-              <w:bottom w:w="120" w:type="dxa"/>
-              <w:right w:w="160" w:type="dxa"/>
-            </w:tcMar>
-          </w:tcPr>
-          <w:p>
-            <w:pPr>
-              <w:tabs>
-                <w:tab w:val="left" w:pos="10206"/>
-              </w:tabs>
-              <w:spacing w:after="60"/>
-              <w:ind w:right="652"/>
-            </w:pPr>
-            <w:r>
-              <w:rPr>
-                <w:b/>
-                <w:bCs/>
-                <w:color w:val="1B2A4A"/>
-                <w:sz w:val="20"/>
-                <w:szCs w:val="20"/>
-              </w:rPr>
-              <w:t>Majiedt J, Scalabrini v Minister of Home Affairs [2026] ZACC 30, paragraph 102</w:t>
-            </w:r>
-          </w:p>
-          <w:p>
-            <w:pPr>
-              <w:tabs>
-                <w:tab w:val="left" w:pos="10206"/>
-              </w:tabs>
-              <w:ind w:right="652"/>
-            </w:pPr>
-            <w:r>
-              <w:rPr>
-                <w:i/>
-                <w:iCs/>
-                <w:color w:val="595959"/>
-                <w:sz w:val="20"/>
-                <w:szCs w:val="20"/>
-              </w:rPr>
-              <w:t>"It subjects vulnerable asylum seekers to yet another bureaucratic step in the process to allow them to apply for refugee status, with no clear parameters for the officials applying it, and, further, no consequence once they have done so. This is an arbitrary exercise of state power."</w:t>
-            </w:r>
-          </w:p>
-        </w:tc>
-      </w:tr>
-    </w:tbl>
-    <w:p>
-      <w:pPr>
-        <w:tabs>
-          <w:tab w:val="left" w:pos="10206"/>
-        </w:tabs>
-        <w:spacing w:after="140"/>
-        <w:ind w:right="652"/>
-      </w:pPr>
-    </w:p>
-    <w:p>
-      <w:pPr>
-        <w:tabs>
-          <w:tab w:val="left" w:pos="10206"/>
-        </w:tabs>
-        <w:spacing w:before="200" w:after="100"/>
-        <w:ind w:right="652"/>
-      </w:pPr>
-      <w:proofErr w:type="gramStart"/>
-      <w:r>
-        <w:rPr>
-          <w:b/>
-          <w:bCs/>
-          <w:color w:val="1B2A4A"/>
-        </w:rPr>
-        <w:t>2.3  The</w:t>
-      </w:r>
-      <w:proofErr w:type="gramEnd"/>
-      <w:r>
-        <w:rPr>
-          <w:b/>
-          <w:bCs/>
-          <w:color w:val="1B2A4A"/>
-        </w:rPr>
-        <w:t xml:space="preserve"> Direct Effect on </w:t>
-      </w:r>
-      <w:r>
-        <w:rPr>
-          <w:b/>
-          <w:bCs/>
-          <w:color w:val="1B2A4A"/>
-        </w:rPr>
-        <w:t>[title] [full names]</w:t>
-      </w:r>
-    </w:p>
-    <w:tbl>
-      <w:tblPr>
-        <w:tblW w:w="10832" w:type="dxa"/>
-        <w:tblBorders>
-          <w:top w:val="single" w:sz="4" w:space="0" w:color="auto"/>
-          <w:left w:val="single" w:sz="4" w:space="0" w:color="auto"/>
-          <w:bottom w:val="single" w:sz="4" w:space="0" w:color="auto"/>
-          <w:right w:val="single" w:sz="4" w:space="0" w:color="auto"/>
-          <w:insideH w:val="single" w:sz="4" w:space="0" w:color="auto"/>
-          <w:insideV w:val="single" w:sz="4" w:space="0" w:color="auto"/>
-        </w:tblBorders>
-        <w:tblCellMar>
-          <w:left w:w="10" w:type="dxa"/>
-          <w:right w:w="10" w:type="dxa"/>
-        </w:tblCellMar>
-        <w:tblLook w:val="04A0" w:firstRow="1" w:lastRow="0" w:firstColumn="1" w:lastColumn="0" w:noHBand="0" w:noVBand="1"/>
-      </w:tblPr>
-      <w:tblGrid>
-        <w:gridCol w:w="10832"/>
-      </w:tblGrid>
-      <w:tr>
-        <w:tc>
-          <w:tcPr>
-            <w:tcW w:w="10832" w:type="dxa"/>
-            <w:tcBorders>
-              <w:top w:val="single" w:sz="8" w:space="0" w:color="1A6B3A"/>
-              <w:left w:val="single" w:sz="24" w:space="0" w:color="1A6B3A"/>
-              <w:bottom w:val="single" w:sz="4" w:space="0" w:color="1A6B3A"/>
-              <w:right w:val="single" w:sz="4" w:space="0" w:color="D0D0D0"/>
-            </w:tcBorders>
-            <w:shd w:val="clear" w:color="auto" w:fill="F0FFF4"/>
-            <w:tcMar>
-              <w:top w:w="140" w:type="dxa"/>
-              <w:left w:w="200" w:type="dxa"/>
-              <w:bottom w:w="140" w:type="dxa"/>
-              <w:right w:w="200" w:type="dxa"/>
-            </w:tcMar>
-          </w:tcPr>
-          <w:p>
-            <w:pPr>
-              <w:tabs>
-                <w:tab w:val="left" w:pos="10206"/>
-              </w:tabs>
-              <w:spacing w:after="80"/>
-              <w:ind w:right="652"/>
-            </w:pPr>
-            <w:r>
-              <w:rPr>
-                <w:b/>
-                <w:bCs/>
-                <w:color w:val="1A6B3A"/>
-              </w:rPr>
-              <w:t>✅  What This Means for This Applicant</w:t>
-            </w:r>
-          </w:p>
-          <w:p>
-            <w:pPr>
-              <w:tabs>
-                <w:tab w:val="left" w:pos="10206"/>
-              </w:tabs>
-              <w:spacing w:after="80"/>
-              <w:ind w:right="652"/>
-            </w:pPr>
-            <w:r>
-              <w:rPr>
-                <w:color w:val="1A1A1A"/>
-                <w:sz w:val="21"/>
-                <w:szCs w:val="21"/>
-              </w:rPr>
-              <w:t>[title] [</w:t>
-            </w:r>
-            <w:proofErr w:type="gramStart"/>
-            <w:r>
-              <w:rPr>
-                <w:color w:val="1A1A1A"/>
-                <w:sz w:val="21"/>
-                <w:szCs w:val="21"/>
-              </w:rPr>
-              <w:t>full</w:t>
-            </w:r>
-            <w:proofErr w:type="gramEnd"/>
-            <w:r>
-              <w:rPr>
-                <w:color w:val="1A1A1A"/>
-                <w:sz w:val="21"/>
-                <w:szCs w:val="21"/>
-              </w:rPr>
-              <w:t xml:space="preserve"> names]</w:t>
-            </w:r>
-            <w:r>
-              <w:rPr>
-                <w:color w:val="1A1A1A"/>
-                <w:sz w:val="21"/>
-                <w:szCs w:val="21"/>
-              </w:rPr>
-              <w:t xml:space="preserve"> cannot be turned away from the asylum system on account of: how they entered South Africa; whether they hold a Form 23 transit visa; how long they have been in South Africa before applying; whether they reported to an RRO within five days.</w:t>
-            </w:r>
-          </w:p>
-          <w:p>
-            <w:pPr>
-              <w:tabs>
-                <w:tab w:val="left" w:pos="10206"/>
-              </w:tabs>
-              <w:spacing w:after="80"/>
-              <w:ind w:right="652"/>
-            </w:pPr>
-            <w:r>
-              <w:rPr>
-                <w:color w:val="1A1A1A"/>
-                <w:sz w:val="21"/>
-                <w:szCs w:val="21"/>
-              </w:rPr>
-              <w:t>Any official who attempts to apply the transit visa interview process (section 21(1B)) is applying a provision that has been declared UNCONSTITUTIONAL by the highest court in South Africa.</w:t>
-            </w:r>
-          </w:p>
-          <w:p>
-            <w:pPr>
-              <w:tabs>
-                <w:tab w:val="left" w:pos="10206"/>
-              </w:tabs>
-              <w:spacing w:after="80"/>
-              <w:ind w:right="652"/>
-            </w:pPr>
-            <w:r>
-              <w:rPr>
-                <w:color w:val="1A1A1A"/>
-                <w:sz w:val="21"/>
-                <w:szCs w:val="21"/>
-              </w:rPr>
-              <w:t>The only question the Department of Home Affairs may now ask is: does this person have a genuine, well-founded fear of persecution in their country of origin? That question must be assessed on its merits by a trained Refugee Status Determination Officer.</w:t>
-            </w:r>
-          </w:p>
-          <w:p>
-            <w:pPr>
-              <w:tabs>
-                <w:tab w:val="left" w:pos="10206"/>
-              </w:tabs>
-              <w:spacing w:after="80"/>
-              <w:ind w:right="652"/>
-            </w:pPr>
-            <w:r>
-              <w:rPr>
-                <w:color w:val="1A1A1A"/>
-                <w:sz w:val="21"/>
-                <w:szCs w:val="21"/>
-              </w:rPr>
-              <w:t>This applicant is entitled to submit their asylum application at any Refugee Reception Office without any prior procedural interview or transit visa requirement.</w:t>
-            </w:r>
-          </w:p>
-        </w:tc>
-      </w:tr>
-    </w:tbl>
-    <w:p>
-      <w:pPr>
-        <w:tabs>
-          <w:tab w:val="left" w:pos="10206"/>
-        </w:tabs>
-        <w:spacing w:after="160"/>
-        <w:ind w:right="652"/>
-      </w:pPr>
-    </w:p>
-    <w:p>
-      <w:pPr>
-        <w:tabs>
-          <w:tab w:val="left" w:pos="10206"/>
-        </w:tabs>
-        <w:spacing w:before="200" w:after="100"/>
-        <w:ind w:right="652"/>
-      </w:pPr>
-      <w:r>
-        <w:rPr>
-          <w:b/>
-          <w:bCs/>
-          <w:color w:val="1B2A4A"/>
-        </w:rPr>
-        <w:t>2.4  Further, Independent Protection Should Any Immigration Act Charge Arise — Full Bench Judgment, 2 September 2026 (NEW)</w:t>
-      </w:r>
-    </w:p>
-    <w:p>
-      <w:pPr>
-        <w:tabs>
-          <w:tab w:val="left" w:pos="10206"/>
-        </w:tabs>
-        <w:spacing w:after="140"/>
-        <w:ind w:right="652"/>
-      </w:pPr>
-      <w:r>
-        <w:t xml:space="preserve">Out of an abundance of caution, and in case </w:t>
-      </w:r>
-      <w:r>
-        <w:t>[title] [full names]</w:t>
-      </w:r>
-      <w:r>
-        <w:t xml:space="preserve"> is ever arrested or charged with an offence under section 49(1</w:t>
-      </w:r>
-      <w:proofErr w:type="gramStart"/>
-      <w:r>
-        <w:t>)(</w:t>
-      </w:r>
-      <w:proofErr w:type="gramEnd"/>
-      <w:r>
-        <w:t>a) of the Immigration Act 13 of 2002 while this asylum application remains pending, we draw attention to two further, independent and binding authorities of the Western Cape High Court confirming that criminal proceedings and administrative deportation are separate processes that must not be conflated.</w:t>
-      </w:r>
-    </w:p>
-    <w:tbl>
-      <w:tblPr>
-        <w:tblW w:w="10832" w:type="dxa"/>
-        <w:tblBorders>
-          <w:top w:val="single" w:sz="4" w:space="0" w:color="auto"/>
-          <w:left w:val="single" w:sz="4" w:space="0" w:color="auto"/>
-          <w:bottom w:val="single" w:sz="4" w:space="0" w:color="auto"/>
-          <w:right w:val="single" w:sz="4" w:space="0" w:color="auto"/>
-          <w:insideH w:val="single" w:sz="4" w:space="0" w:color="auto"/>
-          <w:insideV w:val="single" w:sz="4" w:space="0" w:color="auto"/>
-        </w:tblBorders>
-        <w:tblCellMar>
-          <w:left w:w="10" w:type="dxa"/>
-          <w:right w:w="10" w:type="dxa"/>
-        </w:tblCellMar>
-        <w:tblLook w:val="04A0" w:firstRow="1" w:lastRow="0" w:firstColumn="1" w:lastColumn="0" w:noHBand="0" w:noVBand="1"/>
-      </w:tblPr>
-      <w:tblGrid>
-        <w:gridCol w:w="10832"/>
-      </w:tblGrid>
-      <w:tr>
-        <w:tc>
-          <w:tcPr>
-            <w:tcW w:w="10832" w:type="dxa"/>
-            <w:tcBorders>
-              <w:top w:val="single" w:sz="4" w:space="0" w:color="D0D0D0"/>
-              <w:left w:val="single" w:sz="20" w:space="0" w:color="2E75B6"/>
-              <w:bottom w:val="single" w:sz="4" w:space="0" w:color="D0D0D0"/>
-              <w:right w:val="single" w:sz="4" w:space="0" w:color="D0D0D0"/>
-            </w:tcBorders>
-            <w:shd w:val="clear" w:color="auto" w:fill="EAF3FB"/>
-            <w:tcMar>
-              <w:top w:w="120" w:type="dxa"/>
-              <w:left w:w="200" w:type="dxa"/>
-              <w:bottom w:w="120" w:type="dxa"/>
-              <w:right w:w="160" w:type="dxa"/>
-            </w:tcMar>
-          </w:tcPr>
-          <w:p>
-            <w:pPr>
-              <w:tabs>
-                <w:tab w:val="left" w:pos="10206"/>
-              </w:tabs>
-              <w:spacing w:after="60"/>
-              <w:ind w:right="652"/>
-            </w:pPr>
-            <w:r>
-              <w:rPr>
-                <w:b/>
-                <w:bCs/>
-                <w:color w:val="1B2A4A"/>
-                <w:sz w:val="20"/>
-                <w:szCs w:val="20"/>
-              </w:rPr>
-              <w:t>The State v Ibrahim Hashim (Kinyo) and Others — Full Bench, Western Cape High Court (Henney J, Slingers J, Kantor AJ), handed down 2 September 2026</w:t>
-            </w:r>
-          </w:p>
-          <w:p>
-            <w:pPr>
-              <w:tabs>
-                <w:tab w:val="left" w:pos="10206"/>
-              </w:tabs>
-              <w:ind w:right="652"/>
-            </w:pPr>
-            <w:r>
-              <w:rPr>
-                <w:i/>
-                <w:iCs/>
-                <w:color w:val="595959"/>
-                <w:sz w:val="20"/>
-                <w:szCs w:val="20"/>
-              </w:rPr>
-              <w:t>"On convicting an accused of contravening section 49(1)(a) of the Immigration Act 13 of 2002, a magistrates’ court does not have the power to make an order for the deportation of that accused." The Full Bench held that deportation is an administrative function reserved exclusively to immigration officers under section 34 of the Immigration Act, and expressly declined to follow the earlier decision in S v Cuna, which it found to be wrongly decided.</w:t>
-            </w:r>
-          </w:p>
-        </w:tc>
-      </w:tr>
-    </w:tbl>
-    <w:p>
-      <w:pPr>
-        <w:tabs>
-          <w:tab w:val="left" w:pos="10206"/>
-        </w:tabs>
-        <w:spacing w:after="140"/>
-        <w:ind w:right="652"/>
-      </w:pPr>
-    </w:p>
-    <w:tbl>
-      <w:tblPr>
-        <w:tblW w:w="10406" w:type="dxa"/>
-        <w:tblBorders>
-          <w:top w:val="single" w:sz="4" w:space="0" w:color="auto"/>
-          <w:left w:val="single" w:sz="4" w:space="0" w:color="auto"/>
-          <w:bottom w:val="single" w:sz="4" w:space="0" w:color="auto"/>
-          <w:right w:val="single" w:sz="4" w:space="0" w:color="auto"/>
-          <w:insideH w:val="single" w:sz="4" w:space="0" w:color="auto"/>
-          <w:insideV w:val="single" w:sz="4" w:space="0" w:color="auto"/>
-        </w:tblBorders>
-        <w:tblCellMar>
-          <w:left w:w="10" w:type="dxa"/>
-          <w:right w:w="10" w:type="dxa"/>
-        </w:tblCellMar>
-        <w:tblLook w:val="04A0" w:firstRow="1" w:lastRow="0" w:firstColumn="1" w:lastColumn="0" w:noHBand="0" w:noVBand="1"/>
-      </w:tblPr>
-      <w:tblGrid>
-        <w:gridCol w:w="10406"/>
-      </w:tblGrid>
-      <w:tr>
-        <w:tc>
-          <w:tcPr>
-            <w:tcW w:w="10406" w:type="dxa"/>
-            <w:tcBorders>
-              <w:top w:val="single" w:sz="4" w:space="0" w:color="D0D0D0"/>
-              <w:left w:val="single" w:sz="20" w:space="0" w:color="2E75B6"/>
-              <w:bottom w:val="single" w:sz="4" w:space="0" w:color="D0D0D0"/>
-              <w:right w:val="single" w:sz="4" w:space="0" w:color="D0D0D0"/>
-            </w:tcBorders>
-            <w:shd w:val="clear" w:color="auto" w:fill="EAF3FB"/>
-            <w:tcMar>
-              <w:top w:w="120" w:type="dxa"/>
-              <w:left w:w="200" w:type="dxa"/>
-              <w:bottom w:w="120" w:type="dxa"/>
-              <w:right w:w="160" w:type="dxa"/>
-            </w:tcMar>
-          </w:tcPr>
-          <w:p>
-            <w:pPr>
-              <w:tabs>
-                <w:tab w:val="left" w:pos="10206"/>
-              </w:tabs>
-              <w:spacing w:after="60"/>
-              <w:ind w:right="652"/>
-            </w:pPr>
-            <w:r>
-              <w:rPr>
-                <w:b/>
-                <w:bCs/>
-                <w:color w:val="1B2A4A"/>
-                <w:sz w:val="20"/>
-                <w:szCs w:val="20"/>
-              </w:rPr>
-              <w:t>Mba v Magistrate Simlah — Somerset West Magistrate’s Court and Others [2026] ZAWCHC 196 (30 April 2026) — Montzinger AJ, Western Cape High Court</w:t>
-            </w:r>
-          </w:p>
-          <w:p>
-            <w:pPr>
-              <w:tabs>
-                <w:tab w:val="left" w:pos="10206"/>
-              </w:tabs>
-              <w:ind w:right="652"/>
-            </w:pPr>
-            <w:r>
-              <w:rPr>
-                <w:i/>
-                <w:iCs/>
-                <w:color w:val="595959"/>
-                <w:sz w:val="20"/>
-                <w:szCs w:val="20"/>
-              </w:rPr>
-              <w:t xml:space="preserve">Every deprivation of liberty is presumptively unlawful, and once a detained person places the lawfulness of his or her detention in issue, the onus rests on the State to prove that every peremptory procedural requirement was complied with — including proof that an immigration officer (not a magistrate) effected </w:t>
-            </w:r>
-            <w:r>
-              <w:rPr>
-                <w:i/>
-                <w:iCs/>
-                <w:color w:val="595959"/>
-                <w:sz w:val="20"/>
-                <w:szCs w:val="20"/>
-              </w:rPr>
-              <w:lastRenderedPageBreak/>
-              <w:t>the arrest, that a Form 28 detention warrant was issued, that a Form 29 notice of rights was given, and that the statutory discretion in favour of liberty (in favorem libertatis) was genuinely exercised rather than applied as a blanket policy.</w:t>
-            </w:r>
-          </w:p>
-        </w:tc>
-      </w:tr>
-    </w:tbl>
-    <w:p>
-      <w:pPr>
-        <w:tabs>
-          <w:tab w:val="left" w:pos="10206"/>
-        </w:tabs>
-        <w:spacing w:after="160"/>
-        <w:ind w:right="652"/>
-      </w:pPr>
-    </w:p>
-    <w:tbl>
-      <w:tblPr>
-        <w:tblW w:w="10832" w:type="dxa"/>
-        <w:tblBorders>
-          <w:top w:val="single" w:sz="4" w:space="0" w:color="auto"/>
-          <w:left w:val="single" w:sz="4" w:space="0" w:color="auto"/>
-          <w:bottom w:val="single" w:sz="4" w:space="0" w:color="auto"/>
-          <w:right w:val="single" w:sz="4" w:space="0" w:color="auto"/>
-          <w:insideH w:val="single" w:sz="4" w:space="0" w:color="auto"/>
-          <w:insideV w:val="single" w:sz="4" w:space="0" w:color="auto"/>
-        </w:tblBorders>
-        <w:tblCellMar>
-          <w:left w:w="10" w:type="dxa"/>
-          <w:right w:w="10" w:type="dxa"/>
-        </w:tblCellMar>
-        <w:tblLook w:val="04A0" w:firstRow="1" w:lastRow="0" w:firstColumn="1" w:lastColumn="0" w:noHBand="0" w:noVBand="1"/>
-      </w:tblPr>
-      <w:tblGrid>
-        <w:gridCol w:w="10832"/>
-      </w:tblGrid>
-      <w:tr>
-        <w:tc>
-          <w:tcPr>
-            <w:tcW w:w="10832" w:type="dxa"/>
-            <w:tcBorders>
-              <w:top w:val="single" w:sz="8" w:space="0" w:color="1A6B3A"/>
-              <w:left w:val="single" w:sz="24" w:space="0" w:color="1A6B3A"/>
-              <w:bottom w:val="single" w:sz="4" w:space="0" w:color="1A6B3A"/>
-              <w:right w:val="single" w:sz="4" w:space="0" w:color="D0D0D0"/>
-            </w:tcBorders>
-            <w:shd w:val="clear" w:color="auto" w:fill="F0FFF4"/>
-            <w:tcMar>
-              <w:top w:w="140" w:type="dxa"/>
-              <w:left w:w="200" w:type="dxa"/>
-              <w:bottom w:w="140" w:type="dxa"/>
-              <w:right w:w="200" w:type="dxa"/>
-            </w:tcMar>
-          </w:tcPr>
-          <w:p>
-            <w:pPr>
-              <w:tabs>
-                <w:tab w:val="left" w:pos="10206"/>
-              </w:tabs>
-              <w:spacing w:after="80"/>
-              <w:ind w:right="652"/>
-            </w:pPr>
-            <w:r>
-              <w:rPr>
-                <w:b/>
-                <w:bCs/>
-                <w:color w:val="1A6B3A"/>
-              </w:rPr>
-              <w:t>✅  What This Additional Protection Means for This Applicant</w:t>
-            </w:r>
-          </w:p>
-          <w:p>
-            <w:pPr>
-              <w:tabs>
-                <w:tab w:val="left" w:pos="10206"/>
-              </w:tabs>
-              <w:spacing w:after="80"/>
-              <w:ind w:right="652"/>
-            </w:pPr>
-            <w:r>
-              <w:rPr>
-                <w:color w:val="1A1A1A"/>
-                <w:sz w:val="21"/>
-                <w:szCs w:val="21"/>
-              </w:rPr>
-              <w:t xml:space="preserve">Even if </w:t>
-            </w:r>
-            <w:r>
-              <w:rPr>
-                <w:color w:val="1A1A1A"/>
-                <w:sz w:val="21"/>
-                <w:szCs w:val="21"/>
-              </w:rPr>
-              <w:t>[title] [full names]</w:t>
-            </w:r>
-            <w:r>
-              <w:rPr>
-                <w:color w:val="1A1A1A"/>
-                <w:sz w:val="21"/>
-                <w:szCs w:val="21"/>
-              </w:rPr>
-              <w:t xml:space="preserve"> is ever arrested or brought before a magistrate on a charge under section 49(1</w:t>
-            </w:r>
-            <w:proofErr w:type="gramStart"/>
-            <w:r>
-              <w:rPr>
-                <w:color w:val="1A1A1A"/>
-                <w:sz w:val="21"/>
-                <w:szCs w:val="21"/>
-              </w:rPr>
-              <w:t>)(</w:t>
-            </w:r>
-            <w:proofErr w:type="gramEnd"/>
-            <w:r>
-              <w:rPr>
-                <w:color w:val="1A1A1A"/>
-                <w:sz w:val="21"/>
-                <w:szCs w:val="21"/>
-              </w:rPr>
-              <w:t>a), the magistrate has no lawful power to order his deportation, or his detention pending deportation, as part of any criminal sentence.</w:t>
-            </w:r>
-          </w:p>
-          <w:p>
-            <w:pPr>
-              <w:tabs>
-                <w:tab w:val="left" w:pos="10206"/>
-              </w:tabs>
-              <w:spacing w:after="80"/>
-              <w:ind w:right="652"/>
-            </w:pPr>
-            <w:r>
-              <w:rPr>
-                <w:color w:val="1A1A1A"/>
-                <w:sz w:val="21"/>
-                <w:szCs w:val="21"/>
-              </w:rPr>
-              <w:t>Any administrative detention pending deportation must independently satisfy the strict procedural requirements confirmed in Mba: arrest by an immigration officer specifically exercising individual discretion, a Form 28 detention warrant, a Form 29 notice of rights, and confirmation by a court within 48 hours if requested, with detention beyond 30 days requiring a further court warrant.</w:t>
-            </w:r>
-          </w:p>
-          <w:p>
-            <w:pPr>
-              <w:tabs>
-                <w:tab w:val="left" w:pos="10206"/>
-              </w:tabs>
-              <w:spacing w:after="80"/>
-              <w:ind w:right="652"/>
-            </w:pPr>
-            <w:r>
-              <w:rPr>
-                <w:color w:val="1A1A1A"/>
-                <w:sz w:val="21"/>
-                <w:szCs w:val="21"/>
-              </w:rPr>
-              <w:t>Home Affairs bears the onus of proving that any such detention is lawful; it is not for the applicant to prove that it is unlawful.</w:t>
-            </w:r>
-          </w:p>
-          <w:p>
-            <w:pPr>
-              <w:tabs>
-                <w:tab w:val="left" w:pos="10206"/>
-              </w:tabs>
-              <w:spacing w:after="80"/>
-              <w:ind w:right="652"/>
-            </w:pPr>
-            <w:r>
-              <w:rPr>
-                <w:color w:val="1A1A1A"/>
-                <w:sz w:val="21"/>
-                <w:szCs w:val="21"/>
-              </w:rPr>
-              <w:t>This is a secondary, backstop protection only. The applicant’s primary and overriding protection remains his status as an asylum seeker under the Refugees Act and the Scalabrini judgment (Section 2 above), which applies regardless of, and in priority to, any Immigration Act proceedings.</w:t>
-            </w:r>
-          </w:p>
-        </w:tc>
-      </w:tr>
-    </w:tbl>
-    <w:p>
-      <w:pPr>
-        <w:tabs>
-          <w:tab w:val="left" w:pos="10206"/>
-        </w:tabs>
-        <w:spacing w:after="160"/>
-        <w:ind w:right="652"/>
-      </w:pPr>
-    </w:p>
-    <w:p>
-      <w:pPr>
-        <w:tabs>
-          <w:tab w:val="left" w:pos="10206"/>
-        </w:tabs>
-        <w:spacing w:before="280" w:after="120"/>
-        <w:ind w:right="652"/>
-      </w:pPr>
-      <w:r>
-        <w:rPr>
-          <w:b/>
-          <w:bCs/>
-          <w:color w:val="1B2A4A"/>
-          <w:sz w:val="24"/>
-          <w:szCs w:val="24"/>
-          <w:u w:val="single"/>
-        </w:rPr>
-        <w:t>3.  FACTUAL AND PROCEDURAL BACKGROUND</w:t>
-      </w:r>
-    </w:p>
-    <w:p>
-      <w:pPr>
-        <w:tabs>
-          <w:tab w:val="left" w:pos="10206"/>
-        </w:tabs>
-        <w:spacing w:after="140"/>
-        <w:ind w:right="652"/>
-      </w:pPr>
-      <w:r>
-        <w:t>Due to the COVID-19 pandemic, the Department of Home Affairs (DHA) suspended in-person asylum applications at Refugee Reception Offices (RROs) from 16 March 2020. With effect from 2 May 2022, the DHA instituted a mandatory online system for new applicants. A further compounding factor arose when the Refugees Amendment Act was published on 12 December 2019, met with many legal challenges due to its poor construction in law and in particular the new asylum and abandoned asylum provisions — culminating in many judgments and clarifications in law, including the Constitutional Court’s judgment of 7 July 2026 set out above.</w:t>
-      </w:r>
-    </w:p>
-    <w:p>
-      <w:pPr>
-        <w:tabs>
-          <w:tab w:val="left" w:pos="10206"/>
-        </w:tabs>
-        <w:spacing w:after="140"/>
-        <w:ind w:right="652"/>
-      </w:pPr>
-      <w:r>
-        <w:rPr>
-          <w:b/>
-          <w:bCs/>
-          <w:color w:val="EE0000"/>
-        </w:rPr>
-        <w:t>[</w:t>
-      </w:r>
-      <w:proofErr w:type="gramStart"/>
-      <w:r>
-        <w:rPr>
-          <w:b/>
-          <w:bCs/>
-          <w:color w:val="EE0000"/>
-        </w:rPr>
-        <w:t>title</w:t>
-      </w:r>
-      <w:proofErr w:type="gramEnd"/>
-      <w:r>
-        <w:rPr>
-          <w:b/>
-          <w:bCs/>
-          <w:color w:val="EE0000"/>
-        </w:rPr>
-        <w:t>] [</w:t>
-      </w:r>
-      <w:proofErr w:type="gramStart"/>
-      <w:r>
-        <w:rPr>
-          <w:b/>
-          <w:bCs/>
-          <w:color w:val="EE0000"/>
-        </w:rPr>
-        <w:t>full</w:t>
-      </w:r>
-      <w:proofErr w:type="gramEnd"/>
-      <w:r>
-        <w:rPr>
-          <w:b/>
-          <w:bCs/>
-          <w:color w:val="EE0000"/>
-        </w:rPr>
-        <w:t xml:space="preserve"> names]</w:t>
-      </w:r>
-      <w:r>
-        <w:rPr>
-          <w:b/>
-          <w:bCs/>
-          <w:color w:val="EE0000"/>
-        </w:rPr>
-        <w:t xml:space="preserve"> has complied with the prescribed procedure by submitting their application via the DHA’s prescribed online channel and is in possession of confirmation that the application was received by the DHA. This process has created an administrative backlog exceeding 100,000 cases, resulting in severe and indefinite delays in the scheduling of interviews and the issuance of formal permits. These delays are systemic and entirely beyond </w:t>
-      </w:r>
-      <w:r>
-        <w:rPr>
-          <w:b/>
-          <w:bCs/>
-          <w:color w:val="EE0000"/>
-        </w:rPr>
-        <w:t>[title] [full names]</w:t>
-      </w:r>
-      <w:r>
-        <w:rPr>
-          <w:b/>
-          <w:bCs/>
-          <w:color w:val="EE0000"/>
-        </w:rPr>
-        <w:t>’s control.</w:t>
-      </w:r>
-    </w:p>
-    <w:p>
-      <w:pPr>
-        <w:tabs>
-          <w:tab w:val="left" w:pos="10206"/>
-        </w:tabs>
-        <w:spacing w:before="280" w:after="120"/>
-        <w:ind w:right="652"/>
-      </w:pPr>
-      <w:r>
-        <w:rPr>
-          <w:b/>
-          <w:bCs/>
-          <w:color w:val="1B2A4A"/>
-          <w:sz w:val="24"/>
-          <w:szCs w:val="24"/>
-          <w:u w:val="single"/>
-        </w:rPr>
-        <w:t>4.  GOVERNING LEGAL FRAMEWORK AND BINDING JURISPRUDENCE</w:t>
-      </w:r>
-    </w:p>
-    <w:p>
-      <w:pPr>
-        <w:tabs>
-          <w:tab w:val="left" w:pos="10206"/>
-        </w:tabs>
-        <w:spacing w:after="140"/>
-        <w:ind w:right="652"/>
-      </w:pPr>
-      <w:r>
-        <w:t>The legal status of an individual who has evinced an intention to apply for asylum is unequivocally settled in South African law. The body of binding authority now includes the landmark Constitutional Court judgment of 7 July 2026 summarised in Section 2 above, as well as the following established principles.</w:t>
-      </w:r>
-    </w:p>
-    <w:p>
-      <w:pPr>
-        <w:tabs>
-          <w:tab w:val="left" w:pos="10206"/>
-        </w:tabs>
-        <w:spacing w:before="200" w:after="100"/>
-        <w:ind w:right="652"/>
-        <w:rPr>
-          <w:b/>
-          <w:bCs/>
-          <w:color w:val="1B2A4A"/>
-        </w:rPr>
-      </w:pPr>
-    </w:p>
-    <w:p>
-      <w:pPr>
-        <w:tabs>
-          <w:tab w:val="left" w:pos="10206"/>
-        </w:tabs>
-        <w:spacing w:before="200" w:after="100"/>
-        <w:ind w:right="652"/>
-        <w:rPr>
-          <w:b/>
-          <w:bCs/>
-          <w:color w:val="1B2A4A"/>
-        </w:rPr>
-      </w:pPr>
-    </w:p>
-    <w:p>
-      <w:pPr>
-        <w:tabs>
-          <w:tab w:val="left" w:pos="10206"/>
-        </w:tabs>
-        <w:spacing w:before="200" w:after="100"/>
-        <w:ind w:right="652"/>
-      </w:pPr>
-      <w:r>
-        <w:rPr>
-          <w:b/>
-          <w:bCs/>
-          <w:color w:val="1B2A4A"/>
-        </w:rPr>
-        <w:t>4.1  Statutory Protections under the Refugees Act</w:t>
-      </w:r>
-    </w:p>
-    <w:p>
-      <w:pPr>
-        <w:tabs>
-          <w:tab w:val="left" w:pos="10206"/>
-        </w:tabs>
-        <w:spacing w:after="140"/>
-        <w:ind w:right="652"/>
-      </w:pPr>
-      <w:r>
-        <w:lastRenderedPageBreak/>
-        <w:t>Section 21 of the Refugees Act provides the foundational procedure and protections for asylum applicants. It reads, in part:</w:t>
-      </w:r>
-    </w:p>
-    <w:p>
-      <w:pPr>
-        <w:tabs>
-          <w:tab w:val="left" w:pos="10206"/>
-        </w:tabs>
-        <w:spacing w:after="120"/>
-        <w:ind w:left="500" w:right="652"/>
-      </w:pPr>
-      <w:r>
-        <w:rPr>
-          <w:sz w:val="21"/>
-          <w:szCs w:val="21"/>
-        </w:rPr>
-        <w:t>Section 21(2): The Refugee Reception Officer concerned—</w:t>
-      </w:r>
-    </w:p>
-    <w:p>
-      <w:pPr>
-        <w:tabs>
-          <w:tab w:val="left" w:pos="10206"/>
-        </w:tabs>
-        <w:spacing w:after="120"/>
-        <w:ind w:left="500" w:right="652"/>
-      </w:pPr>
-      <w:r>
-        <w:rPr>
-          <w:sz w:val="21"/>
-          <w:szCs w:val="21"/>
-        </w:rPr>
-        <w:t>(a) Must accept the application form from the applicant;</w:t>
-      </w:r>
-    </w:p>
-    <w:p>
-      <w:pPr>
-        <w:tabs>
-          <w:tab w:val="left" w:pos="10206"/>
-        </w:tabs>
-        <w:spacing w:after="120"/>
-        <w:ind w:left="500" w:right="652"/>
-      </w:pPr>
-      <w:r>
-        <w:rPr>
-          <w:sz w:val="21"/>
-          <w:szCs w:val="21"/>
-        </w:rPr>
-        <w:t>(b) Must see to it that the application form is properly completed, and, where necessary, must assist the applicant in this regard.</w:t>
-      </w:r>
-    </w:p>
-    <w:p>
-      <w:pPr>
-        <w:tabs>
-          <w:tab w:val="left" w:pos="10206"/>
-        </w:tabs>
-        <w:spacing w:after="80"/>
-        <w:ind w:right="652"/>
-      </w:pPr>
-    </w:p>
-    <w:p>
-      <w:pPr>
-        <w:tabs>
-          <w:tab w:val="left" w:pos="10206"/>
-        </w:tabs>
-        <w:spacing w:after="120"/>
-        <w:ind w:left="500" w:right="652"/>
-      </w:pPr>
-      <w:r>
-        <w:rPr>
-          <w:sz w:val="21"/>
-          <w:szCs w:val="21"/>
-        </w:rPr>
-        <w:t>Section 21(4): Notwithstanding any law to the contrary, no proceedings may be instituted or continued against any person in respect of his or her unlawful entry into or presence within the Republic if—</w:t>
-      </w:r>
-    </w:p>
-    <w:p>
-      <w:pPr>
-        <w:tabs>
-          <w:tab w:val="left" w:pos="10206"/>
-        </w:tabs>
-        <w:spacing w:after="120"/>
-        <w:ind w:left="500" w:right="652"/>
-      </w:pPr>
-      <w:r>
-        <w:rPr>
-          <w:sz w:val="21"/>
-          <w:szCs w:val="21"/>
-        </w:rPr>
-        <w:t>(a) Such person has applied for asylum in terms of subsection (1), until a decision has been made on the application and, where applicable, such person has had an opportunity to exhaust his or her rights of review or appeal.</w:t>
-      </w:r>
-    </w:p>
-    <w:p>
-      <w:pPr>
-        <w:tabs>
-          <w:tab w:val="left" w:pos="10206"/>
-        </w:tabs>
-        <w:spacing w:before="200" w:after="100"/>
-        <w:ind w:right="652"/>
-      </w:pPr>
-      <w:r>
-        <w:rPr>
-          <w:b/>
-          <w:bCs/>
-          <w:color w:val="1B2A4A"/>
-        </w:rPr>
-        <w:t>4.2  The Foundational Scheme of the Refugees Act</w:t>
-      </w:r>
-    </w:p>
-    <w:tbl>
-      <w:tblPr>
-        <w:tblW w:w="10690" w:type="dxa"/>
-        <w:tblBorders>
-          <w:top w:val="single" w:sz="4" w:space="0" w:color="auto"/>
-          <w:left w:val="single" w:sz="4" w:space="0" w:color="auto"/>
-          <w:bottom w:val="single" w:sz="4" w:space="0" w:color="auto"/>
-          <w:right w:val="single" w:sz="4" w:space="0" w:color="auto"/>
-          <w:insideH w:val="single" w:sz="4" w:space="0" w:color="auto"/>
-          <w:insideV w:val="single" w:sz="4" w:space="0" w:color="auto"/>
-        </w:tblBorders>
-        <w:tblCellMar>
-          <w:left w:w="10" w:type="dxa"/>
-          <w:right w:w="10" w:type="dxa"/>
-        </w:tblCellMar>
-        <w:tblLook w:val="04A0" w:firstRow="1" w:lastRow="0" w:firstColumn="1" w:lastColumn="0" w:noHBand="0" w:noVBand="1"/>
-      </w:tblPr>
-      <w:tblGrid>
-        <w:gridCol w:w="10690"/>
-      </w:tblGrid>
-      <w:tr>
-        <w:tc>
-          <w:tcPr>
-            <w:tcW w:w="10690" w:type="dxa"/>
-            <w:tcBorders>
-              <w:top w:val="single" w:sz="4" w:space="0" w:color="D0D0D0"/>
-              <w:left w:val="single" w:sz="20" w:space="0" w:color="2E75B6"/>
-              <w:bottom w:val="single" w:sz="4" w:space="0" w:color="D0D0D0"/>
-              <w:right w:val="single" w:sz="4" w:space="0" w:color="D0D0D0"/>
-            </w:tcBorders>
-            <w:shd w:val="clear" w:color="auto" w:fill="EAF3FB"/>
-            <w:tcMar>
-              <w:top w:w="120" w:type="dxa"/>
-              <w:left w:w="200" w:type="dxa"/>
-              <w:bottom w:w="120" w:type="dxa"/>
-              <w:right w:w="160" w:type="dxa"/>
-            </w:tcMar>
-          </w:tcPr>
-          <w:p>
-            <w:pPr>
-              <w:tabs>
-                <w:tab w:val="left" w:pos="10206"/>
-              </w:tabs>
-              <w:spacing w:after="60"/>
-              <w:ind w:right="652"/>
-            </w:pPr>
-            <w:r>
-              <w:rPr>
-                <w:b/>
-                <w:bCs/>
-                <w:color w:val="1B2A4A"/>
-                <w:sz w:val="20"/>
-                <w:szCs w:val="20"/>
-              </w:rPr>
-              <w:t>Ahmed and Others v Minister of Home Affairs and another (CCT273/17) [2018] ZACC 39</w:t>
-            </w:r>
-          </w:p>
-          <w:p>
-            <w:pPr>
-              <w:tabs>
-                <w:tab w:val="left" w:pos="10206"/>
-              </w:tabs>
-              <w:ind w:right="652"/>
-            </w:pPr>
-            <w:r>
-              <w:rPr>
-                <w:i/>
-                <w:iCs/>
-                <w:color w:val="595959"/>
-                <w:sz w:val="20"/>
-                <w:szCs w:val="20"/>
-              </w:rPr>
-              <w:t>[24] The Refugees Act distinguishes between asylum seekers and refugees. An asylum seeker is someone who has arrived in South Africa and applied for asylum… A refugee is someone who has been granted asylum. The Refugees Act protects both groups… [26] Once asylum seekers have entered South Africa, they must apply for asylum at a Refugee Reception Office. The Refugee Reception Officer must issue an asylum seeker permit to the applicant pending the outcome of his application for asylum. [27] …If the application for asylum succeeds, the applicant becomes entitled to all the rights of refugees provided for in sections 27 to 34. These include the rights to live and work in South Africa…</w:t>
-            </w:r>
-          </w:p>
-        </w:tc>
-      </w:tr>
-    </w:tbl>
-    <w:p>
-      <w:pPr>
-        <w:tabs>
-          <w:tab w:val="left" w:pos="10206"/>
-        </w:tabs>
-        <w:spacing w:after="140"/>
-        <w:ind w:right="652"/>
-      </w:pPr>
-    </w:p>
-    <w:p>
-      <w:pPr>
-        <w:tabs>
-          <w:tab w:val="left" w:pos="10206"/>
-        </w:tabs>
-        <w:spacing w:before="200" w:after="100"/>
-        <w:ind w:right="652"/>
-      </w:pPr>
-      <w:r>
-        <w:rPr>
-          <w:b/>
-          <w:bCs/>
-          <w:color w:val="1B2A4A"/>
-        </w:rPr>
-        <w:t>4.3  The Trigger for Legal Protection: An Intention to Apply</w:t>
-      </w:r>
-    </w:p>
-    <w:p>
-      <w:pPr>
-        <w:tabs>
-          <w:tab w:val="left" w:pos="10206"/>
-        </w:tabs>
-        <w:spacing w:after="140"/>
-        <w:ind w:right="652"/>
-      </w:pPr>
-      <w:r>
-        <w:t>Protection is not contingent on possessing a permit, but is triggered by the mere expression of an intention to seek asylum.</w:t>
-      </w:r>
-    </w:p>
-    <w:tbl>
-      <w:tblPr>
-        <w:tblW w:w="10548" w:type="dxa"/>
-        <w:tblBorders>
-          <w:top w:val="single" w:sz="4" w:space="0" w:color="auto"/>
-          <w:left w:val="single" w:sz="4" w:space="0" w:color="auto"/>
-          <w:bottom w:val="single" w:sz="4" w:space="0" w:color="auto"/>
-          <w:right w:val="single" w:sz="4" w:space="0" w:color="auto"/>
-          <w:insideH w:val="single" w:sz="4" w:space="0" w:color="auto"/>
-          <w:insideV w:val="single" w:sz="4" w:space="0" w:color="auto"/>
-        </w:tblBorders>
-        <w:tblCellMar>
-          <w:left w:w="10" w:type="dxa"/>
-          <w:right w:w="10" w:type="dxa"/>
-        </w:tblCellMar>
-        <w:tblLook w:val="04A0" w:firstRow="1" w:lastRow="0" w:firstColumn="1" w:lastColumn="0" w:noHBand="0" w:noVBand="1"/>
-      </w:tblPr>
-      <w:tblGrid>
-        <w:gridCol w:w="10548"/>
-      </w:tblGrid>
-      <w:tr>
-        <w:tc>
-          <w:tcPr>
-            <w:tcW w:w="10548" w:type="dxa"/>
-            <w:tcBorders>
-              <w:top w:val="single" w:sz="4" w:space="0" w:color="D0D0D0"/>
-              <w:left w:val="single" w:sz="20" w:space="0" w:color="2E75B6"/>
-              <w:bottom w:val="single" w:sz="4" w:space="0" w:color="D0D0D0"/>
-              <w:right w:val="single" w:sz="4" w:space="0" w:color="D0D0D0"/>
-            </w:tcBorders>
-            <w:shd w:val="clear" w:color="auto" w:fill="EAF3FB"/>
-            <w:tcMar>
-              <w:top w:w="120" w:type="dxa"/>
-              <w:left w:w="200" w:type="dxa"/>
-              <w:bottom w:w="120" w:type="dxa"/>
-              <w:right w:w="160" w:type="dxa"/>
-            </w:tcMar>
-          </w:tcPr>
-          <w:p>
-            <w:pPr>
-              <w:tabs>
-                <w:tab w:val="left" w:pos="10206"/>
-              </w:tabs>
-              <w:spacing w:after="60"/>
-              <w:ind w:right="652"/>
-            </w:pPr>
-            <w:r>
-              <w:rPr>
-                <w:b/>
-                <w:bCs/>
-                <w:color w:val="1B2A4A"/>
-                <w:sz w:val="20"/>
-                <w:szCs w:val="20"/>
-              </w:rPr>
-              <w:t>Ashebo v Minister of Home Affairs (CCT/25022, decided 12 June 2023) — Constitutional Court</w:t>
-            </w:r>
-          </w:p>
-          <w:p>
-            <w:pPr>
-              <w:tabs>
-                <w:tab w:val="left" w:pos="10206"/>
-              </w:tabs>
-              <w:ind w:right="652"/>
-            </w:pPr>
-            <w:r>
-              <w:rPr>
-                <w:i/>
-                <w:iCs/>
-                <w:color w:val="595959"/>
-                <w:sz w:val="20"/>
-                <w:szCs w:val="20"/>
-              </w:rPr>
-              <w:t>36.2  The Refugees Act is triggered by an intimation of a desire to apply for asylum by an illegal foreigner, not by a formal application being submitted. 36.3  An illegal foreigner in detention under section 34 is entitled to be released from detention at once when an intimation to apply for asylum is expressed.</w:t>
-            </w:r>
-          </w:p>
-        </w:tc>
-      </w:tr>
-    </w:tbl>
-    <w:p>
-      <w:pPr>
-        <w:tabs>
-          <w:tab w:val="left" w:pos="10206"/>
-        </w:tabs>
-        <w:spacing w:after="140"/>
-        <w:ind w:right="652"/>
-      </w:pPr>
-    </w:p>
-    <w:tbl>
-      <w:tblPr>
-        <w:tblW w:w="10548" w:type="dxa"/>
-        <w:tblBorders>
-          <w:top w:val="single" w:sz="4" w:space="0" w:color="auto"/>
-          <w:left w:val="single" w:sz="4" w:space="0" w:color="auto"/>
-          <w:bottom w:val="single" w:sz="4" w:space="0" w:color="auto"/>
-          <w:right w:val="single" w:sz="4" w:space="0" w:color="auto"/>
-          <w:insideH w:val="single" w:sz="4" w:space="0" w:color="auto"/>
-          <w:insideV w:val="single" w:sz="4" w:space="0" w:color="auto"/>
-        </w:tblBorders>
-        <w:tblCellMar>
-          <w:left w:w="10" w:type="dxa"/>
-          <w:right w:w="10" w:type="dxa"/>
-        </w:tblCellMar>
-        <w:tblLook w:val="04A0" w:firstRow="1" w:lastRow="0" w:firstColumn="1" w:lastColumn="0" w:noHBand="0" w:noVBand="1"/>
-      </w:tblPr>
-      <w:tblGrid>
-        <w:gridCol w:w="10548"/>
-      </w:tblGrid>
-      <w:tr>
-        <w:tc>
-          <w:tcPr>
-            <w:tcW w:w="10548" w:type="dxa"/>
-            <w:tcBorders>
-              <w:top w:val="single" w:sz="4" w:space="0" w:color="D0D0D0"/>
-              <w:left w:val="single" w:sz="20" w:space="0" w:color="2E75B6"/>
-              <w:bottom w:val="single" w:sz="4" w:space="0" w:color="D0D0D0"/>
-              <w:right w:val="single" w:sz="4" w:space="0" w:color="D0D0D0"/>
-            </w:tcBorders>
-            <w:shd w:val="clear" w:color="auto" w:fill="EAF3FB"/>
-            <w:tcMar>
-              <w:top w:w="120" w:type="dxa"/>
-              <w:left w:w="200" w:type="dxa"/>
-              <w:bottom w:w="120" w:type="dxa"/>
-              <w:right w:w="160" w:type="dxa"/>
-            </w:tcMar>
-          </w:tcPr>
-          <w:p>
-            <w:pPr>
-              <w:tabs>
-                <w:tab w:val="left" w:pos="10206"/>
-              </w:tabs>
-              <w:spacing w:after="60"/>
-              <w:ind w:right="652"/>
-            </w:pPr>
-            <w:r>
-              <w:rPr>
-                <w:b/>
-                <w:bCs/>
-                <w:color w:val="1B2A4A"/>
-                <w:sz w:val="20"/>
-                <w:szCs w:val="20"/>
-              </w:rPr>
-              <w:t>Bula v Minister of Home Affairs (SCA Case no: 589/11) — Supreme Court of Appeal</w:t>
-            </w:r>
-          </w:p>
-          <w:p>
-            <w:pPr>
-              <w:tabs>
-                <w:tab w:val="left" w:pos="10206"/>
-              </w:tabs>
-              <w:ind w:right="652"/>
-            </w:pPr>
-            <w:r>
-              <w:rPr>
-                <w:i/>
-                <w:iCs/>
-                <w:color w:val="595959"/>
-                <w:sz w:val="20"/>
-                <w:szCs w:val="20"/>
-              </w:rPr>
-              <w:t>[80] It follows ineluctably that once an intention to apply for asylum is evinced the protective provisions of the Act and the associated regulations come into play and the asylum seeker is entitled as of right to be set free subject to the provisions of the Act.</w:t>
-            </w:r>
-          </w:p>
-        </w:tc>
-      </w:tr>
-    </w:tbl>
-    <w:p>
-      <w:pPr>
-        <w:tabs>
-          <w:tab w:val="left" w:pos="10206"/>
-        </w:tabs>
-        <w:spacing w:after="140"/>
-        <w:ind w:right="652"/>
-      </w:pPr>
-    </w:p>
-    <w:p>
-      <w:pPr>
-        <w:tabs>
-          <w:tab w:val="left" w:pos="10206"/>
-        </w:tabs>
-        <w:spacing w:before="200" w:after="100"/>
-        <w:ind w:right="652"/>
-      </w:pPr>
-      <w:r>
-        <w:rPr>
-          <w:b/>
-          <w:bCs/>
-          <w:color w:val="1B2A4A"/>
-        </w:rPr>
-        <w:t>4.4  The Absolute Nature of Non-Refoulement and Protection from Deportation</w:t>
-      </w:r>
-    </w:p>
-    <w:p>
-      <w:pPr>
-        <w:tabs>
-          <w:tab w:val="left" w:pos="10206"/>
-        </w:tabs>
-        <w:spacing w:after="140"/>
-        <w:ind w:right="652"/>
-      </w:pPr>
-      <w:r>
-        <w:t xml:space="preserve">The prohibition against deporting an asylum seeker before their claim is finalised is absolute. This is now reinforced by the ZACC 30 judgment of 7 July 2026 (set out in Section 2 above), as well as the established principle from </w:t>
-      </w:r>
-      <w:proofErr w:type="spellStart"/>
-      <w:r>
-        <w:t>Ashebo</w:t>
-      </w:r>
-      <w:proofErr w:type="spellEnd"/>
-      <w:r>
-        <w:t xml:space="preserve">, </w:t>
-      </w:r>
-      <w:proofErr w:type="spellStart"/>
-      <w:r>
-        <w:t>Ruta</w:t>
-      </w:r>
-      <w:proofErr w:type="spellEnd"/>
-      <w:r>
-        <w:t xml:space="preserve"> and </w:t>
-      </w:r>
-      <w:proofErr w:type="spellStart"/>
-      <w:r>
-        <w:t>Abore</w:t>
-      </w:r>
-      <w:proofErr w:type="spellEnd"/>
-      <w:r>
-        <w:t>:</w:t>
-      </w:r>
-    </w:p>
-    <w:p>
-      <w:pPr>
-        <w:tabs>
-          <w:tab w:val="left" w:pos="10206"/>
-        </w:tabs>
-        <w:spacing w:after="140"/>
-        <w:ind w:right="652"/>
-      </w:pPr>
-    </w:p>
-    <w:p>
-      <w:pPr>
-        <w:tabs>
-          <w:tab w:val="left" w:pos="10206"/>
-        </w:tabs>
-        <w:spacing w:after="140"/>
-        <w:ind w:right="652"/>
-      </w:pPr>
-    </w:p>
-    <w:tbl>
-      <w:tblPr>
-        <w:tblW w:w="10548" w:type="dxa"/>
-        <w:tblBorders>
-          <w:top w:val="single" w:sz="4" w:space="0" w:color="auto"/>
-          <w:left w:val="single" w:sz="4" w:space="0" w:color="auto"/>
-          <w:bottom w:val="single" w:sz="4" w:space="0" w:color="auto"/>
-          <w:right w:val="single" w:sz="4" w:space="0" w:color="auto"/>
-          <w:insideH w:val="single" w:sz="4" w:space="0" w:color="auto"/>
-          <w:insideV w:val="single" w:sz="4" w:space="0" w:color="auto"/>
-        </w:tblBorders>
-        <w:tblCellMar>
-          <w:left w:w="10" w:type="dxa"/>
-          <w:right w:w="10" w:type="dxa"/>
-        </w:tblCellMar>
-        <w:tblLook w:val="04A0" w:firstRow="1" w:lastRow="0" w:firstColumn="1" w:lastColumn="0" w:noHBand="0" w:noVBand="1"/>
-      </w:tblPr>
-      <w:tblGrid>
-        <w:gridCol w:w="10548"/>
-      </w:tblGrid>
-      <w:tr>
-        <w:tc>
-          <w:tcPr>
-            <w:tcW w:w="10548" w:type="dxa"/>
-            <w:tcBorders>
-              <w:top w:val="single" w:sz="4" w:space="0" w:color="D0D0D0"/>
-              <w:left w:val="single" w:sz="20" w:space="0" w:color="2E75B6"/>
-              <w:bottom w:val="single" w:sz="4" w:space="0" w:color="D0D0D0"/>
-              <w:right w:val="single" w:sz="4" w:space="0" w:color="D0D0D0"/>
-            </w:tcBorders>
-            <w:shd w:val="clear" w:color="auto" w:fill="EAF3FB"/>
-            <w:tcMar>
-              <w:top w:w="120" w:type="dxa"/>
-              <w:left w:w="200" w:type="dxa"/>
-              <w:bottom w:w="120" w:type="dxa"/>
-              <w:right w:w="160" w:type="dxa"/>
-            </w:tcMar>
-          </w:tcPr>
-          <w:p>
-            <w:pPr>
-              <w:tabs>
-                <w:tab w:val="left" w:pos="10206"/>
-              </w:tabs>
-              <w:spacing w:after="60"/>
-              <w:ind w:right="652"/>
-            </w:pPr>
-            <w:r>
-              <w:rPr>
-                <w:b/>
-                <w:bCs/>
-                <w:color w:val="1B2A4A"/>
-                <w:sz w:val="20"/>
-                <w:szCs w:val="20"/>
-              </w:rPr>
-              <w:t>Ashebo v Minister of Home Affairs — Constitutional Court (2023)</w:t>
-            </w:r>
-          </w:p>
-          <w:p>
-            <w:pPr>
-              <w:tabs>
-                <w:tab w:val="left" w:pos="10206"/>
-              </w:tabs>
-              <w:ind w:right="652"/>
-            </w:pPr>
-            <w:r>
-              <w:rPr>
-                <w:i/>
-                <w:iCs/>
-                <w:color w:val="595959"/>
-                <w:sz w:val="20"/>
-                <w:szCs w:val="20"/>
-              </w:rPr>
-              <w:t>[31] …the 1951 Convention protects both what it calls ‘de facto refugees’ (those who have not yet had their refugee status confirmed under domestic law), or asylum seekers, and ‘de jure refugees’… The protection applies as long as the claim to refugee status has not been finally rejected after a proper procedure. This means that the right to seek asylum should be made available to every illegal foreigner who evinces an intention to apply for asylum, and a proper determination procedure should be embarked upon and completed. The ‘shield of non-refoulement’ may only be lifted after that process has been completed.</w:t>
-            </w:r>
-          </w:p>
-        </w:tc>
-      </w:tr>
-    </w:tbl>
-    <w:p>
-      <w:pPr>
-        <w:tabs>
-          <w:tab w:val="left" w:pos="10206"/>
-        </w:tabs>
-        <w:spacing w:after="140"/>
-        <w:ind w:right="652"/>
-      </w:pPr>
-    </w:p>
-    <w:p>
-      <w:pPr>
-        <w:tabs>
-          <w:tab w:val="left" w:pos="10206"/>
-        </w:tabs>
-        <w:spacing w:after="140"/>
-        <w:ind w:right="652"/>
-      </w:pPr>
-      <w:r>
-        <w:t>This principle is enforced by explicit court interdicts. In Scalabrini Centre of Cape Town and Another v Minister of Home Affairs and Others (8486/2024), the Western Cape High Court declared on 13 September 2024:</w:t>
-      </w:r>
-    </w:p>
-    <w:tbl>
-      <w:tblPr>
-        <w:tblW w:w="10548" w:type="dxa"/>
-        <w:tblBorders>
-          <w:top w:val="single" w:sz="4" w:space="0" w:color="auto"/>
-          <w:left w:val="single" w:sz="4" w:space="0" w:color="auto"/>
-          <w:bottom w:val="single" w:sz="4" w:space="0" w:color="auto"/>
-          <w:right w:val="single" w:sz="4" w:space="0" w:color="auto"/>
-          <w:insideH w:val="single" w:sz="4" w:space="0" w:color="auto"/>
-          <w:insideV w:val="single" w:sz="4" w:space="0" w:color="auto"/>
-        </w:tblBorders>
-        <w:tblCellMar>
-          <w:left w:w="10" w:type="dxa"/>
-          <w:right w:w="10" w:type="dxa"/>
-        </w:tblCellMar>
-        <w:tblLook w:val="04A0" w:firstRow="1" w:lastRow="0" w:firstColumn="1" w:lastColumn="0" w:noHBand="0" w:noVBand="1"/>
-      </w:tblPr>
-      <w:tblGrid>
-        <w:gridCol w:w="10548"/>
-      </w:tblGrid>
-      <w:tr>
-        <w:tc>
-          <w:tcPr>
-            <w:tcW w:w="10548" w:type="dxa"/>
-            <w:tcBorders>
-              <w:top w:val="single" w:sz="4" w:space="0" w:color="D0D0D0"/>
-              <w:left w:val="single" w:sz="20" w:space="0" w:color="2E75B6"/>
-              <w:bottom w:val="single" w:sz="4" w:space="0" w:color="D0D0D0"/>
-              <w:right w:val="single" w:sz="4" w:space="0" w:color="D0D0D0"/>
-            </w:tcBorders>
-            <w:shd w:val="clear" w:color="auto" w:fill="EAF3FB"/>
-            <w:tcMar>
-              <w:top w:w="120" w:type="dxa"/>
-              <w:left w:w="200" w:type="dxa"/>
-              <w:bottom w:w="120" w:type="dxa"/>
-              <w:right w:w="160" w:type="dxa"/>
-            </w:tcMar>
-          </w:tcPr>
-          <w:p>
-            <w:pPr>
-              <w:tabs>
-                <w:tab w:val="left" w:pos="10206"/>
-              </w:tabs>
-              <w:spacing w:after="60"/>
-              <w:ind w:right="652"/>
-            </w:pPr>
-            <w:r>
-              <w:rPr>
-                <w:b/>
-                <w:bCs/>
-                <w:color w:val="1B2A4A"/>
-                <w:sz w:val="20"/>
-                <w:szCs w:val="20"/>
-              </w:rPr>
-              <w:t>Western Cape High Court, Case 8486/2024, 13 September 2024 — Binding interdict still in force</w:t>
-            </w:r>
-          </w:p>
-          <w:p>
-            <w:pPr>
-              <w:tabs>
-                <w:tab w:val="left" w:pos="10206"/>
-              </w:tabs>
-              <w:ind w:right="652"/>
-            </w:pPr>
-            <w:r>
-              <w:rPr>
-                <w:i/>
-                <w:iCs/>
-                <w:color w:val="595959"/>
-                <w:sz w:val="20"/>
-                <w:szCs w:val="20"/>
-              </w:rPr>
-              <w:t>“The Respondents are interdicted from initiating any process to deport any foreign national present in the Republic in the event that such foreign national has indicated an intention to make an application for asylum in terms of section 21(1)(b) of the Refugees Act 130 of 1998.”</w:t>
-            </w:r>
-          </w:p>
-        </w:tc>
-      </w:tr>
-    </w:tbl>
-    <w:p>
-      <w:pPr>
-        <w:tabs>
-          <w:tab w:val="left" w:pos="10206"/>
-        </w:tabs>
-        <w:spacing w:after="140"/>
-        <w:ind w:right="652"/>
-      </w:pPr>
-    </w:p>
-    <w:p>
-      <w:pPr>
-        <w:tabs>
-          <w:tab w:val="left" w:pos="10206"/>
-        </w:tabs>
-        <w:spacing w:before="200" w:after="100"/>
-        <w:ind w:right="652"/>
-      </w:pPr>
-      <w:r>
-        <w:rPr>
-          <w:b/>
-          <w:bCs/>
-          <w:color w:val="1B2A4A"/>
-        </w:rPr>
-        <w:t xml:space="preserve">4.5  Irrelevance of Delay in Applying — Now Reinforced by ZACC 30 - </w:t>
-      </w:r>
-      <w:r>
-        <w:rPr>
-          <w:b/>
-          <w:bCs/>
-          <w:color w:val="1B2A4A"/>
-          <w:sz w:val="20"/>
-          <w:szCs w:val="20"/>
-        </w:rPr>
-        <w:t>Constitutional Court</w:t>
-      </w:r>
-    </w:p>
-    <w:p>
-      <w:pPr>
-        <w:tabs>
-          <w:tab w:val="left" w:pos="10206"/>
-        </w:tabs>
-        <w:spacing w:after="140"/>
-        <w:ind w:right="652"/>
-      </w:pPr>
-      <w:r>
-        <w:t>Any delay in making an application is not a bar to seeking asylum. This principle, established in Ruta and Abore, has been comprehensively reinforced and expanded by the Constitutional Court’s judgment of 7 July 2026, which struck down the provisions that imposed time limits as a basis for disqualification:</w:t>
-      </w:r>
-    </w:p>
-    <w:tbl>
-      <w:tblPr>
-        <w:tblW w:w="10548" w:type="dxa"/>
-        <w:tblBorders>
-          <w:top w:val="single" w:sz="4" w:space="0" w:color="auto"/>
-          <w:left w:val="single" w:sz="4" w:space="0" w:color="auto"/>
-          <w:bottom w:val="single" w:sz="4" w:space="0" w:color="auto"/>
-          <w:right w:val="single" w:sz="4" w:space="0" w:color="auto"/>
-          <w:insideH w:val="single" w:sz="4" w:space="0" w:color="auto"/>
-          <w:insideV w:val="single" w:sz="4" w:space="0" w:color="auto"/>
-        </w:tblBorders>
-        <w:tblCellMar>
-          <w:left w:w="10" w:type="dxa"/>
-          <w:right w:w="10" w:type="dxa"/>
-        </w:tblCellMar>
-        <w:tblLook w:val="04A0" w:firstRow="1" w:lastRow="0" w:firstColumn="1" w:lastColumn="0" w:noHBand="0" w:noVBand="1"/>
-      </w:tblPr>
-      <w:tblGrid>
-        <w:gridCol w:w="10548"/>
-      </w:tblGrid>
-      <w:tr>
-        <w:tc>
-          <w:tcPr>
-            <w:tcW w:w="10548" w:type="dxa"/>
-            <w:tcBorders>
-              <w:top w:val="single" w:sz="4" w:space="0" w:color="D0D0D0"/>
-              <w:left w:val="single" w:sz="20" w:space="0" w:color="2E75B6"/>
-              <w:bottom w:val="single" w:sz="4" w:space="0" w:color="D0D0D0"/>
-              <w:right w:val="single" w:sz="4" w:space="0" w:color="D0D0D0"/>
-            </w:tcBorders>
-            <w:shd w:val="clear" w:color="auto" w:fill="EAF3FB"/>
-            <w:tcMar>
-              <w:top w:w="120" w:type="dxa"/>
-              <w:left w:w="200" w:type="dxa"/>
-              <w:bottom w:w="120" w:type="dxa"/>
-              <w:right w:w="160" w:type="dxa"/>
-            </w:tcMar>
-          </w:tcPr>
-          <w:p>
-            <w:pPr>
-              <w:tabs>
-                <w:tab w:val="left" w:pos="10206"/>
-              </w:tabs>
-              <w:spacing w:after="60"/>
-              <w:ind w:right="652"/>
-            </w:pPr>
-            <w:r>
-              <w:rPr>
-                <w:b/>
-                <w:bCs/>
-                <w:color w:val="1B2A4A"/>
-                <w:sz w:val="20"/>
-                <w:szCs w:val="20"/>
-              </w:rPr>
-              <w:t>Ruta v Minister of Home Affairs (CCT02/18) [2018] ZACC 52 — Constitutional Court</w:t>
-            </w:r>
-          </w:p>
-          <w:p>
-            <w:pPr>
-              <w:tabs>
-                <w:tab w:val="left" w:pos="10206"/>
-              </w:tabs>
-              <w:ind w:right="652"/>
-            </w:pPr>
-            <w:r>
-              <w:rPr>
-                <w:i/>
-                <w:iCs/>
-                <w:color w:val="595959"/>
-                <w:sz w:val="20"/>
-                <w:szCs w:val="20"/>
-              </w:rPr>
-              <w:t>[56] …At no stage however does delay function as an absolute disqualification from initiating the asylum application process.</w:t>
-            </w:r>
-          </w:p>
-        </w:tc>
-      </w:tr>
-    </w:tbl>
-    <w:p>
-      <w:pPr>
-        <w:tabs>
-          <w:tab w:val="left" w:pos="10206"/>
-        </w:tabs>
-        <w:spacing w:after="140"/>
-        <w:ind w:right="652"/>
-      </w:pPr>
-    </w:p>
-    <w:tbl>
-      <w:tblPr>
-        <w:tblW w:w="10548" w:type="dxa"/>
-        <w:tblBorders>
-          <w:top w:val="single" w:sz="4" w:space="0" w:color="auto"/>
-          <w:left w:val="single" w:sz="4" w:space="0" w:color="auto"/>
-          <w:bottom w:val="single" w:sz="4" w:space="0" w:color="auto"/>
-          <w:right w:val="single" w:sz="4" w:space="0" w:color="auto"/>
-          <w:insideH w:val="single" w:sz="4" w:space="0" w:color="auto"/>
-          <w:insideV w:val="single" w:sz="4" w:space="0" w:color="auto"/>
-        </w:tblBorders>
-        <w:tblCellMar>
-          <w:left w:w="10" w:type="dxa"/>
-          <w:right w:w="10" w:type="dxa"/>
-        </w:tblCellMar>
-        <w:tblLook w:val="04A0" w:firstRow="1" w:lastRow="0" w:firstColumn="1" w:lastColumn="0" w:noHBand="0" w:noVBand="1"/>
-      </w:tblPr>
-      <w:tblGrid>
-        <w:gridCol w:w="10548"/>
-      </w:tblGrid>
-      <w:tr>
-        <w:tc>
-          <w:tcPr>
-            <w:tcW w:w="10548" w:type="dxa"/>
-            <w:tcBorders>
-              <w:top w:val="single" w:sz="4" w:space="0" w:color="D0D0D0"/>
-              <w:left w:val="single" w:sz="20" w:space="0" w:color="2E75B6"/>
-              <w:bottom w:val="single" w:sz="4" w:space="0" w:color="D0D0D0"/>
-              <w:right w:val="single" w:sz="4" w:space="0" w:color="D0D0D0"/>
-            </w:tcBorders>
-            <w:shd w:val="clear" w:color="auto" w:fill="EAF3FB"/>
-            <w:tcMar>
-              <w:top w:w="120" w:type="dxa"/>
-              <w:left w:w="200" w:type="dxa"/>
-              <w:bottom w:w="120" w:type="dxa"/>
-              <w:right w:w="160" w:type="dxa"/>
-            </w:tcMar>
-          </w:tcPr>
-          <w:p>
-            <w:pPr>
-              <w:tabs>
-                <w:tab w:val="left" w:pos="10206"/>
-              </w:tabs>
-              <w:spacing w:after="60"/>
-              <w:ind w:right="652"/>
-            </w:pPr>
-            <w:r>
-              <w:rPr>
-                <w:b/>
-                <w:bCs/>
-                <w:color w:val="1B2A4A"/>
-                <w:sz w:val="20"/>
-                <w:szCs w:val="20"/>
-              </w:rPr>
-              <w:t>Desta Abore v Minister of Home Affairs and Another (CCT115/21) — Constitutional Court</w:t>
-            </w:r>
-          </w:p>
-          <w:p>
-            <w:pPr>
-              <w:tabs>
-                <w:tab w:val="left" w:pos="10206"/>
-              </w:tabs>
-              <w:ind w:right="652"/>
-            </w:pPr>
-            <w:r>
-              <w:rPr>
-                <w:i/>
-                <w:iCs/>
-                <w:color w:val="595959"/>
-                <w:sz w:val="20"/>
-                <w:szCs w:val="20"/>
-              </w:rPr>
-              <w:t>Delay is “only relevant to determine whether someone is a genuine refugee” and “should at no stage function as an absolute disqualification from initiating the asylum application process.”</w:t>
-            </w:r>
-          </w:p>
-        </w:tc>
-      </w:tr>
-    </w:tbl>
-    <w:p>
-      <w:pPr>
-        <w:tabs>
-          <w:tab w:val="left" w:pos="10206"/>
-        </w:tabs>
-        <w:spacing w:before="200" w:after="100"/>
-        <w:ind w:right="652"/>
-        <w:rPr>
-          <w:b/>
-          <w:bCs/>
-          <w:color w:val="1B2A4A"/>
-        </w:rPr>
-      </w:pPr>
-    </w:p>
-    <w:p>
-      <w:pPr>
-        <w:tabs>
-          <w:tab w:val="left" w:pos="10206"/>
-        </w:tabs>
-        <w:spacing w:before="200" w:after="100"/>
-        <w:ind w:right="652"/>
-        <w:rPr>
-          <w:b/>
-          <w:bCs/>
-          <w:color w:val="1B2A4A"/>
-        </w:rPr>
-      </w:pPr>
-    </w:p>
-    <w:p>
-      <w:pPr>
-        <w:tabs>
-          <w:tab w:val="left" w:pos="10206"/>
-        </w:tabs>
-        <w:spacing w:before="200" w:after="100"/>
-        <w:ind w:right="652"/>
-        <w:rPr>
-          <w:b/>
-          <w:bCs/>
-          <w:color w:val="1B2A4A"/>
-        </w:rPr>
-      </w:pPr>
-    </w:p>
-    <w:p>
-      <w:pPr>
-        <w:tabs>
-          <w:tab w:val="left" w:pos="10206"/>
-        </w:tabs>
-        <w:spacing w:before="200" w:after="100"/>
-        <w:ind w:right="652"/>
-        <w:rPr>
-          <w:b/>
-          <w:bCs/>
-          <w:color w:val="1B2A4A"/>
-        </w:rPr>
-      </w:pPr>
-    </w:p>
-    <w:p>
-      <w:pPr>
-        <w:tabs>
-          <w:tab w:val="left" w:pos="10206"/>
-        </w:tabs>
-        <w:spacing w:before="200" w:after="100"/>
-        <w:ind w:right="652"/>
-        <w:rPr>
-          <w:b/>
-          <w:bCs/>
-          <w:color w:val="1B2A4A"/>
-        </w:rPr>
-      </w:pPr>
-    </w:p>
-    <w:p>
-      <w:pPr>
-        <w:tabs>
-          <w:tab w:val="left" w:pos="10206"/>
-        </w:tabs>
-        <w:spacing w:before="200" w:after="100"/>
-        <w:ind w:right="652"/>
-        <w:rPr>
-          <w:b/>
-          <w:bCs/>
-          <w:color w:val="1B2A4A"/>
-        </w:rPr>
-      </w:pPr>
-    </w:p>
-    <w:p>
-      <w:pPr>
-        <w:tabs>
-          <w:tab w:val="left" w:pos="10206"/>
-        </w:tabs>
-        <w:spacing w:before="200" w:after="100"/>
-        <w:ind w:right="652"/>
-        <w:rPr>
-          <w:b/>
-          <w:bCs/>
-          <w:color w:val="1B2A4A"/>
-        </w:rPr>
-      </w:pPr>
-    </w:p>
-    <w:p>
-      <w:pPr>
-        <w:tabs>
-          <w:tab w:val="left" w:pos="10206"/>
-        </w:tabs>
-        <w:spacing w:before="200" w:after="100"/>
-        <w:ind w:right="652"/>
-        <w:rPr>
-          <w:b/>
-          <w:bCs/>
-          <w:color w:val="1B2A4A"/>
-        </w:rPr>
-      </w:pPr>
-    </w:p>
-    <w:p>
-      <w:pPr>
-        <w:tabs>
-          <w:tab w:val="left" w:pos="10206"/>
-        </w:tabs>
-        <w:spacing w:before="200" w:after="100"/>
-        <w:ind w:right="652"/>
-      </w:pPr>
-      <w:proofErr w:type="gramStart"/>
-      <w:r>
-        <w:rPr>
-          <w:b/>
-          <w:bCs/>
-          <w:color w:val="1B2A4A"/>
-        </w:rPr>
-        <w:t>4.6  Status</w:t>
-      </w:r>
-      <w:proofErr w:type="gramEnd"/>
-      <w:r>
-        <w:rPr>
-          <w:b/>
-          <w:bCs/>
-          <w:color w:val="1B2A4A"/>
-        </w:rPr>
-        <w:t xml:space="preserve"> During Detention and Supremacy of the Refugees Act</w:t>
-      </w:r>
-    </w:p>
-    <w:p>
-      <w:pPr>
-        <w:tabs>
-          <w:tab w:val="left" w:pos="10206"/>
-        </w:tabs>
-        <w:spacing w:after="140"/>
-        <w:ind w:right="652"/>
-      </w:pPr>
-      <w:r>
-        <w:t>Even if an individual is detained as an ‘illegal foreigner’ under the Immigration Act, the moment they express an intention to seek asylum, the Refugees Act becomes the prevailing statute.</w:t>
-      </w:r>
     </w:p>
     <w:tbl>
       <w:tblPr>
@@ -2870,7 +972,7 @@
                 <w:sz w:val="20"/>
                 <w:szCs w:val="20"/>
               </w:rPr>
-              <w:t>Ruta v Minister of Home Affairs — Constitutional Court</w:t>
+              <w:t>Majiedt J, Scalabrini v Minister of Home Affairs [2026] ZACC 30, paragraph 102</w:t>
             </w:r>
           </w:p>
           <w:p>
@@ -2888,7 +990,7 @@
                 <w:sz w:val="20"/>
                 <w:szCs w:val="20"/>
               </w:rPr>
-              <w:t>[32] Though an asylum seeker who is in the country unlawfully is an ‘illegal foreigner’ under the Immigration Act, and liable to deportation, the specific provisions of the Refugees Act intercede to provide imperatively that, notwithstanding that status, his or her claim to asylum must first be processed under the Refugees Act.</w:t>
+              <w:t>"It subjects vulnerable asylum seekers to yet another bureaucratic step in the process to allow them to apply for refugee status, with no clear parameters for the officials applying it, and, further, no consequence once they have done so. This is an arbitrary exercise of state power."</w:t>
             </w:r>
           </w:p>
         </w:tc>
@@ -2908,24 +1010,6 @@
         <w:tabs>
           <w:tab w:val="left" w:pos="10206"/>
         </w:tabs>
-        <w:spacing w:after="140"/>
-        <w:ind w:right="652"/>
-      </w:pPr>
-    </w:p>
-    <w:p>
-      <w:pPr>
-        <w:tabs>
-          <w:tab w:val="left" w:pos="10206"/>
-        </w:tabs>
-        <w:spacing w:after="140"/>
-        <w:ind w:right="652"/>
-      </w:pPr>
-    </w:p>
-    <w:p>
-      <w:pPr>
-        <w:tabs>
-          <w:tab w:val="left" w:pos="10206"/>
-        </w:tabs>
         <w:spacing w:before="200" w:after="100"/>
         <w:ind w:right="652"/>
       </w:pPr>
@@ -2936,7 +1020,7 @@
           <w:bCs/>
           <w:color w:val="1B2A4A"/>
         </w:rPr>
-        <w:t>4.7  Administrative</w:t>
+        <w:t>2.3  The</w:t>
       </w:r>
       <w:proofErr w:type="gramEnd"/>
       <w:r>
@@ -2945,7 +1029,219 @@
           <w:bCs/>
           <w:color w:val="1B2A4A"/>
         </w:rPr>
-        <w:t xml:space="preserve"> Failures by the State Cannot Prejudice the Applicant</w:t>
+        <w:t xml:space="preserve"> Direct Effect on </w:t>
+      </w:r>
+      <w:r>
+        <w:rPr>
+          <w:b/>
+          <w:bCs/>
+          <w:color w:val="1B2A4A"/>
+        </w:rPr>
+        <w:t>[title] [full names]</w:t>
+      </w:r>
+    </w:p>
+    <w:tbl>
+      <w:tblPr>
+        <w:tblW w:w="9360" w:type="dxa"/>
+        <w:tblBorders>
+          <w:top w:val="single" w:sz="4" w:space="0" w:color="auto"/>
+          <w:left w:val="single" w:sz="4" w:space="0" w:color="auto"/>
+          <w:bottom w:val="single" w:sz="4" w:space="0" w:color="auto"/>
+          <w:right w:val="single" w:sz="4" w:space="0" w:color="auto"/>
+          <w:insideH w:val="single" w:sz="4" w:space="0" w:color="auto"/>
+          <w:insideV w:val="single" w:sz="4" w:space="0" w:color="auto"/>
+        </w:tblBorders>
+        <w:tblCellMar>
+          <w:left w:w="10" w:type="dxa"/>
+          <w:right w:w="10" w:type="dxa"/>
+        </w:tblCellMar>
+        <w:tblLook w:val="04A0" w:firstRow="1" w:lastRow="0" w:firstColumn="1" w:lastColumn="0" w:noHBand="0" w:noVBand="1"/>
+      </w:tblPr>
+      <w:tblGrid>
+        <w:gridCol w:w="9360"/>
+      </w:tblGrid>
+      <w:tr>
+        <w:tc>
+          <w:tcPr>
+            <w:tcW w:w="9360" w:type="dxa"/>
+            <w:tcBorders>
+              <w:top w:val="single" w:sz="8" w:space="0" w:color="1A6B3A"/>
+              <w:left w:val="single" w:sz="24" w:space="0" w:color="1A6B3A"/>
+              <w:bottom w:val="single" w:sz="4" w:space="0" w:color="1A6B3A"/>
+              <w:right w:val="single" w:sz="4" w:space="0" w:color="D0D0D0"/>
+            </w:tcBorders>
+            <w:shd w:val="clear" w:color="auto" w:fill="F0FFF4"/>
+            <w:tcMar>
+              <w:top w:w="140" w:type="dxa"/>
+              <w:left w:w="200" w:type="dxa"/>
+              <w:bottom w:w="140" w:type="dxa"/>
+              <w:right w:w="200" w:type="dxa"/>
+            </w:tcMar>
+          </w:tcPr>
+          <w:p>
+            <w:pPr>
+              <w:tabs>
+                <w:tab w:val="left" w:pos="10206"/>
+              </w:tabs>
+              <w:spacing w:after="80"/>
+              <w:ind w:right="652"/>
+            </w:pPr>
+            <w:r>
+              <w:rPr>
+                <w:b/>
+                <w:bCs/>
+                <w:color w:val="1A6B3A"/>
+              </w:rPr>
+              <w:t>✅  What This Means for This Applicant</w:t>
+            </w:r>
+          </w:p>
+          <w:p>
+            <w:pPr>
+              <w:tabs>
+                <w:tab w:val="left" w:pos="10206"/>
+              </w:tabs>
+              <w:spacing w:after="80"/>
+              <w:ind w:right="652"/>
+            </w:pPr>
+            <w:r>
+              <w:rPr>
+                <w:color w:val="1A1A1A"/>
+                <w:sz w:val="21"/>
+                <w:szCs w:val="21"/>
+              </w:rPr>
+              <w:t>[title] [</w:t>
+            </w:r>
+            <w:proofErr w:type="gramStart"/>
+            <w:r>
+              <w:rPr>
+                <w:color w:val="1A1A1A"/>
+                <w:sz w:val="21"/>
+                <w:szCs w:val="21"/>
+              </w:rPr>
+              <w:t>full</w:t>
+            </w:r>
+            <w:proofErr w:type="gramEnd"/>
+            <w:r>
+              <w:rPr>
+                <w:color w:val="1A1A1A"/>
+                <w:sz w:val="21"/>
+                <w:szCs w:val="21"/>
+              </w:rPr>
+              <w:t xml:space="preserve"> names]</w:t>
+            </w:r>
+            <w:r>
+              <w:rPr>
+                <w:color w:val="1A1A1A"/>
+                <w:sz w:val="21"/>
+                <w:szCs w:val="21"/>
+              </w:rPr>
+              <w:t xml:space="preserve"> cannot be turned away from the asylum system on account of: how they entered South Africa; whether they hold a Form 23 transit visa; how long they have been in South Africa before applying; whether they reported to an RRO within five days.</w:t>
+            </w:r>
+          </w:p>
+          <w:p>
+            <w:pPr>
+              <w:tabs>
+                <w:tab w:val="left" w:pos="10206"/>
+              </w:tabs>
+              <w:spacing w:after="80"/>
+              <w:ind w:right="652"/>
+            </w:pPr>
+            <w:r>
+              <w:rPr>
+                <w:color w:val="1A1A1A"/>
+                <w:sz w:val="21"/>
+                <w:szCs w:val="21"/>
+              </w:rPr>
+              <w:t>Any official who attempts to apply the transit visa interview process (section 21(1B)) is applying a provision that has been declared UNCONSTITUTIONAL by the highest court in South Africa.</w:t>
+            </w:r>
+          </w:p>
+          <w:p>
+            <w:pPr>
+              <w:tabs>
+                <w:tab w:val="left" w:pos="10206"/>
+              </w:tabs>
+              <w:spacing w:after="80"/>
+              <w:ind w:right="652"/>
+            </w:pPr>
+            <w:r>
+              <w:rPr>
+                <w:color w:val="1A1A1A"/>
+                <w:sz w:val="21"/>
+                <w:szCs w:val="21"/>
+              </w:rPr>
+              <w:t>The only question the Department of Home Affairs may now ask is: does this person have a genuine, well-founded fear of persecution in their country of origin? That question must be assessed on its merits by a trained Refugee Status Determination Officer.</w:t>
+            </w:r>
+          </w:p>
+          <w:p>
+            <w:pPr>
+              <w:tabs>
+                <w:tab w:val="left" w:pos="10206"/>
+              </w:tabs>
+              <w:spacing w:after="80"/>
+              <w:ind w:right="652"/>
+            </w:pPr>
+            <w:r>
+              <w:rPr>
+                <w:color w:val="1A1A1A"/>
+                <w:sz w:val="21"/>
+                <w:szCs w:val="21"/>
+              </w:rPr>
+              <w:t>This applicant is entitled to submit their asylum application at any Refugee Reception Office without any prior procedural interview or transit visa requirement.</w:t>
+            </w:r>
+          </w:p>
+        </w:tc>
+      </w:tr>
+    </w:tbl>
+    <w:p>
+      <w:pPr>
+        <w:tabs>
+          <w:tab w:val="left" w:pos="10206"/>
+        </w:tabs>
+        <w:spacing w:after="160"/>
+        <w:ind w:right="652"/>
+      </w:pPr>
+    </w:p>
+    <w:p>
+      <w:pPr>
+        <w:tabs>
+          <w:tab w:val="left" w:pos="10206"/>
+        </w:tabs>
+        <w:spacing w:before="200" w:after="100"/>
+        <w:ind w:right="652"/>
+      </w:pPr>
+      <w:r>
+        <w:rPr>
+          <w:b/>
+          <w:bCs/>
+          <w:color w:val="1B2A4A"/>
+        </w:rPr>
+        <w:t>2.4  Further, Independent Protection Should Any Immigration Act Charge Arise — Full Bench Judgment, 2 September 2026 (NEW)</w:t>
+      </w:r>
+    </w:p>
+    <w:p>
+      <w:pPr>
+        <w:tabs>
+          <w:tab w:val="left" w:pos="10206"/>
+        </w:tabs>
+        <w:spacing w:after="140"/>
+        <w:ind w:right="652"/>
+      </w:pPr>
+      <w:r>
+        <w:t xml:space="preserve">Out of an abundance of caution, and in case </w:t>
+      </w:r>
+      <w:r>
+        <w:t>[title] [full names]</w:t>
+      </w:r>
+      <w:r>
+        <w:t xml:space="preserve"> is ever arrested or charged with an offence under section 49(1</w:t>
+      </w:r>
+      <w:proofErr w:type="gramStart"/>
+      <w:r>
+        <w:t>)(</w:t>
+      </w:r>
+      <w:proofErr w:type="gramEnd"/>
+      <w:r>
+        <w:t>a) of the Immigration Act 13 of 2002 while this asylum application remains pending, we draw attention to two further, independent and binding authorities of the Western Cape High Court confirming that criminal proceedings and administrative deportation are separate processes that must not be conflated.</w:t>
       </w:r>
     </w:p>
     <w:tbl>
@@ -3002,7 +1298,7 @@
                 <w:sz w:val="20"/>
                 <w:szCs w:val="20"/>
               </w:rPr>
-              <w:t>Maow v Minister of Home Affairs and Others (13 January 2025) — High Court</w:t>
+              <w:t>The State v Ibrahim Hashim (Kinyo) and Others — Full Bench, Western Cape High Court (Henney J, Slingers J, Kantor AJ), handed down 2 September 2026</w:t>
             </w:r>
           </w:p>
           <w:p>
@@ -3020,6 +1316,1949 @@
                 <w:sz w:val="20"/>
                 <w:szCs w:val="20"/>
               </w:rPr>
+              <w:t>"On convicting an accused of contravening section 49(1)(a) of the Immigration Act 13 of 2002, a magistrates’ court does not have the power to make an order for the deportation of that accused." The Full Bench held that deportation is an administrative function reserved exclusively to immigration officers under section 34 of the Immigration Act, and expressly declined to follow the earlier decision in S v Cuna, which it found to be wrongly decided.</w:t>
+            </w:r>
+          </w:p>
+        </w:tc>
+      </w:tr>
+    </w:tbl>
+    <w:p>
+      <w:pPr>
+        <w:tabs>
+          <w:tab w:val="left" w:pos="10206"/>
+        </w:tabs>
+        <w:spacing w:after="140"/>
+        <w:ind w:right="652"/>
+      </w:pPr>
+    </w:p>
+    <w:tbl>
+      <w:tblPr>
+        <w:tblW w:w="9360" w:type="dxa"/>
+        <w:tblBorders>
+          <w:top w:val="single" w:sz="4" w:space="0" w:color="auto"/>
+          <w:left w:val="single" w:sz="4" w:space="0" w:color="auto"/>
+          <w:bottom w:val="single" w:sz="4" w:space="0" w:color="auto"/>
+          <w:right w:val="single" w:sz="4" w:space="0" w:color="auto"/>
+          <w:insideH w:val="single" w:sz="4" w:space="0" w:color="auto"/>
+          <w:insideV w:val="single" w:sz="4" w:space="0" w:color="auto"/>
+        </w:tblBorders>
+        <w:tblCellMar>
+          <w:left w:w="10" w:type="dxa"/>
+          <w:right w:w="10" w:type="dxa"/>
+        </w:tblCellMar>
+        <w:tblLook w:val="04A0" w:firstRow="1" w:lastRow="0" w:firstColumn="1" w:lastColumn="0" w:noHBand="0" w:noVBand="1"/>
+      </w:tblPr>
+      <w:tblGrid>
+        <w:gridCol w:w="9360"/>
+      </w:tblGrid>
+      <w:tr>
+        <w:tc>
+          <w:tcPr>
+            <w:tcW w:w="9360" w:type="dxa"/>
+            <w:tcBorders>
+              <w:top w:val="single" w:sz="4" w:space="0" w:color="D0D0D0"/>
+              <w:left w:val="single" w:sz="20" w:space="0" w:color="2E75B6"/>
+              <w:bottom w:val="single" w:sz="4" w:space="0" w:color="D0D0D0"/>
+              <w:right w:val="single" w:sz="4" w:space="0" w:color="D0D0D0"/>
+            </w:tcBorders>
+            <w:shd w:val="clear" w:color="auto" w:fill="EAF3FB"/>
+            <w:tcMar>
+              <w:top w:w="120" w:type="dxa"/>
+              <w:left w:w="200" w:type="dxa"/>
+              <w:bottom w:w="120" w:type="dxa"/>
+              <w:right w:w="160" w:type="dxa"/>
+            </w:tcMar>
+          </w:tcPr>
+          <w:p>
+            <w:pPr>
+              <w:tabs>
+                <w:tab w:val="left" w:pos="10206"/>
+              </w:tabs>
+              <w:spacing w:after="60"/>
+              <w:ind w:right="652"/>
+            </w:pPr>
+            <w:r>
+              <w:rPr>
+                <w:b/>
+                <w:bCs/>
+                <w:color w:val="1B2A4A"/>
+                <w:sz w:val="20"/>
+                <w:szCs w:val="20"/>
+              </w:rPr>
+              <w:t>Mba v Magistrate Simlah — Somerset West Magistrate’s Court and Others [2026] ZAWCHC 196 (30 April 2026) — Montzinger AJ, Western Cape High Court</w:t>
+            </w:r>
+          </w:p>
+          <w:p>
+            <w:pPr>
+              <w:tabs>
+                <w:tab w:val="left" w:pos="10206"/>
+              </w:tabs>
+              <w:ind w:right="652"/>
+            </w:pPr>
+            <w:r>
+              <w:rPr>
+                <w:i/>
+                <w:iCs/>
+                <w:color w:val="595959"/>
+                <w:sz w:val="20"/>
+                <w:szCs w:val="20"/>
+              </w:rPr>
+              <w:t xml:space="preserve">Every deprivation of liberty is presumptively unlawful, and once a detained person places the lawfulness of his or her detention in issue, the onus rests on the State to prove that every peremptory procedural requirement was complied with — including proof that an immigration </w:t>
+            </w:r>
+            <w:r>
+              <w:rPr>
+                <w:i/>
+                <w:iCs/>
+                <w:color w:val="595959"/>
+                <w:sz w:val="20"/>
+                <w:szCs w:val="20"/>
+              </w:rPr>
+              <w:lastRenderedPageBreak/>
+              <w:t>officer (not a magistrate) effected the arrest, that a Form 28 detention warrant was issued, that a Form 29 notice of rights was given, and that the statutory discretion in favour of liberty (in favorem libertatis) was genuinely exercised rather than applied as a blanket policy.</w:t>
+            </w:r>
+          </w:p>
+        </w:tc>
+      </w:tr>
+    </w:tbl>
+    <w:p>
+      <w:pPr>
+        <w:tabs>
+          <w:tab w:val="left" w:pos="10206"/>
+        </w:tabs>
+        <w:spacing w:after="160"/>
+        <w:ind w:right="652"/>
+      </w:pPr>
+    </w:p>
+    <w:tbl>
+      <w:tblPr>
+        <w:tblW w:w="9360" w:type="dxa"/>
+        <w:tblBorders>
+          <w:top w:val="single" w:sz="4" w:space="0" w:color="auto"/>
+          <w:left w:val="single" w:sz="4" w:space="0" w:color="auto"/>
+          <w:bottom w:val="single" w:sz="4" w:space="0" w:color="auto"/>
+          <w:right w:val="single" w:sz="4" w:space="0" w:color="auto"/>
+          <w:insideH w:val="single" w:sz="4" w:space="0" w:color="auto"/>
+          <w:insideV w:val="single" w:sz="4" w:space="0" w:color="auto"/>
+        </w:tblBorders>
+        <w:tblCellMar>
+          <w:left w:w="10" w:type="dxa"/>
+          <w:right w:w="10" w:type="dxa"/>
+        </w:tblCellMar>
+        <w:tblLook w:val="04A0" w:firstRow="1" w:lastRow="0" w:firstColumn="1" w:lastColumn="0" w:noHBand="0" w:noVBand="1"/>
+      </w:tblPr>
+      <w:tblGrid>
+        <w:gridCol w:w="9360"/>
+      </w:tblGrid>
+      <w:tr>
+        <w:tc>
+          <w:tcPr>
+            <w:tcW w:w="9360" w:type="dxa"/>
+            <w:tcBorders>
+              <w:top w:val="single" w:sz="8" w:space="0" w:color="1A6B3A"/>
+              <w:left w:val="single" w:sz="24" w:space="0" w:color="1A6B3A"/>
+              <w:bottom w:val="single" w:sz="4" w:space="0" w:color="1A6B3A"/>
+              <w:right w:val="single" w:sz="4" w:space="0" w:color="D0D0D0"/>
+            </w:tcBorders>
+            <w:shd w:val="clear" w:color="auto" w:fill="F0FFF4"/>
+            <w:tcMar>
+              <w:top w:w="140" w:type="dxa"/>
+              <w:left w:w="200" w:type="dxa"/>
+              <w:bottom w:w="140" w:type="dxa"/>
+              <w:right w:w="200" w:type="dxa"/>
+            </w:tcMar>
+          </w:tcPr>
+          <w:p>
+            <w:pPr>
+              <w:tabs>
+                <w:tab w:val="left" w:pos="10206"/>
+              </w:tabs>
+              <w:spacing w:after="80"/>
+              <w:ind w:right="652"/>
+            </w:pPr>
+            <w:r>
+              <w:rPr>
+                <w:b/>
+                <w:bCs/>
+                <w:color w:val="1A6B3A"/>
+              </w:rPr>
+              <w:t>✅  What This Additional Protection Means for This Applicant</w:t>
+            </w:r>
+          </w:p>
+          <w:p>
+            <w:pPr>
+              <w:tabs>
+                <w:tab w:val="left" w:pos="10206"/>
+              </w:tabs>
+              <w:spacing w:after="80"/>
+              <w:ind w:right="652"/>
+            </w:pPr>
+            <w:r>
+              <w:rPr>
+                <w:color w:val="1A1A1A"/>
+                <w:sz w:val="21"/>
+                <w:szCs w:val="21"/>
+              </w:rPr>
+              <w:t xml:space="preserve">Even if </w:t>
+            </w:r>
+            <w:r>
+              <w:rPr>
+                <w:color w:val="1A1A1A"/>
+                <w:sz w:val="21"/>
+                <w:szCs w:val="21"/>
+              </w:rPr>
+              <w:t>[title] [full names]</w:t>
+            </w:r>
+            <w:r>
+              <w:rPr>
+                <w:color w:val="1A1A1A"/>
+                <w:sz w:val="21"/>
+                <w:szCs w:val="21"/>
+              </w:rPr>
+              <w:t xml:space="preserve"> is ever arrested or brought before a magistrate on a charge under section 49(1</w:t>
+            </w:r>
+            <w:proofErr w:type="gramStart"/>
+            <w:r>
+              <w:rPr>
+                <w:color w:val="1A1A1A"/>
+                <w:sz w:val="21"/>
+                <w:szCs w:val="21"/>
+              </w:rPr>
+              <w:t>)(</w:t>
+            </w:r>
+            <w:proofErr w:type="gramEnd"/>
+            <w:r>
+              <w:rPr>
+                <w:color w:val="1A1A1A"/>
+                <w:sz w:val="21"/>
+                <w:szCs w:val="21"/>
+              </w:rPr>
+              <w:t>a), the magistrate has no lawful power to order his deportation, or his detention pending deportation, as part of any criminal sentence.</w:t>
+            </w:r>
+          </w:p>
+          <w:p>
+            <w:pPr>
+              <w:tabs>
+                <w:tab w:val="left" w:pos="10206"/>
+              </w:tabs>
+              <w:spacing w:after="80"/>
+              <w:ind w:right="652"/>
+            </w:pPr>
+            <w:r>
+              <w:rPr>
+                <w:color w:val="1A1A1A"/>
+                <w:sz w:val="21"/>
+                <w:szCs w:val="21"/>
+              </w:rPr>
+              <w:t>Any administrative detention pending deportation must independently satisfy the strict procedural requirements confirmed in Mba: arrest by an immigration officer specifically exercising individual discretion, a Form 28 detention warrant, a Form 29 notice of rights, and confirmation by a court within 48 hours if requested, with detention beyond 30 days requiring a further court warrant.</w:t>
+            </w:r>
+          </w:p>
+          <w:p>
+            <w:pPr>
+              <w:tabs>
+                <w:tab w:val="left" w:pos="10206"/>
+              </w:tabs>
+              <w:spacing w:after="80"/>
+              <w:ind w:right="652"/>
+            </w:pPr>
+            <w:r>
+              <w:rPr>
+                <w:color w:val="1A1A1A"/>
+                <w:sz w:val="21"/>
+                <w:szCs w:val="21"/>
+              </w:rPr>
+              <w:t>Home Affairs bears the onus of proving that any such detention is lawful; it is not for the applicant to prove that it is unlawful.</w:t>
+            </w:r>
+          </w:p>
+          <w:p>
+            <w:pPr>
+              <w:tabs>
+                <w:tab w:val="left" w:pos="10206"/>
+              </w:tabs>
+              <w:spacing w:after="80"/>
+              <w:ind w:right="652"/>
+            </w:pPr>
+            <w:r>
+              <w:rPr>
+                <w:color w:val="1A1A1A"/>
+                <w:sz w:val="21"/>
+                <w:szCs w:val="21"/>
+              </w:rPr>
+              <w:t>This is a secondary, backstop protection only. The applicant’s primary and overriding protection remains his status as an asylum seeker under the Refugees Act and the Scalabrini judgment (Section 2 above), which applies regardless of, and in priority to, any Immigration Act proceedings.</w:t>
+            </w:r>
+          </w:p>
+        </w:tc>
+      </w:tr>
+    </w:tbl>
+    <w:p>
+      <w:pPr>
+        <w:tabs>
+          <w:tab w:val="left" w:pos="10206"/>
+        </w:tabs>
+        <w:spacing w:after="140"/>
+        <w:ind w:right="652"/>
+      </w:pPr>
+    </w:p>
+    <w:p>
+      <w:pPr>
+        <w:tabs>
+          <w:tab w:val="left" w:pos="10206"/>
+        </w:tabs>
+        <w:spacing w:before="200" w:after="100"/>
+        <w:ind w:right="652"/>
+      </w:pPr>
+      <w:r>
+        <w:rPr>
+          <w:b/>
+          <w:bCs/>
+          <w:color w:val="1B2A4A"/>
+        </w:rPr>
+        <w:t>2.5  Confirmation at High Court Level, and a Conflicting Judgment Expressly Disapproved — Ered v Minister of Home Affairs (2 September 2026) (NEW)</w:t>
+      </w:r>
+    </w:p>
+    <w:p>
+      <w:pPr>
+        <w:tabs>
+          <w:tab w:val="left" w:pos="10206"/>
+        </w:tabs>
+        <w:spacing w:after="140"/>
+        <w:ind w:right="652"/>
+      </w:pPr>
+      <w:r>
+        <w:t xml:space="preserve">On 2 September 2026, Wilson J of the Gauteng Division, Johannesburg, handed down written reasons (Case No. 2026-163100) for an order made on 14 July 2026 releasing an Ethiopian asylum seeker, Mr Solly Ered, from the Lindela Repatriation Centre. Like </w:t>
+      </w:r>
+      <w:r>
+        <w:t>[title] [full names]</w:t>
+      </w:r>
+      <w:r>
+        <w:t xml:space="preserve">, </w:t>
+      </w:r>
+      <w:proofErr w:type="spellStart"/>
+      <w:r>
+        <w:t>Mr</w:t>
+      </w:r>
+      <w:proofErr w:type="spellEnd"/>
+      <w:r>
+        <w:t xml:space="preserve"> </w:t>
+      </w:r>
+      <w:proofErr w:type="spellStart"/>
+      <w:r>
+        <w:t>Ered</w:t>
+      </w:r>
+      <w:proofErr w:type="spellEnd"/>
+      <w:r>
+        <w:t xml:space="preserve"> had been convicted under section 49(1</w:t>
+      </w:r>
+      <w:proofErr w:type="gramStart"/>
+      <w:r>
+        <w:t>)(</w:t>
+      </w:r>
+      <w:proofErr w:type="gramEnd"/>
+      <w:r>
+        <w:t>a) of the Immigration Act and, after serving his sentence, was detained again under section 34(1) pending deportation. The judgment confirms, at High Court level and in the period immediately following Scalabrini, that release from immigration detention must follow immediately once a person indicates an intention to apply for asylum. The judgment also expressly considered, and declined to follow, a conflicting judgment of the same Division that had permitted the continued detention of prospective asylum seekers at Lindela.</w:t>
+      </w:r>
+    </w:p>
+    <w:tbl>
+      <w:tblPr>
+        <w:tblW w:w="9360" w:type="dxa"/>
+        <w:tblBorders>
+          <w:top w:val="single" w:sz="4" w:space="0" w:color="auto"/>
+          <w:left w:val="single" w:sz="4" w:space="0" w:color="auto"/>
+          <w:bottom w:val="single" w:sz="4" w:space="0" w:color="auto"/>
+          <w:right w:val="single" w:sz="4" w:space="0" w:color="auto"/>
+          <w:insideH w:val="single" w:sz="4" w:space="0" w:color="auto"/>
+          <w:insideV w:val="single" w:sz="4" w:space="0" w:color="auto"/>
+        </w:tblBorders>
+        <w:tblCellMar>
+          <w:left w:w="10" w:type="dxa"/>
+          <w:right w:w="10" w:type="dxa"/>
+        </w:tblCellMar>
+        <w:tblLook w:val="04A0" w:firstRow="1" w:lastRow="0" w:firstColumn="1" w:lastColumn="0" w:noHBand="0" w:noVBand="1"/>
+      </w:tblPr>
+      <w:tblGrid>
+        <w:gridCol w:w="9360"/>
+      </w:tblGrid>
+      <w:tr>
+        <w:tc>
+          <w:tcPr>
+            <w:tcW w:w="9360" w:type="dxa"/>
+            <w:tcBorders>
+              <w:top w:val="single" w:sz="4" w:space="0" w:color="D0D0D0"/>
+              <w:left w:val="single" w:sz="20" w:space="0" w:color="2E75B6"/>
+              <w:bottom w:val="single" w:sz="4" w:space="0" w:color="D0D0D0"/>
+              <w:right w:val="single" w:sz="4" w:space="0" w:color="D0D0D0"/>
+            </w:tcBorders>
+            <w:shd w:val="clear" w:color="auto" w:fill="EAF3FB"/>
+            <w:tcMar>
+              <w:top w:w="120" w:type="dxa"/>
+              <w:left w:w="200" w:type="dxa"/>
+              <w:bottom w:w="120" w:type="dxa"/>
+              <w:right w:w="160" w:type="dxa"/>
+            </w:tcMar>
+          </w:tcPr>
+          <w:p>
+            <w:pPr>
+              <w:tabs>
+                <w:tab w:val="left" w:pos="10206"/>
+              </w:tabs>
+              <w:spacing w:after="60"/>
+              <w:ind w:right="652"/>
+            </w:pPr>
+            <w:r>
+              <w:rPr>
+                <w:b/>
+                <w:bCs/>
+                <w:color w:val="1B2A4A"/>
+                <w:sz w:val="20"/>
+                <w:szCs w:val="20"/>
+              </w:rPr>
+              <w:t>Wilson J, Ered v Minister of Home Affairs, Gauteng Division, Johannesburg, Case No. 2026-163100 (2 September 2026), paragraph 14</w:t>
+            </w:r>
+          </w:p>
+          <w:p>
+            <w:pPr>
+              <w:tabs>
+                <w:tab w:val="left" w:pos="10206"/>
+              </w:tabs>
+              <w:ind w:right="652"/>
+            </w:pPr>
+            <w:r>
+              <w:rPr>
+                <w:i/>
+                <w:iCs/>
+                <w:color w:val="595959"/>
+                <w:sz w:val="20"/>
+                <w:szCs w:val="20"/>
+              </w:rPr>
+              <w:t>"...the principles spelt out in Ruta...continue to apply. Chief among those principles is that release from detention under the Immigration Act must follow immediately upon the detainee evincing an intention to apply for asylum, and asylum seeker detention is unlawful once an intention to apply for asylum has been expressed. In other words, the law has returned to the state it was in immediately before the provisions the Constitutional Court struck down in Scalabrini came into effect."</w:t>
+            </w:r>
+          </w:p>
+        </w:tc>
+      </w:tr>
+    </w:tbl>
+    <w:p>
+      <w:pPr>
+        <w:tabs>
+          <w:tab w:val="left" w:pos="10206"/>
+        </w:tabs>
+        <w:spacing w:after="140"/>
+        <w:ind w:right="652"/>
+      </w:pPr>
+    </w:p>
+    <w:tbl>
+      <w:tblPr>
+        <w:tblW w:w="9360" w:type="dxa"/>
+        <w:tblBorders>
+          <w:top w:val="single" w:sz="4" w:space="0" w:color="auto"/>
+          <w:left w:val="single" w:sz="4" w:space="0" w:color="auto"/>
+          <w:bottom w:val="single" w:sz="4" w:space="0" w:color="auto"/>
+          <w:right w:val="single" w:sz="4" w:space="0" w:color="auto"/>
+          <w:insideH w:val="single" w:sz="4" w:space="0" w:color="auto"/>
+          <w:insideV w:val="single" w:sz="4" w:space="0" w:color="auto"/>
+        </w:tblBorders>
+        <w:tblCellMar>
+          <w:left w:w="10" w:type="dxa"/>
+          <w:right w:w="10" w:type="dxa"/>
+        </w:tblCellMar>
+        <w:tblLook w:val="04A0" w:firstRow="1" w:lastRow="0" w:firstColumn="1" w:lastColumn="0" w:noHBand="0" w:noVBand="1"/>
+      </w:tblPr>
+      <w:tblGrid>
+        <w:gridCol w:w="9360"/>
+      </w:tblGrid>
+      <w:tr>
+        <w:tc>
+          <w:tcPr>
+            <w:tcW w:w="9360" w:type="dxa"/>
+            <w:tcBorders>
+              <w:top w:val="single" w:sz="4" w:space="0" w:color="D0D0D0"/>
+              <w:left w:val="single" w:sz="20" w:space="0" w:color="2E75B6"/>
+              <w:bottom w:val="single" w:sz="4" w:space="0" w:color="D0D0D0"/>
+              <w:right w:val="single" w:sz="4" w:space="0" w:color="D0D0D0"/>
+            </w:tcBorders>
+            <w:shd w:val="clear" w:color="auto" w:fill="EAF3FB"/>
+            <w:tcMar>
+              <w:top w:w="120" w:type="dxa"/>
+              <w:left w:w="200" w:type="dxa"/>
+              <w:bottom w:w="120" w:type="dxa"/>
+              <w:right w:w="160" w:type="dxa"/>
+            </w:tcMar>
+          </w:tcPr>
+          <w:p>
+            <w:pPr>
+              <w:tabs>
+                <w:tab w:val="left" w:pos="10206"/>
+              </w:tabs>
+              <w:spacing w:after="60"/>
+              <w:ind w:right="652"/>
+            </w:pPr>
+            <w:r>
+              <w:rPr>
+                <w:b/>
+                <w:bCs/>
+                <w:color w:val="1B2A4A"/>
+                <w:sz w:val="20"/>
+                <w:szCs w:val="20"/>
+              </w:rPr>
+              <w:t xml:space="preserve">Wilson J, Ered v Minister of Home Affairs, paragraphs 18–19, considering Mnamo v </w:t>
+            </w:r>
+            <w:r>
+              <w:rPr>
+                <w:b/>
+                <w:bCs/>
+                <w:color w:val="1B2A4A"/>
+                <w:sz w:val="20"/>
+                <w:szCs w:val="20"/>
+              </w:rPr>
+              <w:lastRenderedPageBreak/>
+              <w:t>Minister of Home Affairs [2026] ZAGPJHC 948 (25 August 2026)</w:t>
+            </w:r>
+          </w:p>
+          <w:p>
+            <w:pPr>
+              <w:tabs>
+                <w:tab w:val="left" w:pos="10206"/>
+              </w:tabs>
+              <w:ind w:right="652"/>
+            </w:pPr>
+            <w:r>
+              <w:rPr>
+                <w:i/>
+                <w:iCs/>
+                <w:color w:val="595959"/>
+                <w:sz w:val="20"/>
+                <w:szCs w:val="20"/>
+              </w:rPr>
+              <w:t>"I cannot support this approach. It is, in my view, without legal foundation...The Mnamo judgment’s failure to apply the decision in Ruta is, in my respectful view, erroneous. On the facts set out in the Mnamo judgment, the applicants should have been released."</w:t>
+            </w:r>
+          </w:p>
+        </w:tc>
+      </w:tr>
+    </w:tbl>
+    <w:p>
+      <w:pPr>
+        <w:tabs>
+          <w:tab w:val="left" w:pos="10206"/>
+        </w:tabs>
+        <w:spacing w:after="140"/>
+        <w:ind w:right="652"/>
+      </w:pPr>
+    </w:p>
+    <w:tbl>
+      <w:tblPr>
+        <w:tblW w:w="9360" w:type="dxa"/>
+        <w:tblBorders>
+          <w:top w:val="single" w:sz="4" w:space="0" w:color="auto"/>
+          <w:left w:val="single" w:sz="4" w:space="0" w:color="auto"/>
+          <w:bottom w:val="single" w:sz="4" w:space="0" w:color="auto"/>
+          <w:right w:val="single" w:sz="4" w:space="0" w:color="auto"/>
+          <w:insideH w:val="single" w:sz="4" w:space="0" w:color="auto"/>
+          <w:insideV w:val="single" w:sz="4" w:space="0" w:color="auto"/>
+        </w:tblBorders>
+        <w:tblCellMar>
+          <w:left w:w="10" w:type="dxa"/>
+          <w:right w:w="10" w:type="dxa"/>
+        </w:tblCellMar>
+        <w:tblLook w:val="04A0" w:firstRow="1" w:lastRow="0" w:firstColumn="1" w:lastColumn="0" w:noHBand="0" w:noVBand="1"/>
+      </w:tblPr>
+      <w:tblGrid>
+        <w:gridCol w:w="9360"/>
+      </w:tblGrid>
+      <w:tr>
+        <w:tc>
+          <w:tcPr>
+            <w:tcW w:w="9360" w:type="dxa"/>
+            <w:tcBorders>
+              <w:top w:val="single" w:sz="8" w:space="0" w:color="1A6B3A"/>
+              <w:left w:val="single" w:sz="24" w:space="0" w:color="1A6B3A"/>
+              <w:bottom w:val="single" w:sz="4" w:space="0" w:color="1A6B3A"/>
+              <w:right w:val="single" w:sz="4" w:space="0" w:color="D0D0D0"/>
+            </w:tcBorders>
+            <w:shd w:val="clear" w:color="auto" w:fill="F0FFF4"/>
+            <w:tcMar>
+              <w:top w:w="140" w:type="dxa"/>
+              <w:left w:w="200" w:type="dxa"/>
+              <w:bottom w:w="140" w:type="dxa"/>
+              <w:right w:w="200" w:type="dxa"/>
+            </w:tcMar>
+          </w:tcPr>
+          <w:p>
+            <w:pPr>
+              <w:tabs>
+                <w:tab w:val="left" w:pos="10206"/>
+              </w:tabs>
+              <w:spacing w:after="80"/>
+              <w:ind w:right="652"/>
+            </w:pPr>
+            <w:r>
+              <w:rPr>
+                <w:b/>
+                <w:bCs/>
+                <w:color w:val="1A6B3A"/>
+              </w:rPr>
+              <w:t>✅  What This Means for This Applicant</w:t>
+            </w:r>
+          </w:p>
+          <w:p>
+            <w:pPr>
+              <w:tabs>
+                <w:tab w:val="left" w:pos="10206"/>
+              </w:tabs>
+              <w:spacing w:after="80"/>
+              <w:ind w:right="652"/>
+            </w:pPr>
+            <w:r>
+              <w:rPr>
+                <w:color w:val="1A1A1A"/>
+                <w:sz w:val="21"/>
+                <w:szCs w:val="21"/>
+              </w:rPr>
+              <w:t>In Mnamo, the court accepted that the applicants had all indicated their wish to apply for asylum, but instead of ordering their release it directed Home Affairs to process them at Lindela itself or to transport them to a Refugee Reception Office, leaving them in detention in the meantime. Wilson J in Ered held that this approach has no legal foundation and that, on the facts recorded in Mnamo, the applicants ought to have been released outright.</w:t>
+            </w:r>
+          </w:p>
+          <w:p>
+            <w:pPr>
+              <w:tabs>
+                <w:tab w:val="left" w:pos="10206"/>
+              </w:tabs>
+              <w:spacing w:after="80"/>
+              <w:ind w:right="652"/>
+            </w:pPr>
+            <w:r>
+              <w:rPr>
+                <w:color w:val="1A1A1A"/>
+                <w:sz w:val="21"/>
+                <w:szCs w:val="21"/>
+              </w:rPr>
+              <w:t xml:space="preserve">Should any official seek to detain </w:t>
+            </w:r>
+            <w:r>
+              <w:rPr>
+                <w:color w:val="1A1A1A"/>
+                <w:sz w:val="21"/>
+                <w:szCs w:val="21"/>
+              </w:rPr>
+              <w:t>[title] [full names]</w:t>
+            </w:r>
+            <w:r>
+              <w:rPr>
+                <w:color w:val="1A1A1A"/>
+                <w:sz w:val="21"/>
+                <w:szCs w:val="21"/>
+              </w:rPr>
+              <w:t xml:space="preserve"> on the basis that he can simply be "processed" at a detention facility, or transported to a Refugee Reception Office, rather than released, we submit that this is contrary to the law as correctly stated in Ered, and in Ruta and Scalabrini on which Ered relies. We draw your attention to Ered as directly on-point, current authority for immediate release.</w:t>
+            </w:r>
+          </w:p>
+          <w:p>
+            <w:pPr>
+              <w:tabs>
+                <w:tab w:val="left" w:pos="10206"/>
+              </w:tabs>
+              <w:spacing w:after="80"/>
+              <w:ind w:right="652"/>
+            </w:pPr>
+            <w:r>
+              <w:rPr>
+                <w:color w:val="1A1A1A"/>
+                <w:sz w:val="21"/>
+                <w:szCs w:val="21"/>
+              </w:rPr>
+              <w:t>We note, for completeness and in fairness, that Ered and Mnamo are decisions of coordinate authority within the same Division, so this specific point may yet require resolution by a higher court. We rely on Ered as the more recent judgment and as the one correctly grounded in the binding authority of Ruta and Scalabrini.</w:t>
+            </w:r>
+          </w:p>
+        </w:tc>
+      </w:tr>
+    </w:tbl>
+    <w:p>
+      <w:pPr>
+        <w:tabs>
+          <w:tab w:val="left" w:pos="10206"/>
+        </w:tabs>
+        <w:spacing w:after="160"/>
+        <w:ind w:right="652"/>
+      </w:pPr>
+    </w:p>
+    <w:p>
+      <w:pPr>
+        <w:tabs>
+          <w:tab w:val="left" w:pos="10206"/>
+        </w:tabs>
+        <w:spacing w:before="280" w:after="120"/>
+        <w:ind w:right="652"/>
+      </w:pPr>
+      <w:r>
+        <w:rPr>
+          <w:b/>
+          <w:bCs/>
+          <w:color w:val="1B2A4A"/>
+          <w:sz w:val="24"/>
+          <w:szCs w:val="24"/>
+          <w:u w:val="single"/>
+        </w:rPr>
+        <w:t>3.  FACTUAL AND PROCEDURAL BACKGROUND</w:t>
+      </w:r>
+    </w:p>
+    <w:p>
+      <w:pPr>
+        <w:tabs>
+          <w:tab w:val="left" w:pos="10206"/>
+        </w:tabs>
+        <w:spacing w:after="140"/>
+        <w:ind w:right="652"/>
+      </w:pPr>
+      <w:r>
+        <w:t>Due to the COVID-19 pandemic, the Department of Home Affairs (DHA) suspended in-person asylum applications at Refugee Reception Offices (RROs) from 16 March 2020. With effect from 2 May 2022, the DHA instituted a mandatory online system for new applicants. A further compounding factor arose when the Refugees Amendment Act was published on 12 December 2019, met with many legal challenges due to its poor construction in law and in particular the new asylum and abandoned asylum provisions — culminating in many judgments and clarifications in law, including the Constitutional Court’s judgment of 7 July 2026 set out above.</w:t>
+      </w:r>
+    </w:p>
+    <w:p>
+      <w:pPr>
+        <w:tabs>
+          <w:tab w:val="left" w:pos="10206"/>
+        </w:tabs>
+        <w:spacing w:after="140"/>
+        <w:ind w:right="652"/>
+      </w:pPr>
+      <w:r>
+        <w:rPr>
+          <w:b/>
+          <w:bCs/>
+          <w:color w:val="EE0000"/>
+        </w:rPr>
+        <w:t>[</w:t>
+      </w:r>
+      <w:proofErr w:type="gramStart"/>
+      <w:r>
+        <w:rPr>
+          <w:b/>
+          <w:bCs/>
+          <w:color w:val="EE0000"/>
+        </w:rPr>
+        <w:t>title</w:t>
+      </w:r>
+      <w:proofErr w:type="gramEnd"/>
+      <w:r>
+        <w:rPr>
+          <w:b/>
+          <w:bCs/>
+          <w:color w:val="EE0000"/>
+        </w:rPr>
+        <w:t>] [</w:t>
+      </w:r>
+      <w:proofErr w:type="gramStart"/>
+      <w:r>
+        <w:rPr>
+          <w:b/>
+          <w:bCs/>
+          <w:color w:val="EE0000"/>
+        </w:rPr>
+        <w:t>full</w:t>
+      </w:r>
+      <w:proofErr w:type="gramEnd"/>
+      <w:r>
+        <w:rPr>
+          <w:b/>
+          <w:bCs/>
+          <w:color w:val="EE0000"/>
+        </w:rPr>
+        <w:t xml:space="preserve"> names]</w:t>
+      </w:r>
+      <w:r>
+        <w:rPr>
+          <w:b/>
+          <w:bCs/>
+          <w:color w:val="EE0000"/>
+        </w:rPr>
+        <w:t xml:space="preserve"> has complied with the prescribed procedure by submitting their application via the DHA’s prescribed online channel and is in possession of confirmation that the application was received by the DHA. This process has created an administrative backlog exceeding 100,000 cases, resulting in severe and indefinite delays in the scheduling of interviews and the issuance of formal permits. These delays are systemic and entirely beyond </w:t>
+      </w:r>
+      <w:r>
+        <w:rPr>
+          <w:b/>
+          <w:bCs/>
+          <w:color w:val="EE0000"/>
+        </w:rPr>
+        <w:t>[title] [full names]</w:t>
+      </w:r>
+      <w:r>
+        <w:rPr>
+          <w:b/>
+          <w:bCs/>
+          <w:color w:val="EE0000"/>
+        </w:rPr>
+        <w:t>’s control.</w:t>
+      </w:r>
+    </w:p>
+    <w:p>
+      <w:pPr>
+        <w:tabs>
+          <w:tab w:val="left" w:pos="10206"/>
+        </w:tabs>
+        <w:spacing w:before="280" w:after="120"/>
+        <w:ind w:right="652"/>
+      </w:pPr>
+      <w:r>
+        <w:rPr>
+          <w:b/>
+          <w:bCs/>
+          <w:color w:val="1B2A4A"/>
+          <w:sz w:val="24"/>
+          <w:szCs w:val="24"/>
+          <w:u w:val="single"/>
+        </w:rPr>
+        <w:t>4.  GOVERNING LEGAL FRAMEWORK AND BINDING JURISPRUDENCE</w:t>
+      </w:r>
+    </w:p>
+    <w:p>
+      <w:pPr>
+        <w:tabs>
+          <w:tab w:val="left" w:pos="10206"/>
+        </w:tabs>
+        <w:spacing w:after="140"/>
+        <w:ind w:right="652"/>
+      </w:pPr>
+      <w:r>
+        <w:t>The legal status of an individual who has evinced an intention to apply for asylum is unequivocally settled in South African law. The body of binding authority now includes the landmark Constitutional Court judgment of 7 July 2026 summarised in Section 2 above, as well as the following established principles.</w:t>
+      </w:r>
+    </w:p>
+    <w:p>
+      <w:pPr>
+        <w:tabs>
+          <w:tab w:val="left" w:pos="10206"/>
+        </w:tabs>
+        <w:spacing w:before="200" w:after="100"/>
+        <w:ind w:right="652"/>
+        <w:rPr>
+          <w:b/>
+          <w:bCs/>
+          <w:color w:val="1B2A4A"/>
+        </w:rPr>
+      </w:pPr>
+    </w:p>
+    <w:p>
+      <w:pPr>
+        <w:tabs>
+          <w:tab w:val="left" w:pos="10206"/>
+        </w:tabs>
+        <w:spacing w:before="200" w:after="100"/>
+        <w:ind w:right="652"/>
+      </w:pPr>
+      <w:proofErr w:type="gramStart"/>
+      <w:r>
+        <w:rPr>
+          <w:b/>
+          <w:bCs/>
+          <w:color w:val="1B2A4A"/>
+        </w:rPr>
+        <w:lastRenderedPageBreak/>
+        <w:t>4.1  Statutory</w:t>
+      </w:r>
+      <w:proofErr w:type="gramEnd"/>
+      <w:r>
+        <w:rPr>
+          <w:b/>
+          <w:bCs/>
+          <w:color w:val="1B2A4A"/>
+        </w:rPr>
+        <w:t xml:space="preserve"> Protections under the Refugees Act</w:t>
+      </w:r>
+    </w:p>
+    <w:p>
+      <w:pPr>
+        <w:tabs>
+          <w:tab w:val="left" w:pos="10206"/>
+        </w:tabs>
+        <w:spacing w:after="140"/>
+        <w:ind w:right="652"/>
+      </w:pPr>
+      <w:r>
+        <w:t>Section 21 of the Refugees Act provides the foundational procedure and protections for asylum applicants. It reads, in part:</w:t>
+      </w:r>
+    </w:p>
+    <w:p>
+      <w:pPr>
+        <w:tabs>
+          <w:tab w:val="left" w:pos="10206"/>
+        </w:tabs>
+        <w:spacing w:after="120"/>
+        <w:ind w:left="500" w:right="652"/>
+      </w:pPr>
+      <w:r>
+        <w:rPr>
+          <w:sz w:val="21"/>
+          <w:szCs w:val="21"/>
+        </w:rPr>
+        <w:t>Section 21(2): The Refugee Reception Officer concerned—</w:t>
+      </w:r>
+    </w:p>
+    <w:p>
+      <w:pPr>
+        <w:tabs>
+          <w:tab w:val="left" w:pos="10206"/>
+        </w:tabs>
+        <w:spacing w:after="120"/>
+        <w:ind w:left="500" w:right="652"/>
+      </w:pPr>
+      <w:r>
+        <w:rPr>
+          <w:sz w:val="21"/>
+          <w:szCs w:val="21"/>
+        </w:rPr>
+        <w:t>(a) Must accept the application form from the applicant;</w:t>
+      </w:r>
+    </w:p>
+    <w:p>
+      <w:pPr>
+        <w:tabs>
+          <w:tab w:val="left" w:pos="10206"/>
+        </w:tabs>
+        <w:spacing w:after="120"/>
+        <w:ind w:left="500" w:right="652"/>
+      </w:pPr>
+      <w:r>
+        <w:rPr>
+          <w:sz w:val="21"/>
+          <w:szCs w:val="21"/>
+        </w:rPr>
+        <w:t>(b) Must see to it that the application form is properly completed, and, where necessary, must assist the applicant in this regard.</w:t>
+      </w:r>
+    </w:p>
+    <w:p>
+      <w:pPr>
+        <w:tabs>
+          <w:tab w:val="left" w:pos="10206"/>
+        </w:tabs>
+        <w:spacing w:after="80"/>
+        <w:ind w:right="652"/>
+      </w:pPr>
+    </w:p>
+    <w:p>
+      <w:pPr>
+        <w:tabs>
+          <w:tab w:val="left" w:pos="10206"/>
+        </w:tabs>
+        <w:spacing w:after="120"/>
+        <w:ind w:left="500" w:right="652"/>
+      </w:pPr>
+      <w:r>
+        <w:rPr>
+          <w:sz w:val="21"/>
+          <w:szCs w:val="21"/>
+        </w:rPr>
+        <w:t>Section 21(4): Notwithstanding any law to the contrary, no proceedings may be instituted or continued against any person in respect of his or her unlawful entry into or presence within the Republic if—</w:t>
+      </w:r>
+    </w:p>
+    <w:p>
+      <w:pPr>
+        <w:tabs>
+          <w:tab w:val="left" w:pos="10206"/>
+        </w:tabs>
+        <w:spacing w:after="120"/>
+        <w:ind w:left="500" w:right="652"/>
+      </w:pPr>
+      <w:r>
+        <w:rPr>
+          <w:sz w:val="21"/>
+          <w:szCs w:val="21"/>
+        </w:rPr>
+        <w:t>(a) Such person has applied for asylum in terms of subsection (1), until a decision has been made on the application and, where applicable, such person has had an opportunity to exhaust his or her rights of review or appeal.</w:t>
+      </w:r>
+    </w:p>
+    <w:p>
+      <w:pPr>
+        <w:tabs>
+          <w:tab w:val="left" w:pos="10206"/>
+        </w:tabs>
+        <w:spacing w:before="200" w:after="100"/>
+        <w:ind w:right="652"/>
+      </w:pPr>
+      <w:r>
+        <w:rPr>
+          <w:b/>
+          <w:bCs/>
+          <w:color w:val="1B2A4A"/>
+        </w:rPr>
+        <w:t>4.2  The Foundational Scheme of the Refugees Act</w:t>
+      </w:r>
+    </w:p>
+    <w:tbl>
+      <w:tblPr>
+        <w:tblW w:w="9360" w:type="dxa"/>
+        <w:tblBorders>
+          <w:top w:val="single" w:sz="4" w:space="0" w:color="auto"/>
+          <w:left w:val="single" w:sz="4" w:space="0" w:color="auto"/>
+          <w:bottom w:val="single" w:sz="4" w:space="0" w:color="auto"/>
+          <w:right w:val="single" w:sz="4" w:space="0" w:color="auto"/>
+          <w:insideH w:val="single" w:sz="4" w:space="0" w:color="auto"/>
+          <w:insideV w:val="single" w:sz="4" w:space="0" w:color="auto"/>
+        </w:tblBorders>
+        <w:tblCellMar>
+          <w:left w:w="10" w:type="dxa"/>
+          <w:right w:w="10" w:type="dxa"/>
+        </w:tblCellMar>
+        <w:tblLook w:val="04A0" w:firstRow="1" w:lastRow="0" w:firstColumn="1" w:lastColumn="0" w:noHBand="0" w:noVBand="1"/>
+      </w:tblPr>
+      <w:tblGrid>
+        <w:gridCol w:w="9360"/>
+      </w:tblGrid>
+      <w:tr>
+        <w:tc>
+          <w:tcPr>
+            <w:tcW w:w="9360" w:type="dxa"/>
+            <w:tcBorders>
+              <w:top w:val="single" w:sz="4" w:space="0" w:color="D0D0D0"/>
+              <w:left w:val="single" w:sz="20" w:space="0" w:color="2E75B6"/>
+              <w:bottom w:val="single" w:sz="4" w:space="0" w:color="D0D0D0"/>
+              <w:right w:val="single" w:sz="4" w:space="0" w:color="D0D0D0"/>
+            </w:tcBorders>
+            <w:shd w:val="clear" w:color="auto" w:fill="EAF3FB"/>
+            <w:tcMar>
+              <w:top w:w="120" w:type="dxa"/>
+              <w:left w:w="200" w:type="dxa"/>
+              <w:bottom w:w="120" w:type="dxa"/>
+              <w:right w:w="160" w:type="dxa"/>
+            </w:tcMar>
+          </w:tcPr>
+          <w:p>
+            <w:pPr>
+              <w:tabs>
+                <w:tab w:val="left" w:pos="10206"/>
+              </w:tabs>
+              <w:spacing w:after="60"/>
+              <w:ind w:right="652"/>
+            </w:pPr>
+            <w:r>
+              <w:rPr>
+                <w:b/>
+                <w:bCs/>
+                <w:color w:val="1B2A4A"/>
+                <w:sz w:val="20"/>
+                <w:szCs w:val="20"/>
+              </w:rPr>
+              <w:t>Ahmed and Others v Minister of Home Affairs and another (CCT273/17) [2018] ZACC 39</w:t>
+            </w:r>
+          </w:p>
+          <w:p>
+            <w:pPr>
+              <w:tabs>
+                <w:tab w:val="left" w:pos="10206"/>
+              </w:tabs>
+              <w:ind w:right="652"/>
+            </w:pPr>
+            <w:r>
+              <w:rPr>
+                <w:i/>
+                <w:iCs/>
+                <w:color w:val="595959"/>
+                <w:sz w:val="20"/>
+                <w:szCs w:val="20"/>
+              </w:rPr>
+              <w:t>[24] The Refugees Act distinguishes between asylum seekers and refugees. An asylum seeker is someone who has arrived in South Africa and applied for asylum… A refugee is someone who has been granted asylum. The Refugees Act protects both groups… [26] Once asylum seekers have entered South Africa, they must apply for asylum at a Refugee Reception Office. The Refugee Reception Officer must issue an asylum seeker permit to the applicant pending the outcome of his application for asylum. [27] …If the application for asylum succeeds, the applicant becomes entitled to all the rights of refugees provided for in sections 27 to 34. These include the rights to live and work in South Africa…</w:t>
+            </w:r>
+          </w:p>
+        </w:tc>
+      </w:tr>
+    </w:tbl>
+    <w:p>
+      <w:pPr>
+        <w:tabs>
+          <w:tab w:val="left" w:pos="10206"/>
+        </w:tabs>
+        <w:spacing w:after="140"/>
+        <w:ind w:right="652"/>
+      </w:pPr>
+    </w:p>
+    <w:p>
+      <w:pPr>
+        <w:tabs>
+          <w:tab w:val="left" w:pos="10206"/>
+        </w:tabs>
+        <w:spacing w:before="200" w:after="100"/>
+        <w:ind w:right="652"/>
+      </w:pPr>
+      <w:r>
+        <w:rPr>
+          <w:b/>
+          <w:bCs/>
+          <w:color w:val="1B2A4A"/>
+        </w:rPr>
+        <w:t>4.3  The Trigger for Legal Protection: An Intention to Apply</w:t>
+      </w:r>
+    </w:p>
+    <w:p>
+      <w:pPr>
+        <w:tabs>
+          <w:tab w:val="left" w:pos="10206"/>
+        </w:tabs>
+        <w:spacing w:after="140"/>
+        <w:ind w:right="652"/>
+      </w:pPr>
+      <w:r>
+        <w:t>Protection is not contingent on possessing a permit, but is triggered by the mere expression of an intention to seek asylum.</w:t>
+      </w:r>
+    </w:p>
+    <w:tbl>
+      <w:tblPr>
+        <w:tblW w:w="9360" w:type="dxa"/>
+        <w:tblBorders>
+          <w:top w:val="single" w:sz="4" w:space="0" w:color="auto"/>
+          <w:left w:val="single" w:sz="4" w:space="0" w:color="auto"/>
+          <w:bottom w:val="single" w:sz="4" w:space="0" w:color="auto"/>
+          <w:right w:val="single" w:sz="4" w:space="0" w:color="auto"/>
+          <w:insideH w:val="single" w:sz="4" w:space="0" w:color="auto"/>
+          <w:insideV w:val="single" w:sz="4" w:space="0" w:color="auto"/>
+        </w:tblBorders>
+        <w:tblCellMar>
+          <w:left w:w="10" w:type="dxa"/>
+          <w:right w:w="10" w:type="dxa"/>
+        </w:tblCellMar>
+        <w:tblLook w:val="04A0" w:firstRow="1" w:lastRow="0" w:firstColumn="1" w:lastColumn="0" w:noHBand="0" w:noVBand="1"/>
+      </w:tblPr>
+      <w:tblGrid>
+        <w:gridCol w:w="9360"/>
+      </w:tblGrid>
+      <w:tr>
+        <w:tc>
+          <w:tcPr>
+            <w:tcW w:w="9360" w:type="dxa"/>
+            <w:tcBorders>
+              <w:top w:val="single" w:sz="4" w:space="0" w:color="D0D0D0"/>
+              <w:left w:val="single" w:sz="20" w:space="0" w:color="2E75B6"/>
+              <w:bottom w:val="single" w:sz="4" w:space="0" w:color="D0D0D0"/>
+              <w:right w:val="single" w:sz="4" w:space="0" w:color="D0D0D0"/>
+            </w:tcBorders>
+            <w:shd w:val="clear" w:color="auto" w:fill="EAF3FB"/>
+            <w:tcMar>
+              <w:top w:w="120" w:type="dxa"/>
+              <w:left w:w="200" w:type="dxa"/>
+              <w:bottom w:w="120" w:type="dxa"/>
+              <w:right w:w="160" w:type="dxa"/>
+            </w:tcMar>
+          </w:tcPr>
+          <w:p>
+            <w:pPr>
+              <w:tabs>
+                <w:tab w:val="left" w:pos="10206"/>
+              </w:tabs>
+              <w:spacing w:after="60"/>
+              <w:ind w:right="652"/>
+            </w:pPr>
+            <w:r>
+              <w:rPr>
+                <w:b/>
+                <w:bCs/>
+                <w:color w:val="1B2A4A"/>
+                <w:sz w:val="20"/>
+                <w:szCs w:val="20"/>
+              </w:rPr>
+              <w:t>Ashebo v Minister of Home Affairs (CCT/25022, decided 12 June 2023) — Constitutional Court</w:t>
+            </w:r>
+          </w:p>
+          <w:p>
+            <w:pPr>
+              <w:tabs>
+                <w:tab w:val="left" w:pos="10206"/>
+              </w:tabs>
+              <w:ind w:right="652"/>
+            </w:pPr>
+            <w:r>
+              <w:rPr>
+                <w:i/>
+                <w:iCs/>
+                <w:color w:val="595959"/>
+                <w:sz w:val="20"/>
+                <w:szCs w:val="20"/>
+              </w:rPr>
+              <w:t>36.2  The Refugees Act is triggered by an intimation of a desire to apply for asylum by an illegal foreigner, not by a formal application being submitted. 36.3  An illegal foreigner in detention under section 34 is entitled to be released from detention at once when an intimation to apply for asylum is expressed.</w:t>
+            </w:r>
+          </w:p>
+        </w:tc>
+      </w:tr>
+    </w:tbl>
+    <w:p>
+      <w:pPr>
+        <w:tabs>
+          <w:tab w:val="left" w:pos="10206"/>
+        </w:tabs>
+        <w:spacing w:after="140"/>
+        <w:ind w:right="652"/>
+      </w:pPr>
+    </w:p>
+    <w:tbl>
+      <w:tblPr>
+        <w:tblW w:w="9360" w:type="dxa"/>
+        <w:tblBorders>
+          <w:top w:val="single" w:sz="4" w:space="0" w:color="auto"/>
+          <w:left w:val="single" w:sz="4" w:space="0" w:color="auto"/>
+          <w:bottom w:val="single" w:sz="4" w:space="0" w:color="auto"/>
+          <w:right w:val="single" w:sz="4" w:space="0" w:color="auto"/>
+          <w:insideH w:val="single" w:sz="4" w:space="0" w:color="auto"/>
+          <w:insideV w:val="single" w:sz="4" w:space="0" w:color="auto"/>
+        </w:tblBorders>
+        <w:tblCellMar>
+          <w:left w:w="10" w:type="dxa"/>
+          <w:right w:w="10" w:type="dxa"/>
+        </w:tblCellMar>
+        <w:tblLook w:val="04A0" w:firstRow="1" w:lastRow="0" w:firstColumn="1" w:lastColumn="0" w:noHBand="0" w:noVBand="1"/>
+      </w:tblPr>
+      <w:tblGrid>
+        <w:gridCol w:w="9360"/>
+      </w:tblGrid>
+      <w:tr>
+        <w:tc>
+          <w:tcPr>
+            <w:tcW w:w="9360" w:type="dxa"/>
+            <w:tcBorders>
+              <w:top w:val="single" w:sz="4" w:space="0" w:color="D0D0D0"/>
+              <w:left w:val="single" w:sz="20" w:space="0" w:color="2E75B6"/>
+              <w:bottom w:val="single" w:sz="4" w:space="0" w:color="D0D0D0"/>
+              <w:right w:val="single" w:sz="4" w:space="0" w:color="D0D0D0"/>
+            </w:tcBorders>
+            <w:shd w:val="clear" w:color="auto" w:fill="EAF3FB"/>
+            <w:tcMar>
+              <w:top w:w="120" w:type="dxa"/>
+              <w:left w:w="200" w:type="dxa"/>
+              <w:bottom w:w="120" w:type="dxa"/>
+              <w:right w:w="160" w:type="dxa"/>
+            </w:tcMar>
+          </w:tcPr>
+          <w:p>
+            <w:pPr>
+              <w:tabs>
+                <w:tab w:val="left" w:pos="10206"/>
+              </w:tabs>
+              <w:spacing w:after="60"/>
+              <w:ind w:right="652"/>
+            </w:pPr>
+            <w:r>
+              <w:rPr>
+                <w:b/>
+                <w:bCs/>
+                <w:color w:val="1B2A4A"/>
+                <w:sz w:val="20"/>
+                <w:szCs w:val="20"/>
+              </w:rPr>
+              <w:t>Bula v Minister of Home Affairs (SCA Case no: 589/11) — Supreme Court of Appeal</w:t>
+            </w:r>
+          </w:p>
+          <w:p>
+            <w:pPr>
+              <w:tabs>
+                <w:tab w:val="left" w:pos="10206"/>
+              </w:tabs>
+              <w:ind w:right="652"/>
+            </w:pPr>
+            <w:r>
+              <w:rPr>
+                <w:i/>
+                <w:iCs/>
+                <w:color w:val="595959"/>
+                <w:sz w:val="20"/>
+                <w:szCs w:val="20"/>
+              </w:rPr>
+              <w:t>[80] It follows ineluctably that once an intention to apply for asylum is evinced the protective provisions of the Act and the associated regulations come into play and the asylum seeker is entitled as of right to be set free subject to the provisions of the Act.</w:t>
+            </w:r>
+          </w:p>
+        </w:tc>
+      </w:tr>
+    </w:tbl>
+    <w:p>
+      <w:pPr>
+        <w:tabs>
+          <w:tab w:val="left" w:pos="10206"/>
+        </w:tabs>
+        <w:spacing w:before="200" w:after="100"/>
+        <w:ind w:right="652"/>
+        <w:rPr>
+          <w:b/>
+          <w:bCs/>
+          <w:color w:val="1B2A4A"/>
+        </w:rPr>
+      </w:pPr>
+    </w:p>
+    <w:p>
+      <w:pPr>
+        <w:tabs>
+          <w:tab w:val="left" w:pos="10206"/>
+        </w:tabs>
+        <w:spacing w:before="200" w:after="100"/>
+        <w:ind w:right="652"/>
+      </w:pPr>
+      <w:proofErr w:type="gramStart"/>
+      <w:r>
+        <w:rPr>
+          <w:b/>
+          <w:bCs/>
+          <w:color w:val="1B2A4A"/>
+        </w:rPr>
+        <w:lastRenderedPageBreak/>
+        <w:t>4.4  The</w:t>
+      </w:r>
+      <w:proofErr w:type="gramEnd"/>
+      <w:r>
+        <w:rPr>
+          <w:b/>
+          <w:bCs/>
+          <w:color w:val="1B2A4A"/>
+        </w:rPr>
+        <w:t xml:space="preserve"> Absolute Nature of Non-Refoulement and Protection from Deportation</w:t>
+      </w:r>
+    </w:p>
+    <w:p>
+      <w:pPr>
+        <w:tabs>
+          <w:tab w:val="left" w:pos="10206"/>
+        </w:tabs>
+        <w:spacing w:after="140"/>
+        <w:ind w:right="652"/>
+      </w:pPr>
+      <w:r>
+        <w:t>The prohibition against deporting an asylum seeker before their claim is finalised is absolute. This is now reinforced by the ZACC 30 judgment of 7 July 2026 (set out in Section 2 above), as well as the established principle from Ashebo, Ruta and Abore:</w:t>
+      </w:r>
+    </w:p>
+    <w:tbl>
+      <w:tblPr>
+        <w:tblW w:w="9360" w:type="dxa"/>
+        <w:tblBorders>
+          <w:top w:val="single" w:sz="4" w:space="0" w:color="auto"/>
+          <w:left w:val="single" w:sz="4" w:space="0" w:color="auto"/>
+          <w:bottom w:val="single" w:sz="4" w:space="0" w:color="auto"/>
+          <w:right w:val="single" w:sz="4" w:space="0" w:color="auto"/>
+          <w:insideH w:val="single" w:sz="4" w:space="0" w:color="auto"/>
+          <w:insideV w:val="single" w:sz="4" w:space="0" w:color="auto"/>
+        </w:tblBorders>
+        <w:tblCellMar>
+          <w:left w:w="10" w:type="dxa"/>
+          <w:right w:w="10" w:type="dxa"/>
+        </w:tblCellMar>
+        <w:tblLook w:val="04A0" w:firstRow="1" w:lastRow="0" w:firstColumn="1" w:lastColumn="0" w:noHBand="0" w:noVBand="1"/>
+      </w:tblPr>
+      <w:tblGrid>
+        <w:gridCol w:w="9360"/>
+      </w:tblGrid>
+      <w:tr>
+        <w:tc>
+          <w:tcPr>
+            <w:tcW w:w="9360" w:type="dxa"/>
+            <w:tcBorders>
+              <w:top w:val="single" w:sz="4" w:space="0" w:color="D0D0D0"/>
+              <w:left w:val="single" w:sz="20" w:space="0" w:color="2E75B6"/>
+              <w:bottom w:val="single" w:sz="4" w:space="0" w:color="D0D0D0"/>
+              <w:right w:val="single" w:sz="4" w:space="0" w:color="D0D0D0"/>
+            </w:tcBorders>
+            <w:shd w:val="clear" w:color="auto" w:fill="EAF3FB"/>
+            <w:tcMar>
+              <w:top w:w="120" w:type="dxa"/>
+              <w:left w:w="200" w:type="dxa"/>
+              <w:bottom w:w="120" w:type="dxa"/>
+              <w:right w:w="160" w:type="dxa"/>
+            </w:tcMar>
+          </w:tcPr>
+          <w:p>
+            <w:pPr>
+              <w:tabs>
+                <w:tab w:val="left" w:pos="10206"/>
+              </w:tabs>
+              <w:spacing w:after="60"/>
+              <w:ind w:right="652"/>
+            </w:pPr>
+            <w:r>
+              <w:rPr>
+                <w:b/>
+                <w:bCs/>
+                <w:color w:val="1B2A4A"/>
+                <w:sz w:val="20"/>
+                <w:szCs w:val="20"/>
+              </w:rPr>
+              <w:t>Ashebo v Minister of Home Affairs — Constitutional Court (2023)</w:t>
+            </w:r>
+          </w:p>
+          <w:p>
+            <w:pPr>
+              <w:tabs>
+                <w:tab w:val="left" w:pos="10206"/>
+              </w:tabs>
+              <w:ind w:right="652"/>
+            </w:pPr>
+            <w:r>
+              <w:rPr>
+                <w:i/>
+                <w:iCs/>
+                <w:color w:val="595959"/>
+                <w:sz w:val="20"/>
+                <w:szCs w:val="20"/>
+              </w:rPr>
+              <w:t>[31] …the 1951 Convention protects both what it calls ‘de facto refugees’ (those who have not yet had their refugee status confirmed under domestic law), or asylum seekers, and ‘de jure refugees’… The protection applies as long as the claim to refugee status has not been finally rejected after a proper procedure. This means that the right to seek asylum should be made available to every illegal foreigner who evinces an intention to apply for asylum, and a proper determination procedure should be embarked upon and completed. The ‘shield of non-refoulement’ may only be lifted after that process has been completed.</w:t>
+            </w:r>
+          </w:p>
+        </w:tc>
+      </w:tr>
+    </w:tbl>
+    <w:p>
+      <w:pPr>
+        <w:tabs>
+          <w:tab w:val="left" w:pos="10206"/>
+        </w:tabs>
+        <w:spacing w:after="140"/>
+        <w:ind w:right="652"/>
+      </w:pPr>
+    </w:p>
+    <w:p>
+      <w:pPr>
+        <w:tabs>
+          <w:tab w:val="left" w:pos="10206"/>
+        </w:tabs>
+        <w:spacing w:after="140"/>
+        <w:ind w:right="652"/>
+      </w:pPr>
+      <w:r>
+        <w:t>This principle is enforced by explicit court interdicts. In Scalabrini Centre of Cape Town and Another v Minister of Home Affairs and Others (8486/2024), the Western Cape High Court declared on 13 September 2024:</w:t>
+      </w:r>
+    </w:p>
+    <w:tbl>
+      <w:tblPr>
+        <w:tblW w:w="9360" w:type="dxa"/>
+        <w:tblBorders>
+          <w:top w:val="single" w:sz="4" w:space="0" w:color="auto"/>
+          <w:left w:val="single" w:sz="4" w:space="0" w:color="auto"/>
+          <w:bottom w:val="single" w:sz="4" w:space="0" w:color="auto"/>
+          <w:right w:val="single" w:sz="4" w:space="0" w:color="auto"/>
+          <w:insideH w:val="single" w:sz="4" w:space="0" w:color="auto"/>
+          <w:insideV w:val="single" w:sz="4" w:space="0" w:color="auto"/>
+        </w:tblBorders>
+        <w:tblCellMar>
+          <w:left w:w="10" w:type="dxa"/>
+          <w:right w:w="10" w:type="dxa"/>
+        </w:tblCellMar>
+        <w:tblLook w:val="04A0" w:firstRow="1" w:lastRow="0" w:firstColumn="1" w:lastColumn="0" w:noHBand="0" w:noVBand="1"/>
+      </w:tblPr>
+      <w:tblGrid>
+        <w:gridCol w:w="9360"/>
+      </w:tblGrid>
+      <w:tr>
+        <w:tc>
+          <w:tcPr>
+            <w:tcW w:w="9360" w:type="dxa"/>
+            <w:tcBorders>
+              <w:top w:val="single" w:sz="4" w:space="0" w:color="D0D0D0"/>
+              <w:left w:val="single" w:sz="20" w:space="0" w:color="2E75B6"/>
+              <w:bottom w:val="single" w:sz="4" w:space="0" w:color="D0D0D0"/>
+              <w:right w:val="single" w:sz="4" w:space="0" w:color="D0D0D0"/>
+            </w:tcBorders>
+            <w:shd w:val="clear" w:color="auto" w:fill="EAF3FB"/>
+            <w:tcMar>
+              <w:top w:w="120" w:type="dxa"/>
+              <w:left w:w="200" w:type="dxa"/>
+              <w:bottom w:w="120" w:type="dxa"/>
+              <w:right w:w="160" w:type="dxa"/>
+            </w:tcMar>
+          </w:tcPr>
+          <w:p>
+            <w:pPr>
+              <w:tabs>
+                <w:tab w:val="left" w:pos="10206"/>
+              </w:tabs>
+              <w:spacing w:after="60"/>
+              <w:ind w:right="652"/>
+            </w:pPr>
+            <w:r>
+              <w:rPr>
+                <w:b/>
+                <w:bCs/>
+                <w:color w:val="1B2A4A"/>
+                <w:sz w:val="20"/>
+                <w:szCs w:val="20"/>
+              </w:rPr>
+              <w:t>Western Cape High Court, Case 8486/2024, 13 September 2024 — Binding interdict still in force</w:t>
+            </w:r>
+          </w:p>
+          <w:p>
+            <w:pPr>
+              <w:tabs>
+                <w:tab w:val="left" w:pos="10206"/>
+              </w:tabs>
+              <w:ind w:right="652"/>
+            </w:pPr>
+            <w:r>
+              <w:rPr>
+                <w:i/>
+                <w:iCs/>
+                <w:color w:val="595959"/>
+                <w:sz w:val="20"/>
+                <w:szCs w:val="20"/>
+              </w:rPr>
+              <w:t>“The Respondents are interdicted from initiating any process to deport any foreign national present in the Republic in the event that such foreign national has indicated an intention to make an application for asylum in terms of section 21(1)(b) of the Refugees Act 130 of 1998.”</w:t>
+            </w:r>
+          </w:p>
+        </w:tc>
+      </w:tr>
+    </w:tbl>
+    <w:p>
+      <w:pPr>
+        <w:tabs>
+          <w:tab w:val="left" w:pos="10206"/>
+        </w:tabs>
+        <w:spacing w:after="140"/>
+        <w:ind w:right="652"/>
+      </w:pPr>
+    </w:p>
+    <w:p>
+      <w:pPr>
+        <w:tabs>
+          <w:tab w:val="left" w:pos="10206"/>
+        </w:tabs>
+        <w:spacing w:before="200" w:after="100"/>
+        <w:ind w:right="652"/>
+      </w:pPr>
+      <w:r>
+        <w:rPr>
+          <w:b/>
+          <w:bCs/>
+          <w:color w:val="1B2A4A"/>
+        </w:rPr>
+        <w:t xml:space="preserve">4.5  Irrelevance of Delay in Applying — Now Reinforced by ZACC 30 - </w:t>
+      </w:r>
+      <w:r>
+        <w:rPr>
+          <w:b/>
+          <w:bCs/>
+          <w:color w:val="1B2A4A"/>
+          <w:sz w:val="20"/>
+          <w:szCs w:val="20"/>
+        </w:rPr>
+        <w:t>Constitutional Court</w:t>
+      </w:r>
+    </w:p>
+    <w:p>
+      <w:pPr>
+        <w:tabs>
+          <w:tab w:val="left" w:pos="10206"/>
+        </w:tabs>
+        <w:spacing w:after="140"/>
+        <w:ind w:right="652"/>
+      </w:pPr>
+      <w:r>
+        <w:t>Any delay in making an application is not a bar to seeking asylum. This principle, established in Ruta and Abore, has been comprehensively reinforced and expanded by the Constitutional Court’s judgment of 7 July 2026, which struck down the provisions that imposed time limits as a basis for disqualification:</w:t>
+      </w:r>
+    </w:p>
+    <w:tbl>
+      <w:tblPr>
+        <w:tblW w:w="9360" w:type="dxa"/>
+        <w:tblBorders>
+          <w:top w:val="single" w:sz="4" w:space="0" w:color="auto"/>
+          <w:left w:val="single" w:sz="4" w:space="0" w:color="auto"/>
+          <w:bottom w:val="single" w:sz="4" w:space="0" w:color="auto"/>
+          <w:right w:val="single" w:sz="4" w:space="0" w:color="auto"/>
+          <w:insideH w:val="single" w:sz="4" w:space="0" w:color="auto"/>
+          <w:insideV w:val="single" w:sz="4" w:space="0" w:color="auto"/>
+        </w:tblBorders>
+        <w:tblCellMar>
+          <w:left w:w="10" w:type="dxa"/>
+          <w:right w:w="10" w:type="dxa"/>
+        </w:tblCellMar>
+        <w:tblLook w:val="04A0" w:firstRow="1" w:lastRow="0" w:firstColumn="1" w:lastColumn="0" w:noHBand="0" w:noVBand="1"/>
+      </w:tblPr>
+      <w:tblGrid>
+        <w:gridCol w:w="9360"/>
+      </w:tblGrid>
+      <w:tr>
+        <w:tc>
+          <w:tcPr>
+            <w:tcW w:w="9360" w:type="dxa"/>
+            <w:tcBorders>
+              <w:top w:val="single" w:sz="4" w:space="0" w:color="D0D0D0"/>
+              <w:left w:val="single" w:sz="20" w:space="0" w:color="2E75B6"/>
+              <w:bottom w:val="single" w:sz="4" w:space="0" w:color="D0D0D0"/>
+              <w:right w:val="single" w:sz="4" w:space="0" w:color="D0D0D0"/>
+            </w:tcBorders>
+            <w:shd w:val="clear" w:color="auto" w:fill="EAF3FB"/>
+            <w:tcMar>
+              <w:top w:w="120" w:type="dxa"/>
+              <w:left w:w="200" w:type="dxa"/>
+              <w:bottom w:w="120" w:type="dxa"/>
+              <w:right w:w="160" w:type="dxa"/>
+            </w:tcMar>
+          </w:tcPr>
+          <w:p>
+            <w:pPr>
+              <w:tabs>
+                <w:tab w:val="left" w:pos="10206"/>
+              </w:tabs>
+              <w:spacing w:after="60"/>
+              <w:ind w:right="652"/>
+            </w:pPr>
+            <w:r>
+              <w:rPr>
+                <w:b/>
+                <w:bCs/>
+                <w:color w:val="1B2A4A"/>
+                <w:sz w:val="20"/>
+                <w:szCs w:val="20"/>
+              </w:rPr>
+              <w:t>Ruta v Minister of Home Affairs (CCT02/18) [2018] ZACC 52 — Constitutional Court</w:t>
+            </w:r>
+          </w:p>
+          <w:p>
+            <w:pPr>
+              <w:tabs>
+                <w:tab w:val="left" w:pos="10206"/>
+              </w:tabs>
+              <w:ind w:right="652"/>
+            </w:pPr>
+            <w:r>
+              <w:rPr>
+                <w:i/>
+                <w:iCs/>
+                <w:color w:val="595959"/>
+                <w:sz w:val="20"/>
+                <w:szCs w:val="20"/>
+              </w:rPr>
+              <w:t>[56] …At no stage however does delay function as an absolute disqualification from initiating the asylum application process.</w:t>
+            </w:r>
+          </w:p>
+        </w:tc>
+      </w:tr>
+    </w:tbl>
+    <w:p>
+      <w:pPr>
+        <w:tabs>
+          <w:tab w:val="left" w:pos="10206"/>
+        </w:tabs>
+        <w:spacing w:after="140"/>
+        <w:ind w:right="652"/>
+      </w:pPr>
+    </w:p>
+    <w:tbl>
+      <w:tblPr>
+        <w:tblW w:w="9360" w:type="dxa"/>
+        <w:tblBorders>
+          <w:top w:val="single" w:sz="4" w:space="0" w:color="auto"/>
+          <w:left w:val="single" w:sz="4" w:space="0" w:color="auto"/>
+          <w:bottom w:val="single" w:sz="4" w:space="0" w:color="auto"/>
+          <w:right w:val="single" w:sz="4" w:space="0" w:color="auto"/>
+          <w:insideH w:val="single" w:sz="4" w:space="0" w:color="auto"/>
+          <w:insideV w:val="single" w:sz="4" w:space="0" w:color="auto"/>
+        </w:tblBorders>
+        <w:tblCellMar>
+          <w:left w:w="10" w:type="dxa"/>
+          <w:right w:w="10" w:type="dxa"/>
+        </w:tblCellMar>
+        <w:tblLook w:val="04A0" w:firstRow="1" w:lastRow="0" w:firstColumn="1" w:lastColumn="0" w:noHBand="0" w:noVBand="1"/>
+      </w:tblPr>
+      <w:tblGrid>
+        <w:gridCol w:w="9360"/>
+      </w:tblGrid>
+      <w:tr>
+        <w:tc>
+          <w:tcPr>
+            <w:tcW w:w="9360" w:type="dxa"/>
+            <w:tcBorders>
+              <w:top w:val="single" w:sz="4" w:space="0" w:color="D0D0D0"/>
+              <w:left w:val="single" w:sz="20" w:space="0" w:color="2E75B6"/>
+              <w:bottom w:val="single" w:sz="4" w:space="0" w:color="D0D0D0"/>
+              <w:right w:val="single" w:sz="4" w:space="0" w:color="D0D0D0"/>
+            </w:tcBorders>
+            <w:shd w:val="clear" w:color="auto" w:fill="EAF3FB"/>
+            <w:tcMar>
+              <w:top w:w="120" w:type="dxa"/>
+              <w:left w:w="200" w:type="dxa"/>
+              <w:bottom w:w="120" w:type="dxa"/>
+              <w:right w:w="160" w:type="dxa"/>
+            </w:tcMar>
+          </w:tcPr>
+          <w:p>
+            <w:pPr>
+              <w:tabs>
+                <w:tab w:val="left" w:pos="10206"/>
+              </w:tabs>
+              <w:spacing w:after="60"/>
+              <w:ind w:right="652"/>
+            </w:pPr>
+            <w:r>
+              <w:rPr>
+                <w:b/>
+                <w:bCs/>
+                <w:color w:val="1B2A4A"/>
+                <w:sz w:val="20"/>
+                <w:szCs w:val="20"/>
+              </w:rPr>
+              <w:t>Desta Abore v Minister of Home Affairs and Another (CCT115/21) — Constitutional Court</w:t>
+            </w:r>
+          </w:p>
+          <w:p>
+            <w:pPr>
+              <w:tabs>
+                <w:tab w:val="left" w:pos="10206"/>
+              </w:tabs>
+              <w:ind w:right="652"/>
+            </w:pPr>
+            <w:r>
+              <w:rPr>
+                <w:i/>
+                <w:iCs/>
+                <w:color w:val="595959"/>
+                <w:sz w:val="20"/>
+                <w:szCs w:val="20"/>
+              </w:rPr>
+              <w:t>Delay is “only relevant to determine whether someone is a genuine refugee” and “should at no stage function as an absolute disqualification from initiating the asylum application process.”</w:t>
+            </w:r>
+          </w:p>
+        </w:tc>
+      </w:tr>
+    </w:tbl>
+    <w:p>
+      <w:pPr>
+        <w:tabs>
+          <w:tab w:val="left" w:pos="10206"/>
+        </w:tabs>
+        <w:spacing w:after="140"/>
+        <w:ind w:right="652"/>
+      </w:pPr>
+    </w:p>
+    <w:p>
+      <w:pPr>
+        <w:tabs>
+          <w:tab w:val="left" w:pos="10206"/>
+        </w:tabs>
+        <w:spacing w:before="200" w:after="100"/>
+        <w:ind w:right="652"/>
+        <w:rPr>
+          <w:b/>
+          <w:bCs/>
+          <w:color w:val="1B2A4A"/>
+        </w:rPr>
+      </w:pPr>
+    </w:p>
+    <w:p>
+      <w:pPr>
+        <w:tabs>
+          <w:tab w:val="left" w:pos="10206"/>
+        </w:tabs>
+        <w:spacing w:before="200" w:after="100"/>
+        <w:ind w:right="652"/>
+        <w:rPr>
+          <w:b/>
+          <w:bCs/>
+          <w:color w:val="1B2A4A"/>
+        </w:rPr>
+      </w:pPr>
+    </w:p>
+    <w:p>
+      <w:pPr>
+        <w:tabs>
+          <w:tab w:val="left" w:pos="10206"/>
+        </w:tabs>
+        <w:spacing w:before="200" w:after="100"/>
+        <w:ind w:right="652"/>
+        <w:rPr>
+          <w:b/>
+          <w:bCs/>
+          <w:color w:val="1B2A4A"/>
+        </w:rPr>
+      </w:pPr>
+    </w:p>
+    <w:p>
+      <w:pPr>
+        <w:tabs>
+          <w:tab w:val="left" w:pos="10206"/>
+        </w:tabs>
+        <w:spacing w:before="200" w:after="100"/>
+        <w:ind w:right="652"/>
+      </w:pPr>
+      <w:r>
+        <w:rPr>
+          <w:b/>
+          <w:bCs/>
+          <w:color w:val="1B2A4A"/>
+        </w:rPr>
+        <w:lastRenderedPageBreak/>
+        <w:t>4.6  Status During Detention and Supremacy of the Refugees Act</w:t>
+      </w:r>
+    </w:p>
+    <w:p>
+      <w:pPr>
+        <w:tabs>
+          <w:tab w:val="left" w:pos="10206"/>
+        </w:tabs>
+        <w:spacing w:after="140"/>
+        <w:ind w:right="652"/>
+      </w:pPr>
+      <w:r>
+        <w:t>Even if an individual is detained as an ‘illegal foreigner’ under the Immigration Act, the moment they express an intention to seek asylum, the Refugees Act becomes the prevailing statute.</w:t>
+      </w:r>
+    </w:p>
+    <w:tbl>
+      <w:tblPr>
+        <w:tblW w:w="9360" w:type="dxa"/>
+        <w:tblBorders>
+          <w:top w:val="single" w:sz="4" w:space="0" w:color="auto"/>
+          <w:left w:val="single" w:sz="4" w:space="0" w:color="auto"/>
+          <w:bottom w:val="single" w:sz="4" w:space="0" w:color="auto"/>
+          <w:right w:val="single" w:sz="4" w:space="0" w:color="auto"/>
+          <w:insideH w:val="single" w:sz="4" w:space="0" w:color="auto"/>
+          <w:insideV w:val="single" w:sz="4" w:space="0" w:color="auto"/>
+        </w:tblBorders>
+        <w:tblCellMar>
+          <w:left w:w="10" w:type="dxa"/>
+          <w:right w:w="10" w:type="dxa"/>
+        </w:tblCellMar>
+        <w:tblLook w:val="04A0" w:firstRow="1" w:lastRow="0" w:firstColumn="1" w:lastColumn="0" w:noHBand="0" w:noVBand="1"/>
+      </w:tblPr>
+      <w:tblGrid>
+        <w:gridCol w:w="9360"/>
+      </w:tblGrid>
+      <w:tr>
+        <w:tc>
+          <w:tcPr>
+            <w:tcW w:w="9360" w:type="dxa"/>
+            <w:tcBorders>
+              <w:top w:val="single" w:sz="4" w:space="0" w:color="D0D0D0"/>
+              <w:left w:val="single" w:sz="20" w:space="0" w:color="2E75B6"/>
+              <w:bottom w:val="single" w:sz="4" w:space="0" w:color="D0D0D0"/>
+              <w:right w:val="single" w:sz="4" w:space="0" w:color="D0D0D0"/>
+            </w:tcBorders>
+            <w:shd w:val="clear" w:color="auto" w:fill="EAF3FB"/>
+            <w:tcMar>
+              <w:top w:w="120" w:type="dxa"/>
+              <w:left w:w="200" w:type="dxa"/>
+              <w:bottom w:w="120" w:type="dxa"/>
+              <w:right w:w="160" w:type="dxa"/>
+            </w:tcMar>
+          </w:tcPr>
+          <w:p>
+            <w:pPr>
+              <w:tabs>
+                <w:tab w:val="left" w:pos="10206"/>
+              </w:tabs>
+              <w:spacing w:after="60"/>
+              <w:ind w:right="652"/>
+            </w:pPr>
+            <w:r>
+              <w:rPr>
+                <w:b/>
+                <w:bCs/>
+                <w:color w:val="1B2A4A"/>
+                <w:sz w:val="20"/>
+                <w:szCs w:val="20"/>
+              </w:rPr>
+              <w:t>Ruta v Minister of Home Affairs — Constitutional Court</w:t>
+            </w:r>
+          </w:p>
+          <w:p>
+            <w:pPr>
+              <w:tabs>
+                <w:tab w:val="left" w:pos="10206"/>
+              </w:tabs>
+              <w:ind w:right="652"/>
+            </w:pPr>
+            <w:r>
+              <w:rPr>
+                <w:i/>
+                <w:iCs/>
+                <w:color w:val="595959"/>
+                <w:sz w:val="20"/>
+                <w:szCs w:val="20"/>
+              </w:rPr>
+              <w:t>[32] Though an asylum seeker who is in the country unlawfully is an ‘illegal foreigner’ under the Immigration Act, and liable to deportation, the specific provisions of the Refugees Act intercede to provide imperatively that, notwithstanding that status, his or her claim to asylum must first be processed under the Refugees Act.</w:t>
+            </w:r>
+          </w:p>
+        </w:tc>
+      </w:tr>
+    </w:tbl>
+    <w:p>
+      <w:pPr>
+        <w:tabs>
+          <w:tab w:val="left" w:pos="10206"/>
+        </w:tabs>
+        <w:spacing w:after="140"/>
+        <w:ind w:right="652"/>
+      </w:pPr>
+    </w:p>
+    <w:p>
+      <w:pPr>
+        <w:tabs>
+          <w:tab w:val="left" w:pos="10206"/>
+        </w:tabs>
+        <w:spacing w:before="200" w:after="100"/>
+        <w:ind w:right="652"/>
+      </w:pPr>
+      <w:r>
+        <w:rPr>
+          <w:b/>
+          <w:bCs/>
+          <w:color w:val="1B2A4A"/>
+        </w:rPr>
+        <w:t>4.7  Administrative Failures by the State Cannot Prejudice the Applicant</w:t>
+      </w:r>
+    </w:p>
+    <w:tbl>
+      <w:tblPr>
+        <w:tblW w:w="9360" w:type="dxa"/>
+        <w:tblBorders>
+          <w:top w:val="single" w:sz="4" w:space="0" w:color="auto"/>
+          <w:left w:val="single" w:sz="4" w:space="0" w:color="auto"/>
+          <w:bottom w:val="single" w:sz="4" w:space="0" w:color="auto"/>
+          <w:right w:val="single" w:sz="4" w:space="0" w:color="auto"/>
+          <w:insideH w:val="single" w:sz="4" w:space="0" w:color="auto"/>
+          <w:insideV w:val="single" w:sz="4" w:space="0" w:color="auto"/>
+        </w:tblBorders>
+        <w:tblCellMar>
+          <w:left w:w="10" w:type="dxa"/>
+          <w:right w:w="10" w:type="dxa"/>
+        </w:tblCellMar>
+        <w:tblLook w:val="04A0" w:firstRow="1" w:lastRow="0" w:firstColumn="1" w:lastColumn="0" w:noHBand="0" w:noVBand="1"/>
+      </w:tblPr>
+      <w:tblGrid>
+        <w:gridCol w:w="9360"/>
+      </w:tblGrid>
+      <w:tr>
+        <w:tc>
+          <w:tcPr>
+            <w:tcW w:w="9360" w:type="dxa"/>
+            <w:tcBorders>
+              <w:top w:val="single" w:sz="4" w:space="0" w:color="D0D0D0"/>
+              <w:left w:val="single" w:sz="20" w:space="0" w:color="2E75B6"/>
+              <w:bottom w:val="single" w:sz="4" w:space="0" w:color="D0D0D0"/>
+              <w:right w:val="single" w:sz="4" w:space="0" w:color="D0D0D0"/>
+            </w:tcBorders>
+            <w:shd w:val="clear" w:color="auto" w:fill="EAF3FB"/>
+            <w:tcMar>
+              <w:top w:w="120" w:type="dxa"/>
+              <w:left w:w="200" w:type="dxa"/>
+              <w:bottom w:w="120" w:type="dxa"/>
+              <w:right w:w="160" w:type="dxa"/>
+            </w:tcMar>
+          </w:tcPr>
+          <w:p>
+            <w:pPr>
+              <w:tabs>
+                <w:tab w:val="left" w:pos="10206"/>
+              </w:tabs>
+              <w:spacing w:after="60"/>
+              <w:ind w:right="652"/>
+            </w:pPr>
+            <w:r>
+              <w:rPr>
+                <w:b/>
+                <w:bCs/>
+                <w:color w:val="1B2A4A"/>
+                <w:sz w:val="20"/>
+                <w:szCs w:val="20"/>
+              </w:rPr>
+              <w:t>Maow v Minister of Home Affairs and Others (13 January 2025) — High Court</w:t>
+            </w:r>
+          </w:p>
+          <w:p>
+            <w:pPr>
+              <w:tabs>
+                <w:tab w:val="left" w:pos="10206"/>
+              </w:tabs>
+              <w:ind w:right="652"/>
+            </w:pPr>
+            <w:r>
+              <w:rPr>
+                <w:i/>
+                <w:iCs/>
+                <w:color w:val="595959"/>
+                <w:sz w:val="20"/>
+                <w:szCs w:val="20"/>
+              </w:rPr>
               <w:t>The absence of an application in the Department’s electronic system does not necessarily mean the person did not apply. The burden is on the Department of Home Affairs to ensure accurate and reliable record-keeping. Asylum seekers cannot be punished for the DHA’s administrative shortcomings.</w:t>
             </w:r>
           </w:p>
@@ -3140,25 +3379,8 @@
         <w:ind w:right="652"/>
       </w:pPr>
       <w:r>
-        <w:t xml:space="preserve">To prevent destitution during long administrative delays, the right to work is protected. In Watchenuka and Another v Minister of Home Affairs, the court found the prohibition on work or study for asylum seekers to be unconstitutional. This was reinforced in Somali Association of South Africa v Home Affairs (Case 48/2014), where the SCA found “no blanket prohibition against self-employment,” thus protecting the right to trade and apply for </w:t>
-      </w:r>
-      <w:proofErr w:type="spellStart"/>
-      <w:r>
-        <w:t>licences</w:t>
-      </w:r>
-      <w:proofErr w:type="spellEnd"/>
-      <w:r>
-        <w:t>.</w:t>
-      </w:r>
-    </w:p>
-    <w:p>
-      <w:pPr>
-        <w:tabs>
-          <w:tab w:val="left" w:pos="10206"/>
-        </w:tabs>
-        <w:spacing w:after="140"/>
-        <w:ind w:right="652"/>
-      </w:pPr>
+        <w:t>To prevent destitution during long administrative delays, the right to work is protected. In Watchenuka and Another v Minister of Home Affairs, the court found the prohibition on work or study for asylum seekers to be unconstitutional. This was reinforced in Somali Association of South Africa v Home Affairs (Case 48/2014), where the SCA found “no blanket prohibition against self-employment,” thus protecting the right to trade and apply for licences.</w:t>
+      </w:r>
     </w:p>
     <w:p>
       <w:pPr>
@@ -3200,7 +3422,6 @@
         <w:ind w:right="652"/>
       </w:pPr>
       <w:r>
-        <w:lastRenderedPageBreak/>
         <w:t>In light of the foregoing extensive and settled legal framework, including the Constitutional Court’s landmark judgment of 7 July 2026:</w:t>
       </w:r>
     </w:p>
@@ -3308,7 +3529,16 @@
                 <w:sz w:val="21"/>
                 <w:szCs w:val="21"/>
               </w:rPr>
-              <w:t xml:space="preserve"> has formally expressed their intention to seek asylum in accordance with the DHA’s prescribed procedures. This action has triggered the full and immediate protection of the Refugees Act.</w:t>
+              <w:t xml:space="preserve"> has formally expressed their intention to seek asylum in accordance with the DHA’s prescribed procedures. This action has triggered the full and immediate </w:t>
+            </w:r>
+            <w:r>
+              <w:rPr>
+                <w:color w:val="1A1A1A"/>
+                <w:sz w:val="21"/>
+                <w:szCs w:val="21"/>
+              </w:rPr>
+              <w:lastRenderedPageBreak/>
+              <w:t>protection of the Refugees Act.</w:t>
             </w:r>
           </w:p>
           <w:p>
@@ -3426,15 +3656,6 @@
         <w:tabs>
           <w:tab w:val="left" w:pos="10206"/>
         </w:tabs>
-        <w:spacing w:after="160"/>
-        <w:ind w:right="652"/>
-      </w:pPr>
-    </w:p>
-    <w:p>
-      <w:pPr>
-        <w:tabs>
-          <w:tab w:val="left" w:pos="10206"/>
-        </w:tabs>
         <w:spacing w:before="280" w:after="120"/>
         <w:ind w:right="652"/>
       </w:pPr>
@@ -3447,6 +3668,7 @@
           <w:szCs w:val="24"/>
           <w:u w:val="single"/>
         </w:rPr>
+        <w:lastRenderedPageBreak/>
         <w:t>6.  CONSOLIDATED REFERENCE TABLE — BINDING COURT AUTHORITIES</w:t>
       </w:r>
     </w:p>
@@ -3895,15 +4117,7 @@
                 <w:sz w:val="18"/>
                 <w:szCs w:val="18"/>
               </w:rPr>
-              <w:t xml:space="preserve">Delay in applying is not an absolute bar to the asylum process. Refugees Act takes precedence over Immigration Act once </w:t>
-            </w:r>
-            <w:r>
-              <w:rPr>
-                <w:sz w:val="18"/>
-                <w:szCs w:val="18"/>
-              </w:rPr>
-              <w:lastRenderedPageBreak/>
-              <w:t>asylum intention is expressed.</w:t>
+              <w:t>Delay in applying is not an absolute bar to the asylum process. Refugees Act takes precedence over Immigration Act once asylum intention is expressed.</w:t>
             </w:r>
           </w:p>
         </w:tc>
@@ -3938,7 +4152,6 @@
                 <w:sz w:val="18"/>
                 <w:szCs w:val="18"/>
               </w:rPr>
-              <w:lastRenderedPageBreak/>
               <w:t>Abore v Minister of Home Affairs (CCT115/21, 2021)</w:t>
             </w:r>
           </w:p>
@@ -4110,7 +4323,15 @@
                 <w:sz w:val="18"/>
                 <w:szCs w:val="18"/>
               </w:rPr>
-              <w:t>Illegal foreigner who delayed was not barred from applying and was immune from deportation once asylum intention expressed.</w:t>
+              <w:t xml:space="preserve">Illegal foreigner who delayed was not barred from applying and was immune from deportation once asylum intention </w:t>
+            </w:r>
+            <w:r>
+              <w:rPr>
+                <w:sz w:val="18"/>
+                <w:szCs w:val="18"/>
+              </w:rPr>
+              <w:lastRenderedPageBreak/>
+              <w:t>expressed.</w:t>
             </w:r>
           </w:p>
         </w:tc>
@@ -4147,6 +4368,7 @@
                 <w:sz w:val="18"/>
                 <w:szCs w:val="18"/>
               </w:rPr>
+              <w:lastRenderedPageBreak/>
               <w:t>Maow v Minister of Home Affairs (January 2025)</w:t>
             </w:r>
           </w:p>
@@ -4531,16 +4753,147 @@
           </w:p>
         </w:tc>
       </w:tr>
+      <w:tr>
+        <w:tc>
+          <w:tcPr>
+            <w:tcW w:w="3400" w:type="dxa"/>
+            <w:tcBorders>
+              <w:top w:val="single" w:sz="4" w:space="0" w:color="D0D0D0"/>
+              <w:left w:val="single" w:sz="4" w:space="0" w:color="D0D0D0"/>
+              <w:bottom w:val="single" w:sz="4" w:space="0" w:color="D0D0D0"/>
+              <w:right w:val="single" w:sz="4" w:space="0" w:color="D0D0D0"/>
+            </w:tcBorders>
+            <w:shd w:val="clear" w:color="auto" w:fill="FFFFFF"/>
+            <w:tcMar>
+              <w:top w:w="90" w:type="dxa"/>
+              <w:left w:w="140" w:type="dxa"/>
+              <w:bottom w:w="90" w:type="dxa"/>
+              <w:right w:w="80" w:type="dxa"/>
+            </w:tcMar>
+          </w:tcPr>
+          <w:p>
+            <w:pPr>
+              <w:tabs>
+                <w:tab w:val="left" w:pos="10206"/>
+              </w:tabs>
+              <w:ind w:right="652"/>
+            </w:pPr>
+            <w:r>
+              <w:rPr>
+                <w:b/>
+                <w:bCs/>
+                <w:sz w:val="18"/>
+                <w:szCs w:val="18"/>
+              </w:rPr>
+              <w:t>Ered v Minister of Home Affairs, Gauteng Division, Johannesburg, Case No. 2026-163100 (2 Sept 2026) ★ NEW</w:t>
+            </w:r>
+          </w:p>
+        </w:tc>
+        <w:tc>
+          <w:tcPr>
+            <w:tcW w:w="5960" w:type="dxa"/>
+            <w:tcBorders>
+              <w:top w:val="single" w:sz="4" w:space="0" w:color="D0D0D0"/>
+              <w:left w:val="single" w:sz="4" w:space="0" w:color="D0D0D0"/>
+              <w:bottom w:val="single" w:sz="4" w:space="0" w:color="D0D0D0"/>
+              <w:right w:val="single" w:sz="4" w:space="0" w:color="D0D0D0"/>
+            </w:tcBorders>
+            <w:shd w:val="clear" w:color="auto" w:fill="FFFFFF"/>
+            <w:tcMar>
+              <w:top w:w="90" w:type="dxa"/>
+              <w:left w:w="140" w:type="dxa"/>
+              <w:bottom w:w="90" w:type="dxa"/>
+              <w:right w:w="80" w:type="dxa"/>
+            </w:tcMar>
+          </w:tcPr>
+          <w:p>
+            <w:pPr>
+              <w:tabs>
+                <w:tab w:val="left" w:pos="10206"/>
+              </w:tabs>
+              <w:ind w:right="652"/>
+            </w:pPr>
+            <w:r>
+              <w:rPr>
+                <w:sz w:val="18"/>
+                <w:szCs w:val="18"/>
+              </w:rPr>
+              <w:t>Confirms that, following Scalabrini, release from immigration detention must follow immediately once an intention to apply for asylum is expressed; the Ruta principles have been restored in full.</w:t>
+            </w:r>
+          </w:p>
+        </w:tc>
+      </w:tr>
+      <w:tr>
+        <w:tc>
+          <w:tcPr>
+            <w:tcW w:w="3400" w:type="dxa"/>
+            <w:tcBorders>
+              <w:top w:val="single" w:sz="4" w:space="0" w:color="D0D0D0"/>
+              <w:left w:val="single" w:sz="4" w:space="0" w:color="D0D0D0"/>
+              <w:bottom w:val="single" w:sz="4" w:space="0" w:color="D0D0D0"/>
+              <w:right w:val="single" w:sz="4" w:space="0" w:color="D0D0D0"/>
+            </w:tcBorders>
+            <w:shd w:val="clear" w:color="auto" w:fill="FFFFFF"/>
+            <w:tcMar>
+              <w:top w:w="90" w:type="dxa"/>
+              <w:left w:w="140" w:type="dxa"/>
+              <w:bottom w:w="90" w:type="dxa"/>
+              <w:right w:w="80" w:type="dxa"/>
+            </w:tcMar>
+          </w:tcPr>
+          <w:p>
+            <w:pPr>
+              <w:tabs>
+                <w:tab w:val="left" w:pos="10206"/>
+              </w:tabs>
+              <w:ind w:right="652"/>
+            </w:pPr>
+            <w:r>
+              <w:rPr>
+                <w:b/>
+                <w:bCs/>
+                <w:sz w:val="18"/>
+                <w:szCs w:val="18"/>
+              </w:rPr>
+              <w:t>Mnamo v Minister of Home Affairs [2026] ZAGPJHC 948 (25 Aug 2026) — considered and not followed in Ered</w:t>
+            </w:r>
+          </w:p>
+        </w:tc>
+        <w:tc>
+          <w:tcPr>
+            <w:tcW w:w="5960" w:type="dxa"/>
+            <w:tcBorders>
+              <w:top w:val="single" w:sz="4" w:space="0" w:color="D0D0D0"/>
+              <w:left w:val="single" w:sz="4" w:space="0" w:color="D0D0D0"/>
+              <w:bottom w:val="single" w:sz="4" w:space="0" w:color="D0D0D0"/>
+              <w:right w:val="single" w:sz="4" w:space="0" w:color="D0D0D0"/>
+            </w:tcBorders>
+            <w:shd w:val="clear" w:color="auto" w:fill="FFFFFF"/>
+            <w:tcMar>
+              <w:top w:w="90" w:type="dxa"/>
+              <w:left w:w="140" w:type="dxa"/>
+              <w:bottom w:w="90" w:type="dxa"/>
+              <w:right w:w="80" w:type="dxa"/>
+            </w:tcMar>
+          </w:tcPr>
+          <w:p>
+            <w:pPr>
+              <w:tabs>
+                <w:tab w:val="left" w:pos="10206"/>
+              </w:tabs>
+              <w:ind w:right="652"/>
+            </w:pPr>
+            <w:r>
+              <w:rPr>
+                <w:sz w:val="18"/>
+                <w:szCs w:val="18"/>
+              </w:rPr>
+              <w:t>A conflicting Gauteng High Court judgment permitting continued detention of prospective asylum seekers pending in-situ processing; expressly disapproved in Ered as being without legal foundation.</w:t>
+            </w:r>
+          </w:p>
+        </w:tc>
+      </w:tr>
     </w:tbl>
-    <w:p>
-      <w:pPr>
-        <w:tabs>
-          <w:tab w:val="left" w:pos="10206"/>
-        </w:tabs>
-        <w:spacing w:after="200"/>
-        <w:ind w:right="652"/>
-      </w:pPr>
-    </w:p>
     <w:p>
       <w:pPr>
         <w:tabs>
@@ -4607,6 +4960,98 @@
     </w:p>
     <w:p>
       <w:pPr>
+        <w:tabs>
+          <w:tab w:val="left" w:pos="10206"/>
+        </w:tabs>
+        <w:ind w:right="652"/>
+      </w:pPr>
+      <w:r>
+        <w:t>Should you require any further clarification or wish to verify the status of this applicant’s case, please do not hesitate to contact our offices.</w:t>
+      </w:r>
+    </w:p>
+    <w:p>
+      <w:pPr>
+        <w:tabs>
+          <w:tab w:val="left" w:pos="10206"/>
+        </w:tabs>
+        <w:ind w:right="652"/>
+      </w:pPr>
+    </w:p>
+    <w:p>
+      <w:pPr>
+        <w:tabs>
+          <w:tab w:val="left" w:pos="10206"/>
+        </w:tabs>
+        <w:ind w:right="652"/>
+      </w:pPr>
+      <w:r>
+        <w:t xml:space="preserve">Our </w:t>
+      </w:r>
+      <w:proofErr w:type="gramStart"/>
+      <w:r>
+        <w:t>clients</w:t>
+      </w:r>
+      <w:proofErr w:type="gramEnd"/>
+      <w:r>
+        <w:t xml:space="preserve"> action has triggered the full and immediate protection of the Refugees Act. It means our client </w:t>
+      </w:r>
+    </w:p>
+    <w:p>
+      <w:pPr>
+        <w:tabs>
+          <w:tab w:val="left" w:pos="10206"/>
+        </w:tabs>
+        <w:ind w:right="652"/>
+      </w:pPr>
+    </w:p>
+    <w:p>
+      <w:pPr>
+        <w:tabs>
+          <w:tab w:val="left" w:pos="10206"/>
+        </w:tabs>
+        <w:ind w:right="652"/>
+      </w:pPr>
+      <w:proofErr w:type="gramStart"/>
+      <w:r>
+        <w:t>therefore</w:t>
+      </w:r>
+      <w:proofErr w:type="gramEnd"/>
+      <w:r>
+        <w:t xml:space="preserve"> lawfully present in the Republic of South Africa until his application is finally determined.</w:t>
+      </w:r>
+    </w:p>
+    <w:p>
+      <w:pPr>
+        <w:tabs>
+          <w:tab w:val="left" w:pos="10206"/>
+        </w:tabs>
+        <w:ind w:right="652"/>
+      </w:pPr>
+    </w:p>
+    <w:p>
+      <w:pPr>
+        <w:tabs>
+          <w:tab w:val="left" w:pos="10206"/>
+        </w:tabs>
+        <w:ind w:right="652"/>
+      </w:pPr>
+      <w:r>
+        <w:t>Our client is absolutely protected by Section 21(4) of the Refugees Act and the binding principle of non- refoulement from arrest, detention, prosecution, or deportation relating to their immigration status.</w:t>
+      </w:r>
+    </w:p>
+    <w:p>
+      <w:pPr>
+        <w:tabs>
+          <w:tab w:val="left" w:pos="10206"/>
+        </w:tabs>
+        <w:ind w:right="652"/>
+      </w:pPr>
+      <w:r>
+        <w:t>This protection is reinforced by direct Constitutional Court interdicts prohibiting such actions.</w:t>
+      </w:r>
+    </w:p>
+    <w:p>
+      <w:pPr>
         <w:pStyle w:val="ListParagraph"/>
         <w:tabs>
           <w:tab w:val="left" w:pos="10206"/>
@@ -4616,14 +5061,47 @@
     </w:p>
     <w:p>
       <w:pPr>
+        <w:tabs>
+          <w:tab w:val="left" w:pos="10206"/>
+        </w:tabs>
+        <w:ind w:right="652"/>
+      </w:pPr>
+      <w:r>
+        <w:t>Our clients will have in their possession a copy of their Declaration of Intention to Apply for Asylum, proof of its submission to the DHA, and a copy of this explanatory letter.</w:t>
+      </w:r>
+    </w:p>
+    <w:p>
+      <w:pPr>
         <w:pStyle w:val="ListParagraph"/>
         <w:tabs>
           <w:tab w:val="left" w:pos="10206"/>
         </w:tabs>
         <w:ind w:right="652"/>
       </w:pPr>
-      <w:r>
-        <w:t>Should you require any further clarification or wish to verify the status of this applicant’s case, please do not hesitate to contact our offices.</w:t>
+    </w:p>
+    <w:p>
+      <w:pPr>
+        <w:tabs>
+          <w:tab w:val="left" w:pos="10206"/>
+        </w:tabs>
+        <w:ind w:right="652"/>
+      </w:pPr>
+      <w:r>
+        <w:t xml:space="preserve">We trust this detailed exposition of the current law is unambiguous. We respectfully request that you </w:t>
+      </w:r>
+      <w:proofErr w:type="spellStart"/>
+      <w:r>
+        <w:t>recognise</w:t>
+      </w:r>
+      <w:proofErr w:type="spellEnd"/>
+      <w:r>
+        <w:t xml:space="preserve"> </w:t>
+      </w:r>
+      <w:r>
+        <w:t>[title] [full names]</w:t>
+      </w:r>
+      <w:r>
+        <w:t>’s protected legal status and assist where necessary. Any action contrary to the clear principles and court orders cited herein would be unlawful and subject to legal challenge.</w:t>
       </w:r>
     </w:p>
     <w:p>
@@ -4637,152 +5115,6 @@
     </w:p>
     <w:p>
       <w:pPr>
-        <w:pStyle w:val="ListParagraph"/>
-        <w:tabs>
-          <w:tab w:val="left" w:pos="10206"/>
-        </w:tabs>
-        <w:ind w:right="652"/>
-      </w:pPr>
-    </w:p>
-    <w:p>
-      <w:pPr>
-        <w:pStyle w:val="ListParagraph"/>
-        <w:tabs>
-          <w:tab w:val="left" w:pos="10206"/>
-        </w:tabs>
-        <w:ind w:right="652"/>
-      </w:pPr>
-    </w:p>
-    <w:p>
-      <w:pPr>
-        <w:pStyle w:val="ListParagraph"/>
-        <w:tabs>
-          <w:tab w:val="left" w:pos="10206"/>
-        </w:tabs>
-        <w:ind w:right="652"/>
-      </w:pPr>
-    </w:p>
-    <w:p>
-      <w:pPr>
-        <w:pStyle w:val="ListParagraph"/>
-        <w:tabs>
-          <w:tab w:val="left" w:pos="10206"/>
-        </w:tabs>
-        <w:ind w:right="652"/>
-      </w:pPr>
-      <w:r>
-        <w:t xml:space="preserve">Our </w:t>
-      </w:r>
-      <w:proofErr w:type="gramStart"/>
-      <w:r>
-        <w:t>clients</w:t>
-      </w:r>
-      <w:proofErr w:type="gramEnd"/>
-      <w:r>
-        <w:t xml:space="preserve"> action has triggered the full and immediate protection of the Refugees Act. It means our client therefore lawfully present in the Republic of South Africa until his application is finally determined.</w:t>
-      </w:r>
-    </w:p>
-    <w:p>
-      <w:pPr>
-        <w:pStyle w:val="ListParagraph"/>
-        <w:tabs>
-          <w:tab w:val="left" w:pos="10206"/>
-        </w:tabs>
-        <w:ind w:right="652"/>
-      </w:pPr>
-    </w:p>
-    <w:p>
-      <w:pPr>
-        <w:pStyle w:val="ListParagraph"/>
-        <w:tabs>
-          <w:tab w:val="left" w:pos="10206"/>
-        </w:tabs>
-        <w:ind w:right="652"/>
-      </w:pPr>
-      <w:r>
-        <w:t>Our client is absolutely protected by Section 21(4) of the Refugees Act and the binding principle of non- refoulement from arrest, detention, prosecution, or deportation relating to their immigration status.</w:t>
-      </w:r>
-    </w:p>
-    <w:p>
-      <w:pPr>
-        <w:pStyle w:val="ListParagraph"/>
-        <w:tabs>
-          <w:tab w:val="left" w:pos="10206"/>
-        </w:tabs>
-        <w:ind w:right="652"/>
-      </w:pPr>
-      <w:r>
-        <w:t>This protection is reinforced by direct Constitutional Court interdicts prohibiting such actions.</w:t>
-      </w:r>
-    </w:p>
-    <w:p>
-      <w:pPr>
-        <w:pStyle w:val="ListParagraph"/>
-        <w:tabs>
-          <w:tab w:val="left" w:pos="10206"/>
-        </w:tabs>
-        <w:ind w:right="652"/>
-      </w:pPr>
-    </w:p>
-    <w:p>
-      <w:pPr>
-        <w:pStyle w:val="ListParagraph"/>
-        <w:tabs>
-          <w:tab w:val="left" w:pos="10206"/>
-        </w:tabs>
-        <w:ind w:right="652"/>
-      </w:pPr>
-      <w:r>
-        <w:t>Our clients will have in their possession a copy of their Declaration of Intention to Apply for Asylum, proof of its submission to the DHA, and a copy of this explanatory letter.</w:t>
-      </w:r>
-    </w:p>
-    <w:p>
-      <w:pPr>
-        <w:pStyle w:val="ListParagraph"/>
-        <w:tabs>
-          <w:tab w:val="left" w:pos="10206"/>
-        </w:tabs>
-        <w:ind w:right="652"/>
-      </w:pPr>
-    </w:p>
-    <w:p>
-      <w:pPr>
-        <w:pStyle w:val="ListParagraph"/>
-        <w:tabs>
-          <w:tab w:val="left" w:pos="10206"/>
-        </w:tabs>
-        <w:ind w:right="652"/>
-      </w:pPr>
-      <w:r>
-        <w:t xml:space="preserve">We trust this detailed exposition of the current law is unambiguous. We respectfully request that you </w:t>
-      </w:r>
-      <w:proofErr w:type="spellStart"/>
-      <w:r>
-        <w:t>recognise</w:t>
-      </w:r>
-      <w:proofErr w:type="spellEnd"/>
-      <w:r>
-        <w:t xml:space="preserve"> </w:t>
-      </w:r>
-      <w:r>
-        <w:t>[title] [full names]</w:t>
-      </w:r>
-      <w:r>
-        <w:t>’s protected legal status and assist where necessary. Any action contrary to the clear principles and court orders cited herein would be unlawful and subject to legal challenge.</w:t>
-      </w:r>
-    </w:p>
-    <w:p>
-      <w:pPr>
-        <w:pStyle w:val="ListParagraph"/>
-        <w:tabs>
-          <w:tab w:val="left" w:pos="10206"/>
-        </w:tabs>
-        <w:ind w:right="652"/>
-      </w:pPr>
-    </w:p>
-    <w:p>
-      <w:pPr>
-        <w:pStyle w:val="ListParagraph"/>
         <w:tabs>
           <w:tab w:val="left" w:pos="10206"/>
         </w:tabs>
@@ -5038,38 +5370,34 @@
         <w:spacing w:before="241"/>
         <w:ind w:right="652"/>
       </w:pPr>
-    </w:p>
-    <w:p>
-      <w:pPr>
-        <w:pStyle w:val="BodyText"/>
-        <w:tabs>
-          <w:tab w:val="left" w:pos="10206"/>
-        </w:tabs>
-        <w:spacing w:before="241"/>
-        <w:ind w:right="652"/>
-      </w:pPr>
-    </w:p>
-    <w:p>
-      <w:pPr>
-        <w:pStyle w:val="BodyText"/>
-        <w:tabs>
-          <w:tab w:val="left" w:pos="10206"/>
-        </w:tabs>
-        <w:spacing w:before="241"/>
-        <w:ind w:right="652"/>
-      </w:pPr>
-      <w:r>
-        <w:t>________________</w:t>
-      </w:r>
       <w:bookmarkStart w:id="0" w:name="_GoBack"/>
       <w:bookmarkEnd w:id="0"/>
     </w:p>
     <w:p>
       <w:pPr>
-        <w:tabs>
-          <w:tab w:val="left" w:pos="10206"/>
-        </w:tabs>
-        <w:ind w:left="100" w:right="652"/>
+        <w:pStyle w:val="BodyText"/>
+        <w:tabs>
+          <w:tab w:val="left" w:pos="10206"/>
+        </w:tabs>
+        <w:spacing w:before="241"/>
+        <w:ind w:right="652"/>
+        <w:rPr>
+          <w:b/>
+        </w:rPr>
+      </w:pPr>
+      <w:r>
+        <w:rPr>
+          <w:b/>
+        </w:rPr>
+        <w:t>_________________</w:t>
+      </w:r>
+    </w:p>
+    <w:p>
+      <w:pPr>
+        <w:tabs>
+          <w:tab w:val="left" w:pos="10206"/>
+        </w:tabs>
+        <w:ind w:right="652"/>
         <w:rPr>
           <w:b/>
         </w:rPr>
@@ -5113,8 +5441,10 @@
         <w:tabs>
           <w:tab w:val="left" w:pos="10206"/>
         </w:tabs>
-        <w:spacing w:before="103" w:line="746" w:lineRule="exact"/>
-        <w:ind w:left="100" w:right="652"/>
+        <w:ind w:right="652"/>
+        <w:rPr>
+          <w:b/>
+        </w:rPr>
       </w:pPr>
       <w:r>
         <w:rPr>
@@ -5906,14 +6236,13 @@
             </wp:anchor>
           </w:drawing>
         </mc:Choice>
-        <mc:Fallback>
+        <mc:Fallback xmlns:w16se="http://schemas.microsoft.com/office/word/2015/wordml/symex" xmlns:w16sdtfl="http://schemas.microsoft.com/office/word/2024/wordml/sdtformatlock" xmlns:w16sdtdh="http://schemas.microsoft.com/office/word/2020/wordml/sdtdatahash" xmlns:w16du="http://schemas.microsoft.com/office/word/2023/wordml/word16du" xmlns:w16="http://schemas.microsoft.com/office/word/2018/wordml" xmlns:w16cid="http://schemas.microsoft.com/office/word/2016/wordml/cid" xmlns:w16cex="http://schemas.microsoft.com/office/word/2018/wordml/cex" xmlns:w15="http://schemas.microsoft.com/office/word/2012/wordml" xmlns:oel="http://schemas.microsoft.com/office/2019/extlst" xmlns:am3d="http://schemas.microsoft.com/office/drawing/2017/model3d" xmlns:aink="http://schemas.microsoft.com/office/drawing/2016/ink" xmlns:cx8="http://schemas.microsoft.com/office/drawing/2016/5/14/chartex" xmlns:cx7="http://schemas.microsoft.com/office/drawing/2016/5/13/chartex" xmlns:cx6="http://schemas.microsoft.com/office/drawing/2016/5/12/chartex" xmlns:cx5="http://schemas.microsoft.com/office/drawing/2016/5/11/chartex" xmlns:cx4="http://schemas.microsoft.com/office/drawing/2016/5/10/chartex" xmlns:cx3="http://schemas.microsoft.com/office/drawing/2016/5/9/chartex" xmlns:cx2="http://schemas.microsoft.com/office/drawing/2015/10/21/chartex" xmlns:cx1="http://schemas.microsoft.com/office/drawing/2015/9/8/chartex" xmlns:cx="http://schemas.microsoft.com/office/drawing/2014/chartex">
           <w:pict>
-            <v:shapetype id="_x0000_t202" coordsize="21600,21600" o:spt="202" path="m,l,21600r21600,l21600,xe">
+            <v:shapetype w14:anchorId="5A0EB684" id="_x0000_t202" coordsize="21600,21600" o:spt="202" path="m,l,21600r21600,l21600,xe">
               <v:stroke joinstyle="miter"/>
               <v:path gradientshapeok="t" o:connecttype="rect"/>
             </v:shapetype>
-            <v:shape id="Textbox 4" o:spid="_x0000_s1026" type="#_x0000_t202" style="position:absolute;margin-left:69.8pt;margin-top:736pt;width:272.65pt;height:33.2pt;z-index:-15834624;visibility:visible;mso-wrap-style:square;mso-wrap-distance-left:0;mso-wrap-distance-top:0;mso-wrap-distance-right:0;mso-wrap-distance-bottom:0;mso-position-horizontal:absolute;mso-position-horizontal-relative:page;mso-position-vertical:absolute;mso-position-vertical-relative:page;v-text-anchor:top" o:gfxdata="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" filled="f" stroked="f">
-              <v:path arrowok="t"/>
+            <v:shape id="Textbox 4" o:spid="_x0000_s1026" type="#_x0000_t202" style="position:absolute;margin-left:69.8pt;margin-top:736pt;width:272.65pt;height:33.2pt;z-index:-15834624;visibility:visible;mso-wrap-style:square;mso-wrap-distance-left:0;mso-wrap-distance-top:0;mso-wrap-distance-right:0;mso-wrap-distance-bottom:0;mso-position-horizontal:absolute;mso-position-horizontal-relative:page;mso-position-vertical:absolute;mso-position-vertical-relative:page;v-text-anchor:top" o:gfxdata="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" filled="f" stroked="f">
               <v:textbox inset="0,0,0,0">
                 <w:txbxContent>
                   <w:p>
@@ -7084,10 +7413,9 @@
             </wp:anchor>
           </w:drawing>
         </mc:Choice>
-        <mc:Fallback>
+        <mc:Fallback xmlns:w16se="http://schemas.microsoft.com/office/word/2015/wordml/symex" xmlns:w16sdtfl="http://schemas.microsoft.com/office/word/2024/wordml/sdtformatlock" xmlns:w16sdtdh="http://schemas.microsoft.com/office/word/2020/wordml/sdtdatahash" xmlns:w16du="http://schemas.microsoft.com/office/word/2023/wordml/word16du" xmlns:w16="http://schemas.microsoft.com/office/word/2018/wordml" xmlns:w16cid="http://schemas.microsoft.com/office/word/2016/wordml/cid" xmlns:w16cex="http://schemas.microsoft.com/office/word/2018/wordml/cex" xmlns:w15="http://schemas.microsoft.com/office/word/2012/wordml" xmlns:oel="http://schemas.microsoft.com/office/2019/extlst" xmlns:am3d="http://schemas.microsoft.com/office/drawing/2017/model3d" xmlns:aink="http://schemas.microsoft.com/office/drawing/2016/ink" xmlns:cx8="http://schemas.microsoft.com/office/drawing/2016/5/14/chartex" xmlns:cx7="http://schemas.microsoft.com/office/drawing/2016/5/13/chartex" xmlns:cx6="http://schemas.microsoft.com/office/drawing/2016/5/12/chartex" xmlns:cx5="http://schemas.microsoft.com/office/drawing/2016/5/11/chartex" xmlns:cx4="http://schemas.microsoft.com/office/drawing/2016/5/10/chartex" xmlns:cx3="http://schemas.microsoft.com/office/drawing/2016/5/9/chartex" xmlns:cx2="http://schemas.microsoft.com/office/drawing/2015/10/21/chartex" xmlns:cx1="http://schemas.microsoft.com/office/drawing/2015/9/8/chartex" xmlns:cx="http://schemas.microsoft.com/office/drawing/2014/chartex">
           <w:pict>
-            <v:shape id="Textbox 5" o:spid="_x0000_s1027" type="#_x0000_t202" style="position:absolute;margin-left:354.4pt;margin-top:735.65pt;width:217pt;height:22.65pt;z-index:-15834112;visibility:visible;mso-wrap-style:square;mso-wrap-distance-left:0;mso-wrap-distance-top:0;mso-wrap-distance-right:0;mso-wrap-distance-bottom:0;mso-position-horizontal:absolute;mso-position-horizontal-relative:page;mso-position-vertical:absolute;mso-position-vertical-relative:page;v-text-anchor:top" o:gfxdata="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" filled="f" stroked="f">
-              <v:path arrowok="t"/>
+            <v:shape w14:anchorId="2D09DB90" id="Textbox 5" o:spid="_x0000_s1027" type="#_x0000_t202" style="position:absolute;margin-left:354.4pt;margin-top:735.65pt;width:217pt;height:22.65pt;z-index:-15834112;visibility:visible;mso-wrap-style:square;mso-wrap-distance-left:0;mso-wrap-distance-top:0;mso-wrap-distance-right:0;mso-wrap-distance-bottom:0;mso-position-horizontal:absolute;mso-position-horizontal-relative:page;mso-position-vertical:absolute;mso-position-vertical-relative:page;v-text-anchor:top" o:gfxdata="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" filled="f" stroked="f">
               <v:textbox inset="0,0,0,0">
                 <w:txbxContent>
                   <w:p>
@@ -7440,6 +7768,7 @@
                       </w:rPr>
                       <w:t xml:space="preserve"> </w:t>
                     </w:r>
+                    <w:proofErr w:type="gramStart"/>
                     <w:r>
                       <w:rPr>
                         <w:spacing w:val="-6"/>
@@ -7461,6 +7790,7 @@
                       </w:rPr>
                       <w:t>,</w:t>
                     </w:r>
+                    <w:proofErr w:type="gramEnd"/>
                     <w:r>
                       <w:rPr>
                         <w:spacing w:val="40"/>
@@ -7790,9 +8120,9 @@
             </wp:anchor>
           </w:drawing>
         </mc:Choice>
-        <mc:Fallback xmlns:w16cei="http://schemas.microsoft.com/office/word/2026/wordml/cei" xmlns:w16se="http://schemas.microsoft.com/office/word/2015/wordml/symex" xmlns:w16sdtfl="http://schemas.microsoft.com/office/word/2024/wordml/sdtformatlock" xmlns:w16sdtdh="http://schemas.microsoft.com/office/word/2020/wordml/sdtdatahash" xmlns:w16du="http://schemas.microsoft.com/office/word/2023/wordml/word16du" xmlns:w16="http://schemas.microsoft.com/office/word/2018/wordml" xmlns:w16cid="http://schemas.microsoft.com/office/word/2016/wordml/cid" xmlns:w16cex="http://schemas.microsoft.com/office/word/2018/wordml/cex" xmlns:w15="http://schemas.microsoft.com/office/word/2012/wordml" xmlns:oel="http://schemas.microsoft.com/office/2019/extlst" xmlns:am3d="http://schemas.microsoft.com/office/drawing/2017/model3d" xmlns:aink="http://schemas.microsoft.com/office/drawing/2016/ink" xmlns:cx8="http://schemas.microsoft.com/office/drawing/2016/5/14/chartex" xmlns:cx7="http://schemas.microsoft.com/office/drawing/2016/5/13/chartex" xmlns:cx6="http://schemas.microsoft.com/office/drawing/2016/5/12/chartex" xmlns:cx5="http://schemas.microsoft.com/office/drawing/2016/5/11/chartex" xmlns:cx4="http://schemas.microsoft.com/office/drawing/2016/5/10/chartex" xmlns:cx3="http://schemas.microsoft.com/office/drawing/2016/5/9/chartex" xmlns:cx2="http://schemas.microsoft.com/office/drawing/2015/10/21/chartex" xmlns:cx1="http://schemas.microsoft.com/office/drawing/2015/9/8/chartex" xmlns:cx="http://schemas.microsoft.com/office/drawing/2014/chartex">
+        <mc:Fallback xmlns:w16se="http://schemas.microsoft.com/office/word/2015/wordml/symex" xmlns:w16sdtfl="http://schemas.microsoft.com/office/word/2024/wordml/sdtformatlock" xmlns:w16sdtdh="http://schemas.microsoft.com/office/word/2020/wordml/sdtdatahash" xmlns:w16du="http://schemas.microsoft.com/office/word/2023/wordml/word16du" xmlns:w16="http://schemas.microsoft.com/office/word/2018/wordml" xmlns:w16cid="http://schemas.microsoft.com/office/word/2016/wordml/cid" xmlns:w16cex="http://schemas.microsoft.com/office/word/2018/wordml/cex" xmlns:w15="http://schemas.microsoft.com/office/word/2012/wordml" xmlns:oel="http://schemas.microsoft.com/office/2019/extlst" xmlns:am3d="http://schemas.microsoft.com/office/drawing/2017/model3d" xmlns:aink="http://schemas.microsoft.com/office/drawing/2016/ink" xmlns:cx8="http://schemas.microsoft.com/office/drawing/2016/5/14/chartex" xmlns:cx7="http://schemas.microsoft.com/office/drawing/2016/5/13/chartex" xmlns:cx6="http://schemas.microsoft.com/office/drawing/2016/5/12/chartex" xmlns:cx5="http://schemas.microsoft.com/office/drawing/2016/5/11/chartex" xmlns:cx4="http://schemas.microsoft.com/office/drawing/2016/5/10/chartex" xmlns:cx3="http://schemas.microsoft.com/office/drawing/2016/5/9/chartex" xmlns:cx2="http://schemas.microsoft.com/office/drawing/2015/10/21/chartex" xmlns:cx1="http://schemas.microsoft.com/office/drawing/2015/9/8/chartex" xmlns:cx="http://schemas.microsoft.com/office/drawing/2014/chartex">
           <w:pict>
-            <v:shape w14:anchorId="226EACC8" id="Graphic 2" o:spid="_x0000_s1026" style="position:absolute;margin-left:33.8pt;margin-top:117.5pt;width:523.7pt;height:.1pt;z-index:-15835648;visibility:visible;mso-wrap-style:square;mso-wrap-distance-left:0;mso-wrap-distance-top:0;mso-wrap-distance-right:0;mso-wrap-distance-bottom:0;mso-position-horizontal:absolute;mso-position-horizontal-relative:page;mso-position-vertical:absolute;mso-position-vertical-relative:page;v-text-anchor:top" coordsize="6650990,1270" o:gfxdata="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" path="m,l6650990,e" filled="f" strokeweight=".18622mm">
+            <v:shape w14:anchorId="44E9E910" id="Graphic 2" o:spid="_x0000_s1026" style="position:absolute;margin-left:33.8pt;margin-top:117.5pt;width:523.7pt;height:.1pt;z-index:-15835648;visibility:visible;mso-wrap-style:square;mso-wrap-distance-left:0;mso-wrap-distance-top:0;mso-wrap-distance-right:0;mso-wrap-distance-bottom:0;mso-position-horizontal:absolute;mso-position-horizontal-relative:page;mso-position-vertical:absolute;mso-position-vertical-relative:page;v-text-anchor:top" coordsize="6650990,1270" o:gfxdata="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" path="m,l6650990,e" filled="f" strokeweight=".18622mm">
               <v:stroke dashstyle="3 1"/>
               <v:path arrowok="t"/>
               <w10:wrap anchorx="page" anchory="page"/>
@@ -9366,7 +9696,7 @@
 </file>
 
 <file path=customXml/itemProps1.xml><?xml version="1.0" encoding="utf-8"?>
-<ds:datastoreItem xmlns:ds="http://schemas.openxmlformats.org/officeDocument/2006/customXml" ds:itemID="{2598434E-A6CD-43A8-9788-AC5724610928}">
+<ds:datastoreItem xmlns:ds="http://schemas.openxmlformats.org/officeDocument/2006/customXml" ds:itemID="{77A54D48-2B78-4F0F-848D-5C52F45CF4D0}">
   <ds:schemaRefs>
     <ds:schemaRef ds:uri="http://schemas.openxmlformats.org/officeDocument/2006/bibliography"/>
   </ds:schemaRefs>
